--- a/Task 4/DWH_Aliaksei_Papou_Business_Template_Task4.docx
+++ b/Task 4/DWH_Aliaksei_Papou_Business_Template_Task4.docx
@@ -10,6 +10,7 @@
       </w:pPr>
       <w:r>
         <w:rPr/>
+        <w:tab/>
       </w:r>
     </w:p>
     <w:p>
@@ -29,7 +30,7 @@
       <w:r>
         <w:rPr/>
         <w:drawing>
-          <wp:anchor behindDoc="0" distT="0" distB="0" distL="0" distR="0" simplePos="0" locked="0" layoutInCell="0" allowOverlap="1" relativeHeight="158">
+          <wp:anchor behindDoc="0" distT="0" distB="0" distL="0" distR="0" simplePos="0" locked="0" layoutInCell="0" allowOverlap="1" relativeHeight="169">
             <wp:simplePos x="0" y="0"/>
             <wp:positionH relativeFrom="column">
               <wp:posOffset>635</wp:posOffset>
@@ -895,37 +896,26 @@
             </w:r>
             <w:r>
               <w:rPr>
-                <w:webHidden/>
-              </w:rPr>
-              <w:fldChar w:fldCharType="begin"/>
-            </w:r>
-            <w:r>
-              <w:rPr>
-                <w:webHidden/>
-              </w:rPr>
-              <w:instrText xml:space="preserve">PAGEREF _Toc155614193 \h</w:instrText>
-            </w:r>
-            <w:r>
-              <w:rPr>
-                <w:webHidden/>
-              </w:rPr>
-              <w:fldChar w:fldCharType="separate"/>
-            </w:r>
-            <w:r>
-              <w:rPr>
                 <w:rStyle w:val="IndexLink"/>
                 <w:vanish w:val="false"/>
               </w:rPr>
               <w:tab/>
-              <w:t>4</w:t>
-            </w:r>
-            <w:r>
-              <w:rPr>
-                <w:webHidden/>
-              </w:rPr>
-              <w:fldChar w:fldCharType="end"/>
             </w:r>
           </w:hyperlink>
+          <w:r>
+            <w:rPr>
+              <w:rFonts w:eastAsia="Times New Roman" w:cs="Times New Roman"/>
+              <w:bCs/>
+              <w:caps/>
+              <w:vanish w:val="false"/>
+              <w:color w:val="3B3838" w:themeColor="background2" w:themeShade="40"/>
+              <w:kern w:val="0"/>
+              <w:sz w:val="20"/>
+              <w:szCs w:val="24"/>
+              <w:lang w:val="en-US" w:eastAsia="en-US" w:bidi="ar-SA"/>
+            </w:rPr>
+            <w:t>29</w:t>
+          </w:r>
         </w:p>
         <w:p>
           <w:pPr>
@@ -1003,7 +993,7 @@
                 <w:vanish w:val="false"/>
               </w:rPr>
               <w:tab/>
-              <w:t>4</w:t>
+              <w:t>33</w:t>
             </w:r>
             <w:r>
               <w:rPr>
@@ -1089,7 +1079,7 @@
                 <w:vanish w:val="false"/>
               </w:rPr>
               <w:tab/>
-              <w:t>4</w:t>
+              <w:t>35</w:t>
             </w:r>
             <w:r>
               <w:rPr>
@@ -1175,7 +1165,7 @@
                 <w:vanish w:val="false"/>
               </w:rPr>
               <w:tab/>
-              <w:t>4</w:t>
+              <w:t>37</w:t>
             </w:r>
             <w:r>
               <w:rPr>
@@ -1234,16 +1224,16 @@
           <w:sz w:val="24"/>
         </w:rPr>
       </w:r>
-      <w:bookmarkStart w:id="4" w:name="_Toc4565985871"/>
+      <w:bookmarkStart w:id="4" w:name="_Toc44755581"/>
       <w:bookmarkStart w:id="5" w:name="_Section_1"/>
       <w:bookmarkStart w:id="6" w:name="_Toc4566009181"/>
-      <w:bookmarkStart w:id="7" w:name="_Toc44755581"/>
-      <w:bookmarkStart w:id="8" w:name="_Toc24844211"/>
-      <w:bookmarkStart w:id="9" w:name="_Toc4565985871"/>
+      <w:bookmarkStart w:id="7" w:name="_Toc24844211"/>
+      <w:bookmarkStart w:id="8" w:name="_Toc4565985871"/>
+      <w:bookmarkStart w:id="9" w:name="_Toc44755581"/>
       <w:bookmarkStart w:id="10" w:name="_Section_1"/>
       <w:bookmarkStart w:id="11" w:name="_Toc4566009181"/>
-      <w:bookmarkStart w:id="12" w:name="_Toc44755581"/>
-      <w:bookmarkStart w:id="13" w:name="_Toc24844211"/>
+      <w:bookmarkStart w:id="12" w:name="_Toc24844211"/>
+      <w:bookmarkStart w:id="13" w:name="_Toc4565985871"/>
       <w:bookmarkEnd w:id="9"/>
       <w:bookmarkEnd w:id="10"/>
       <w:bookmarkEnd w:id="11"/>
@@ -1259,9 +1249,9 @@
         <w:ind w:left="431" w:hanging="431"/>
         <w:rPr/>
       </w:pPr>
-      <w:bookmarkStart w:id="14" w:name="_Toc155614186"/>
-      <w:bookmarkStart w:id="15" w:name="_Toc509167633"/>
-      <w:bookmarkStart w:id="16" w:name="_Toc412572569"/>
+      <w:bookmarkStart w:id="14" w:name="_Toc509167633"/>
+      <w:bookmarkStart w:id="15" w:name="_Toc412572569"/>
+      <w:bookmarkStart w:id="16" w:name="_Toc155614186"/>
       <w:r>
         <w:rPr/>
         <w:t>Business Description</w:t>
@@ -1277,9 +1267,9 @@
         <w:ind w:left="851" w:hanging="851"/>
         <w:rPr/>
       </w:pPr>
-      <w:bookmarkStart w:id="17" w:name="_Toc412572570"/>
-      <w:bookmarkStart w:id="18" w:name="_Toc509167634"/>
-      <w:bookmarkStart w:id="19" w:name="_Toc155614187"/>
+      <w:bookmarkStart w:id="17" w:name="_Toc509167634"/>
+      <w:bookmarkStart w:id="18" w:name="_Toc155614187"/>
+      <w:bookmarkStart w:id="19" w:name="_Toc412572570"/>
       <w:r>
         <w:rPr/>
         <w:t>Business background</w:t>
@@ -1763,6 +1753,7 @@
           <w:sz w:val="28"/>
           <w:szCs w:val="28"/>
         </w:rPr>
+        <w:tab/>
         <w:t xml:space="preserve">The first dataset (src_apple_pos.csv) </w:t>
       </w:r>
       <w:r>
@@ -2814,6 +2805,7 @@
           <w:sz w:val="28"/>
           <w:szCs w:val="28"/>
         </w:rPr>
+        <w:tab/>
         <w:t xml:space="preserve">The second dataset (src_apple_online.csv) </w:t>
       </w:r>
       <w:r>
@@ -4848,14 +4840,14 @@
         <w:tblLook w:val="0000" w:noHBand="0" w:noVBand="0" w:firstColumn="0" w:lastRow="0" w:lastColumn="0" w:firstRow="0"/>
       </w:tblPr>
       <w:tblGrid>
-        <w:gridCol w:w="1321"/>
-        <w:gridCol w:w="1024"/>
+        <w:gridCol w:w="1317"/>
+        <w:gridCol w:w="1028"/>
         <w:gridCol w:w="1023"/>
         <w:gridCol w:w="1022"/>
-        <w:gridCol w:w="1024"/>
-        <w:gridCol w:w="1023"/>
-        <w:gridCol w:w="871"/>
+        <w:gridCol w:w="1025"/>
         <w:gridCol w:w="1022"/>
+        <w:gridCol w:w="875"/>
+        <w:gridCol w:w="1018"/>
         <w:gridCol w:w="1023"/>
       </w:tblGrid>
       <w:tr>
@@ -4864,7 +4856,7 @@
         </w:trPr>
         <w:tc>
           <w:tcPr>
-            <w:tcW w:w="1321" w:type="dxa"/>
+            <w:tcW w:w="1317" w:type="dxa"/>
             <w:tcBorders>
               <w:top w:val="single" w:sz="4" w:space="0" w:color="76CDD8"/>
               <w:left w:val="single" w:sz="4" w:space="0" w:color="76CDD8"/>
@@ -4897,7 +4889,7 @@
         </w:tc>
         <w:tc>
           <w:tcPr>
-            <w:tcW w:w="1024" w:type="dxa"/>
+            <w:tcW w:w="1028" w:type="dxa"/>
             <w:tcBorders>
               <w:top w:val="single" w:sz="4" w:space="0" w:color="76CDD8"/>
               <w:left w:val="single" w:sz="4" w:space="0" w:color="76CDD8"/>
@@ -4995,7 +4987,7 @@
         </w:tc>
         <w:tc>
           <w:tcPr>
-            <w:tcW w:w="1024" w:type="dxa"/>
+            <w:tcW w:w="1025" w:type="dxa"/>
             <w:tcBorders>
               <w:top w:val="single" w:sz="4" w:space="0" w:color="76CDD8"/>
               <w:left w:val="single" w:sz="4" w:space="0" w:color="76CDD8"/>
@@ -5027,7 +5019,7 @@
         </w:tc>
         <w:tc>
           <w:tcPr>
-            <w:tcW w:w="1023" w:type="dxa"/>
+            <w:tcW w:w="1022" w:type="dxa"/>
             <w:tcBorders>
               <w:top w:val="single" w:sz="4" w:space="0" w:color="76CDD8"/>
               <w:left w:val="single" w:sz="4" w:space="0" w:color="76CDD8"/>
@@ -5059,7 +5051,7 @@
         </w:tc>
         <w:tc>
           <w:tcPr>
-            <w:tcW w:w="871" w:type="dxa"/>
+            <w:tcW w:w="875" w:type="dxa"/>
             <w:tcBorders>
               <w:top w:val="single" w:sz="4" w:space="0" w:color="76CDD8"/>
               <w:left w:val="single" w:sz="4" w:space="0" w:color="76CDD8"/>
@@ -5091,7 +5083,7 @@
         </w:tc>
         <w:tc>
           <w:tcPr>
-            <w:tcW w:w="1022" w:type="dxa"/>
+            <w:tcW w:w="1018" w:type="dxa"/>
             <w:tcBorders>
               <w:top w:val="single" w:sz="4" w:space="0" w:color="76CDD8"/>
               <w:left w:val="single" w:sz="4" w:space="0" w:color="76CDD8"/>
@@ -5161,7 +5153,7 @@
         </w:trPr>
         <w:tc>
           <w:tcPr>
-            <w:tcW w:w="1321" w:type="dxa"/>
+            <w:tcW w:w="1317" w:type="dxa"/>
             <w:tcBorders>
               <w:top w:val="single" w:sz="4" w:space="0" w:color="76CDD8"/>
               <w:left w:val="single" w:sz="4" w:space="0" w:color="76CDD8"/>
@@ -5184,7 +5176,7 @@
         </w:tc>
         <w:tc>
           <w:tcPr>
-            <w:tcW w:w="1024" w:type="dxa"/>
+            <w:tcW w:w="1028" w:type="dxa"/>
             <w:tcBorders>
               <w:top w:val="single" w:sz="4" w:space="0" w:color="76CDD8"/>
               <w:left w:val="single" w:sz="4" w:space="0" w:color="76CDD8"/>
@@ -5252,7 +5244,7 @@
         </w:tc>
         <w:tc>
           <w:tcPr>
-            <w:tcW w:w="1024" w:type="dxa"/>
+            <w:tcW w:w="1025" w:type="dxa"/>
             <w:tcBorders>
               <w:top w:val="single" w:sz="4" w:space="0" w:color="76CDD8"/>
               <w:left w:val="single" w:sz="4" w:space="0" w:color="76CDD8"/>
@@ -5274,7 +5266,7 @@
         </w:tc>
         <w:tc>
           <w:tcPr>
-            <w:tcW w:w="1023" w:type="dxa"/>
+            <w:tcW w:w="1022" w:type="dxa"/>
             <w:tcBorders>
               <w:top w:val="single" w:sz="4" w:space="0" w:color="76CDD8"/>
               <w:left w:val="single" w:sz="4" w:space="0" w:color="76CDD8"/>
@@ -5296,7 +5288,7 @@
         </w:tc>
         <w:tc>
           <w:tcPr>
-            <w:tcW w:w="871" w:type="dxa"/>
+            <w:tcW w:w="875" w:type="dxa"/>
             <w:tcBorders>
               <w:top w:val="single" w:sz="4" w:space="0" w:color="76CDD8"/>
               <w:left w:val="single" w:sz="4" w:space="0" w:color="76CDD8"/>
@@ -5318,7 +5310,7 @@
         </w:tc>
         <w:tc>
           <w:tcPr>
-            <w:tcW w:w="1022" w:type="dxa"/>
+            <w:tcW w:w="1018" w:type="dxa"/>
             <w:tcBorders>
               <w:top w:val="single" w:sz="4" w:space="0" w:color="76CDD8"/>
               <w:left w:val="single" w:sz="4" w:space="0" w:color="76CDD8"/>
@@ -7793,12 +7785,12 @@
       <w:tblGrid>
         <w:gridCol w:w="1124"/>
         <w:gridCol w:w="1068"/>
-        <w:gridCol w:w="1023"/>
-        <w:gridCol w:w="1024"/>
+        <w:gridCol w:w="1022"/>
+        <w:gridCol w:w="1025"/>
         <w:gridCol w:w="1022"/>
         <w:gridCol w:w="1023"/>
-        <w:gridCol w:w="1024"/>
-        <w:gridCol w:w="1022"/>
+        <w:gridCol w:w="1028"/>
+        <w:gridCol w:w="1018"/>
         <w:gridCol w:w="1023"/>
       </w:tblGrid>
       <w:tr>
@@ -7873,7 +7865,7 @@
         </w:tc>
         <w:tc>
           <w:tcPr>
-            <w:tcW w:w="1023" w:type="dxa"/>
+            <w:tcW w:w="1022" w:type="dxa"/>
             <w:tcBorders>
               <w:top w:val="single" w:sz="4" w:space="0" w:color="76CDD8"/>
               <w:left w:val="single" w:sz="4" w:space="0" w:color="76CDD8"/>
@@ -7905,7 +7897,7 @@
         </w:tc>
         <w:tc>
           <w:tcPr>
-            <w:tcW w:w="1024" w:type="dxa"/>
+            <w:tcW w:w="1025" w:type="dxa"/>
             <w:tcBorders>
               <w:top w:val="single" w:sz="4" w:space="0" w:color="76CDD8"/>
               <w:left w:val="single" w:sz="4" w:space="0" w:color="76CDD8"/>
@@ -8002,7 +7994,7 @@
         </w:tc>
         <w:tc>
           <w:tcPr>
-            <w:tcW w:w="1024" w:type="dxa"/>
+            <w:tcW w:w="1028" w:type="dxa"/>
             <w:tcBorders>
               <w:top w:val="single" w:sz="4" w:space="0" w:color="76CDD8"/>
               <w:left w:val="single" w:sz="4" w:space="0" w:color="76CDD8"/>
@@ -8034,7 +8026,7 @@
         </w:tc>
         <w:tc>
           <w:tcPr>
-            <w:tcW w:w="1022" w:type="dxa"/>
+            <w:tcW w:w="1018" w:type="dxa"/>
             <w:tcBorders>
               <w:top w:val="single" w:sz="4" w:space="0" w:color="76CDD8"/>
               <w:left w:val="single" w:sz="4" w:space="0" w:color="76CDD8"/>
@@ -8150,6 +8142,73 @@
         </w:tc>
         <w:tc>
           <w:tcPr>
+            <w:tcW w:w="1022" w:type="dxa"/>
+            <w:tcBorders>
+              <w:top w:val="single" w:sz="4" w:space="0" w:color="76CDD8"/>
+              <w:left w:val="single" w:sz="4" w:space="0" w:color="76CDD8"/>
+              <w:bottom w:val="single" w:sz="4" w:space="0" w:color="76CDD8"/>
+            </w:tcBorders>
+          </w:tcPr>
+          <w:p>
+            <w:pPr>
+              <w:pStyle w:val="TextBody"/>
+              <w:widowControl w:val="false"/>
+              <w:spacing w:before="120" w:after="0"/>
+              <w:rPr/>
+            </w:pPr>
+            <w:r>
+              <w:rPr/>
+              <w:t>Mall store</w:t>
+            </w:r>
+          </w:p>
+        </w:tc>
+        <w:tc>
+          <w:tcPr>
+            <w:tcW w:w="1025" w:type="dxa"/>
+            <w:tcBorders>
+              <w:top w:val="single" w:sz="4" w:space="0" w:color="76CDD8"/>
+              <w:left w:val="single" w:sz="4" w:space="0" w:color="76CDD8"/>
+              <w:bottom w:val="single" w:sz="4" w:space="0" w:color="76CDD8"/>
+              <w:right w:val="single" w:sz="4" w:space="0" w:color="76CDD8"/>
+            </w:tcBorders>
+          </w:tcPr>
+          <w:p>
+            <w:pPr>
+              <w:pStyle w:val="TextBody"/>
+              <w:widowControl w:val="false"/>
+              <w:spacing w:before="120" w:after="0"/>
+              <w:rPr/>
+            </w:pPr>
+            <w:r>
+              <w:rPr/>
+              <w:t>Active</w:t>
+            </w:r>
+          </w:p>
+        </w:tc>
+        <w:tc>
+          <w:tcPr>
+            <w:tcW w:w="1022" w:type="dxa"/>
+            <w:tcBorders>
+              <w:top w:val="single" w:sz="4" w:space="0" w:color="76CDD8"/>
+              <w:left w:val="single" w:sz="4" w:space="0" w:color="76CDD8"/>
+              <w:bottom w:val="single" w:sz="4" w:space="0" w:color="76CDD8"/>
+            </w:tcBorders>
+          </w:tcPr>
+          <w:p>
+            <w:pPr>
+              <w:pStyle w:val="TextBody"/>
+              <w:widowControl w:val="false"/>
+              <w:spacing w:before="120" w:after="0"/>
+              <w:rPr/>
+            </w:pPr>
+            <w:r>
+              <w:rPr/>
+              <w:t>544</w:t>
+            </w:r>
+          </w:p>
+        </w:tc>
+        <w:tc>
+          <w:tcPr>
             <w:tcW w:w="1023" w:type="dxa"/>
             <w:tcBorders>
               <w:top w:val="single" w:sz="4" w:space="0" w:color="76CDD8"/>
@@ -8166,80 +8225,13 @@
             </w:pPr>
             <w:r>
               <w:rPr/>
-              <w:t>Mall store</w:t>
-            </w:r>
-          </w:p>
-        </w:tc>
-        <w:tc>
-          <w:tcPr>
-            <w:tcW w:w="1024" w:type="dxa"/>
-            <w:tcBorders>
-              <w:top w:val="single" w:sz="4" w:space="0" w:color="76CDD8"/>
-              <w:left w:val="single" w:sz="4" w:space="0" w:color="76CDD8"/>
-              <w:bottom w:val="single" w:sz="4" w:space="0" w:color="76CDD8"/>
-              <w:right w:val="single" w:sz="4" w:space="0" w:color="76CDD8"/>
-            </w:tcBorders>
-          </w:tcPr>
-          <w:p>
-            <w:pPr>
-              <w:pStyle w:val="TextBody"/>
-              <w:widowControl w:val="false"/>
-              <w:spacing w:before="120" w:after="0"/>
-              <w:rPr/>
-            </w:pPr>
-            <w:r>
-              <w:rPr/>
-              <w:t>Active</w:t>
-            </w:r>
-          </w:p>
-        </w:tc>
-        <w:tc>
-          <w:tcPr>
-            <w:tcW w:w="1022" w:type="dxa"/>
-            <w:tcBorders>
-              <w:top w:val="single" w:sz="4" w:space="0" w:color="76CDD8"/>
-              <w:left w:val="single" w:sz="4" w:space="0" w:color="76CDD8"/>
-              <w:bottom w:val="single" w:sz="4" w:space="0" w:color="76CDD8"/>
-            </w:tcBorders>
-          </w:tcPr>
-          <w:p>
-            <w:pPr>
-              <w:pStyle w:val="TextBody"/>
-              <w:widowControl w:val="false"/>
-              <w:spacing w:before="120" w:after="0"/>
-              <w:rPr/>
-            </w:pPr>
-            <w:r>
-              <w:rPr/>
-              <w:t>544</w:t>
-            </w:r>
-          </w:p>
-        </w:tc>
-        <w:tc>
-          <w:tcPr>
-            <w:tcW w:w="1023" w:type="dxa"/>
-            <w:tcBorders>
-              <w:top w:val="single" w:sz="4" w:space="0" w:color="76CDD8"/>
-              <w:left w:val="single" w:sz="4" w:space="0" w:color="76CDD8"/>
-              <w:bottom w:val="single" w:sz="4" w:space="0" w:color="76CDD8"/>
-            </w:tcBorders>
-          </w:tcPr>
-          <w:p>
-            <w:pPr>
-              <w:pStyle w:val="TextBody"/>
-              <w:widowControl w:val="false"/>
-              <w:spacing w:before="120" w:after="0"/>
-              <w:rPr/>
-            </w:pPr>
-            <w:r>
-              <w:rPr/>
               <w:t>2015</w:t>
             </w:r>
           </w:p>
         </w:tc>
         <w:tc>
           <w:tcPr>
-            <w:tcW w:w="1024" w:type="dxa"/>
+            <w:tcW w:w="1028" w:type="dxa"/>
             <w:tcBorders>
               <w:top w:val="single" w:sz="4" w:space="0" w:color="76CDD8"/>
               <w:left w:val="single" w:sz="4" w:space="0" w:color="76CDD8"/>
@@ -8261,7 +8253,7 @@
         </w:tc>
         <w:tc>
           <w:tcPr>
-            <w:tcW w:w="1022" w:type="dxa"/>
+            <w:tcW w:w="1018" w:type="dxa"/>
             <w:tcBorders>
               <w:top w:val="single" w:sz="4" w:space="0" w:color="76CDD8"/>
               <w:left w:val="single" w:sz="4" w:space="0" w:color="76CDD8"/>
@@ -9058,8 +9050,8 @@
         <w:gridCol w:w="1336"/>
         <w:gridCol w:w="1196"/>
         <w:gridCol w:w="1336"/>
-        <w:gridCol w:w="1337"/>
-        <w:gridCol w:w="1334"/>
+        <w:gridCol w:w="1339"/>
+        <w:gridCol w:w="1332"/>
       </w:tblGrid>
       <w:tr>
         <w:trPr>
@@ -9230,7 +9222,7 @@
         </w:tc>
         <w:tc>
           <w:tcPr>
-            <w:tcW w:w="1337" w:type="dxa"/>
+            <w:tcW w:w="1339" w:type="dxa"/>
             <w:tcBorders>
               <w:top w:val="single" w:sz="4" w:space="0" w:color="76CDD8"/>
               <w:left w:val="single" w:sz="4" w:space="0" w:color="76CDD8"/>
@@ -9262,7 +9254,7 @@
         </w:tc>
         <w:tc>
           <w:tcPr>
-            <w:tcW w:w="1334" w:type="dxa"/>
+            <w:tcW w:w="1332" w:type="dxa"/>
             <w:tcBorders>
               <w:top w:val="single" w:sz="4" w:space="0" w:color="76CDD8"/>
               <w:left w:val="single" w:sz="4" w:space="0" w:color="76CDD8"/>
@@ -9413,7 +9405,7 @@
         </w:tc>
         <w:tc>
           <w:tcPr>
-            <w:tcW w:w="1337" w:type="dxa"/>
+            <w:tcW w:w="1339" w:type="dxa"/>
             <w:tcBorders>
               <w:top w:val="single" w:sz="4" w:space="0" w:color="76CDD8"/>
               <w:left w:val="single" w:sz="4" w:space="0" w:color="76CDD8"/>
@@ -9435,7 +9427,7 @@
         </w:tc>
         <w:tc>
           <w:tcPr>
-            <w:tcW w:w="1334" w:type="dxa"/>
+            <w:tcW w:w="1332" w:type="dxa"/>
             <w:tcBorders>
               <w:top w:val="single" w:sz="4" w:space="0" w:color="76CDD8"/>
               <w:left w:val="single" w:sz="4" w:space="0" w:color="76CDD8"/>
@@ -10293,12 +10285,12 @@
       </w:tblPr>
       <w:tblGrid>
         <w:gridCol w:w="1683"/>
-        <w:gridCol w:w="984"/>
-        <w:gridCol w:w="1163"/>
+        <w:gridCol w:w="983"/>
+        <w:gridCol w:w="1164"/>
         <w:gridCol w:w="842"/>
         <w:gridCol w:w="663"/>
-        <w:gridCol w:w="1113"/>
-        <w:gridCol w:w="1609"/>
+        <w:gridCol w:w="1114"/>
+        <w:gridCol w:w="1608"/>
         <w:gridCol w:w="1151"/>
       </w:tblGrid>
       <w:tr>
@@ -10339,7 +10331,7 @@
         </w:tc>
         <w:tc>
           <w:tcPr>
-            <w:tcW w:w="984" w:type="dxa"/>
+            <w:tcW w:w="983" w:type="dxa"/>
             <w:tcBorders>
               <w:top w:val="single" w:sz="4" w:space="0" w:color="76CDD8"/>
               <w:left w:val="single" w:sz="4" w:space="0" w:color="76CDD8"/>
@@ -10372,7 +10364,7 @@
         </w:tc>
         <w:tc>
           <w:tcPr>
-            <w:tcW w:w="1163" w:type="dxa"/>
+            <w:tcW w:w="1164" w:type="dxa"/>
             <w:tcBorders>
               <w:top w:val="single" w:sz="4" w:space="0" w:color="76CDD8"/>
               <w:left w:val="single" w:sz="4" w:space="0" w:color="76CDD8"/>
@@ -10470,7 +10462,7 @@
         </w:tc>
         <w:tc>
           <w:tcPr>
-            <w:tcW w:w="1113" w:type="dxa"/>
+            <w:tcW w:w="1114" w:type="dxa"/>
             <w:tcBorders>
               <w:top w:val="single" w:sz="4" w:space="0" w:color="76CDD8"/>
               <w:left w:val="single" w:sz="4" w:space="0" w:color="76CDD8"/>
@@ -10502,7 +10494,7 @@
         </w:tc>
         <w:tc>
           <w:tcPr>
-            <w:tcW w:w="1609" w:type="dxa"/>
+            <w:tcW w:w="1608" w:type="dxa"/>
             <w:tcBorders>
               <w:top w:val="single" w:sz="4" w:space="0" w:color="76CDD8"/>
               <w:left w:val="single" w:sz="4" w:space="0" w:color="76CDD8"/>
@@ -10594,7 +10586,7 @@
         </w:tc>
         <w:tc>
           <w:tcPr>
-            <w:tcW w:w="984" w:type="dxa"/>
+            <w:tcW w:w="983" w:type="dxa"/>
             <w:tcBorders>
               <w:top w:val="single" w:sz="4" w:space="0" w:color="76CDD8"/>
               <w:left w:val="single" w:sz="4" w:space="0" w:color="76CDD8"/>
@@ -10617,7 +10609,7 @@
         </w:tc>
         <w:tc>
           <w:tcPr>
-            <w:tcW w:w="1163" w:type="dxa"/>
+            <w:tcW w:w="1164" w:type="dxa"/>
             <w:tcBorders>
               <w:top w:val="single" w:sz="4" w:space="0" w:color="76CDD8"/>
               <w:left w:val="single" w:sz="4" w:space="0" w:color="76CDD8"/>
@@ -10685,7 +10677,7 @@
         </w:tc>
         <w:tc>
           <w:tcPr>
-            <w:tcW w:w="1113" w:type="dxa"/>
+            <w:tcW w:w="1114" w:type="dxa"/>
             <w:tcBorders>
               <w:top w:val="single" w:sz="4" w:space="0" w:color="76CDD8"/>
               <w:left w:val="single" w:sz="4" w:space="0" w:color="76CDD8"/>
@@ -10707,7 +10699,7 @@
         </w:tc>
         <w:tc>
           <w:tcPr>
-            <w:tcW w:w="1609" w:type="dxa"/>
+            <w:tcW w:w="1608" w:type="dxa"/>
             <w:tcBorders>
               <w:top w:val="single" w:sz="4" w:space="0" w:color="76CDD8"/>
               <w:left w:val="single" w:sz="4" w:space="0" w:color="76CDD8"/>
@@ -11395,77 +11387,6 @@
           </w:p>
         </w:tc>
       </w:tr>
-      <w:tr>
-        <w:trPr>
-          <w:trHeight w:val="432" w:hRule="atLeast"/>
-        </w:trPr>
-        <w:tc>
-          <w:tcPr>
-            <w:tcW w:w="3073" w:type="dxa"/>
-            <w:tcBorders>
-              <w:left w:val="single" w:sz="4" w:space="0" w:color="76CDD8"/>
-              <w:bottom w:val="single" w:sz="4" w:space="0" w:color="76CDD8"/>
-              <w:right w:val="single" w:sz="4" w:space="0" w:color="76CDD8"/>
-            </w:tcBorders>
-          </w:tcPr>
-          <w:p>
-            <w:pPr>
-              <w:pStyle w:val="TextBody"/>
-              <w:widowControl w:val="false"/>
-              <w:spacing w:before="120" w:after="0"/>
-              <w:rPr/>
-            </w:pPr>
-            <w:r>
-              <w:rPr/>
-              <w:t>DISCOUNT_VALUE</w:t>
-            </w:r>
-          </w:p>
-        </w:tc>
-        <w:tc>
-          <w:tcPr>
-            <w:tcW w:w="3329" w:type="dxa"/>
-            <w:tcBorders>
-              <w:left w:val="single" w:sz="4" w:space="0" w:color="76CDD8"/>
-              <w:bottom w:val="single" w:sz="4" w:space="0" w:color="76CDD8"/>
-              <w:right w:val="single" w:sz="4" w:space="0" w:color="76CDD8"/>
-            </w:tcBorders>
-          </w:tcPr>
-          <w:p>
-            <w:pPr>
-              <w:pStyle w:val="TextBody"/>
-              <w:widowControl w:val="false"/>
-              <w:spacing w:before="120" w:after="0"/>
-              <w:rPr/>
-            </w:pPr>
-            <w:r>
-              <w:rPr/>
-              <w:t>Discount value</w:t>
-            </w:r>
-          </w:p>
-        </w:tc>
-        <w:tc>
-          <w:tcPr>
-            <w:tcW w:w="2791" w:type="dxa"/>
-            <w:tcBorders>
-              <w:left w:val="single" w:sz="4" w:space="0" w:color="76CDD8"/>
-              <w:bottom w:val="single" w:sz="4" w:space="0" w:color="76CDD8"/>
-              <w:right w:val="single" w:sz="4" w:space="0" w:color="76CDD8"/>
-            </w:tcBorders>
-          </w:tcPr>
-          <w:p>
-            <w:pPr>
-              <w:pStyle w:val="TextBody"/>
-              <w:widowControl w:val="false"/>
-              <w:spacing w:before="120" w:after="0"/>
-              <w:rPr/>
-            </w:pPr>
-            <w:r>
-              <w:rPr/>
-              <w:t>DECIMAL</w:t>
-            </w:r>
-          </w:p>
-        </w:tc>
-      </w:tr>
     </w:tbl>
     <w:p>
       <w:pPr>
@@ -11510,13 +11431,12 @@
         <w:tblLook w:val="0000" w:noHBand="0" w:noVBand="0" w:firstColumn="0" w:lastRow="0" w:lastColumn="0" w:firstRow="0"/>
       </w:tblPr>
       <w:tblGrid>
-        <w:gridCol w:w="1531"/>
-        <w:gridCol w:w="1336"/>
-        <w:gridCol w:w="1336"/>
-        <w:gridCol w:w="1143"/>
-        <w:gridCol w:w="1336"/>
-        <w:gridCol w:w="1337"/>
-        <w:gridCol w:w="1334"/>
+        <w:gridCol w:w="1756"/>
+        <w:gridCol w:w="2117"/>
+        <w:gridCol w:w="1850"/>
+        <w:gridCol w:w="1231"/>
+        <w:gridCol w:w="1439"/>
+        <w:gridCol w:w="960"/>
       </w:tblGrid>
       <w:tr>
         <w:trPr>
@@ -11524,7 +11444,7 @@
         </w:trPr>
         <w:tc>
           <w:tcPr>
-            <w:tcW w:w="1531" w:type="dxa"/>
+            <w:tcW w:w="1756" w:type="dxa"/>
             <w:tcBorders>
               <w:top w:val="single" w:sz="4" w:space="0" w:color="76CDD8"/>
               <w:left w:val="single" w:sz="4" w:space="0" w:color="76CDD8"/>
@@ -11557,7 +11477,7 @@
         </w:tc>
         <w:tc>
           <w:tcPr>
-            <w:tcW w:w="1336" w:type="dxa"/>
+            <w:tcW w:w="2117" w:type="dxa"/>
             <w:tcBorders>
               <w:top w:val="single" w:sz="4" w:space="0" w:color="76CDD8"/>
               <w:left w:val="single" w:sz="4" w:space="0" w:color="76CDD8"/>
@@ -11589,7 +11509,7 @@
         </w:tc>
         <w:tc>
           <w:tcPr>
-            <w:tcW w:w="1336" w:type="dxa"/>
+            <w:tcW w:w="1850" w:type="dxa"/>
             <w:tcBorders>
               <w:top w:val="single" w:sz="4" w:space="0" w:color="76CDD8"/>
               <w:left w:val="single" w:sz="4" w:space="0" w:color="76CDD8"/>
@@ -11622,7 +11542,7 @@
         </w:tc>
         <w:tc>
           <w:tcPr>
-            <w:tcW w:w="1143" w:type="dxa"/>
+            <w:tcW w:w="1231" w:type="dxa"/>
             <w:tcBorders>
               <w:top w:val="single" w:sz="4" w:space="0" w:color="76CDD8"/>
               <w:left w:val="single" w:sz="4" w:space="0" w:color="76CDD8"/>
@@ -11654,7 +11574,7 @@
         </w:tc>
         <w:tc>
           <w:tcPr>
-            <w:tcW w:w="1336" w:type="dxa"/>
+            <w:tcW w:w="1439" w:type="dxa"/>
             <w:tcBorders>
               <w:top w:val="single" w:sz="4" w:space="0" w:color="76CDD8"/>
               <w:left w:val="single" w:sz="4" w:space="0" w:color="76CDD8"/>
@@ -11687,11 +11607,12 @@
         </w:tc>
         <w:tc>
           <w:tcPr>
-            <w:tcW w:w="1337" w:type="dxa"/>
-            <w:tcBorders>
-              <w:top w:val="single" w:sz="4" w:space="0" w:color="76CDD8"/>
-              <w:left w:val="single" w:sz="4" w:space="0" w:color="76CDD8"/>
-              <w:bottom w:val="single" w:sz="4" w:space="0" w:color="76CDD8"/>
+            <w:tcW w:w="960" w:type="dxa"/>
+            <w:tcBorders>
+              <w:top w:val="single" w:sz="4" w:space="0" w:color="76CDD8"/>
+              <w:left w:val="single" w:sz="4" w:space="0" w:color="76CDD8"/>
+              <w:bottom w:val="single" w:sz="4" w:space="0" w:color="76CDD8"/>
+              <w:right w:val="single" w:sz="4" w:space="0" w:color="76CDD8"/>
             </w:tcBorders>
             <w:shd w:color="auto" w:fill="76CDD8" w:val="clear"/>
           </w:tcPr>
@@ -11714,39 +11635,6 @@
                 <w:szCs w:val="18"/>
               </w:rPr>
               <w:t>PROMO_END_DATE</w:t>
-            </w:r>
-          </w:p>
-        </w:tc>
-        <w:tc>
-          <w:tcPr>
-            <w:tcW w:w="1334" w:type="dxa"/>
-            <w:tcBorders>
-              <w:top w:val="single" w:sz="4" w:space="0" w:color="76CDD8"/>
-              <w:left w:val="single" w:sz="4" w:space="0" w:color="76CDD8"/>
-              <w:bottom w:val="single" w:sz="4" w:space="0" w:color="76CDD8"/>
-              <w:right w:val="single" w:sz="4" w:space="0" w:color="76CDD8"/>
-            </w:tcBorders>
-            <w:shd w:color="auto" w:fill="76CDD8" w:val="clear"/>
-          </w:tcPr>
-          <w:p>
-            <w:pPr>
-              <w:pStyle w:val="TextBody"/>
-              <w:widowControl w:val="false"/>
-              <w:spacing w:lineRule="auto" w:line="360" w:before="120" w:after="0"/>
-              <w:jc w:val="center"/>
-              <w:rPr>
-                <w:color w:val="FFFFFF" w:themeColor="background1"/>
-                <w:sz w:val="18"/>
-                <w:szCs w:val="18"/>
-              </w:rPr>
-            </w:pPr>
-            <w:r>
-              <w:rPr>
-                <w:color w:val="FFFFFF" w:themeColor="background1"/>
-                <w:sz w:val="18"/>
-                <w:szCs w:val="18"/>
-              </w:rPr>
-              <w:t>DISCOUNT_VALUE</w:t>
             </w:r>
           </w:p>
         </w:tc>
@@ -11757,7 +11645,7 @@
         </w:trPr>
         <w:tc>
           <w:tcPr>
-            <w:tcW w:w="1531" w:type="dxa"/>
+            <w:tcW w:w="1756" w:type="dxa"/>
             <w:tcBorders>
               <w:top w:val="single" w:sz="4" w:space="0" w:color="76CDD8"/>
               <w:left w:val="single" w:sz="4" w:space="0" w:color="76CDD8"/>
@@ -11780,7 +11668,7 @@
         </w:tc>
         <w:tc>
           <w:tcPr>
-            <w:tcW w:w="1336" w:type="dxa"/>
+            <w:tcW w:w="2117" w:type="dxa"/>
             <w:tcBorders>
               <w:top w:val="single" w:sz="4" w:space="0" w:color="76CDD8"/>
               <w:left w:val="single" w:sz="4" w:space="0" w:color="76CDD8"/>
@@ -11802,7 +11690,7 @@
         </w:tc>
         <w:tc>
           <w:tcPr>
-            <w:tcW w:w="1336" w:type="dxa"/>
+            <w:tcW w:w="1850" w:type="dxa"/>
             <w:tcBorders>
               <w:top w:val="single" w:sz="4" w:space="0" w:color="76CDD8"/>
               <w:left w:val="single" w:sz="4" w:space="0" w:color="76CDD8"/>
@@ -11825,7 +11713,7 @@
         </w:tc>
         <w:tc>
           <w:tcPr>
-            <w:tcW w:w="1143" w:type="dxa"/>
+            <w:tcW w:w="1231" w:type="dxa"/>
             <w:tcBorders>
               <w:top w:val="single" w:sz="4" w:space="0" w:color="76CDD8"/>
               <w:left w:val="single" w:sz="4" w:space="0" w:color="76CDD8"/>
@@ -11847,7 +11735,7 @@
         </w:tc>
         <w:tc>
           <w:tcPr>
-            <w:tcW w:w="1336" w:type="dxa"/>
+            <w:tcW w:w="1439" w:type="dxa"/>
             <w:tcBorders>
               <w:top w:val="single" w:sz="4" w:space="0" w:color="76CDD8"/>
               <w:left w:val="single" w:sz="4" w:space="0" w:color="76CDD8"/>
@@ -11870,11 +11758,12 @@
         </w:tc>
         <w:tc>
           <w:tcPr>
-            <w:tcW w:w="1337" w:type="dxa"/>
-            <w:tcBorders>
-              <w:top w:val="single" w:sz="4" w:space="0" w:color="76CDD8"/>
-              <w:left w:val="single" w:sz="4" w:space="0" w:color="76CDD8"/>
-              <w:bottom w:val="single" w:sz="4" w:space="0" w:color="76CDD8"/>
+            <w:tcW w:w="960" w:type="dxa"/>
+            <w:tcBorders>
+              <w:top w:val="single" w:sz="4" w:space="0" w:color="76CDD8"/>
+              <w:left w:val="single" w:sz="4" w:space="0" w:color="76CDD8"/>
+              <w:bottom w:val="single" w:sz="4" w:space="0" w:color="76CDD8"/>
+              <w:right w:val="single" w:sz="4" w:space="0" w:color="76CDD8"/>
             </w:tcBorders>
           </w:tcPr>
           <w:p>
@@ -11887,29 +11776,6 @@
             <w:r>
               <w:rPr/>
               <w:t>2024-09-10</w:t>
-            </w:r>
-          </w:p>
-        </w:tc>
-        <w:tc>
-          <w:tcPr>
-            <w:tcW w:w="1334" w:type="dxa"/>
-            <w:tcBorders>
-              <w:top w:val="single" w:sz="4" w:space="0" w:color="76CDD8"/>
-              <w:left w:val="single" w:sz="4" w:space="0" w:color="76CDD8"/>
-              <w:bottom w:val="single" w:sz="4" w:space="0" w:color="76CDD8"/>
-              <w:right w:val="single" w:sz="4" w:space="0" w:color="76CDD8"/>
-            </w:tcBorders>
-          </w:tcPr>
-          <w:p>
-            <w:pPr>
-              <w:pStyle w:val="TextBody"/>
-              <w:widowControl w:val="false"/>
-              <w:spacing w:before="120" w:after="0"/>
-              <w:rPr/>
-            </w:pPr>
-            <w:r>
-              <w:rPr/>
-              <w:t>5</w:t>
             </w:r>
           </w:p>
         </w:tc>
@@ -11990,7 +11856,7 @@
     </w:p>
     <w:tbl>
       <w:tblPr>
-        <w:tblW w:w="9193" w:type="dxa"/>
+        <w:tblW w:w="9360" w:type="dxa"/>
         <w:jc w:val="left"/>
         <w:tblInd w:w="108" w:type="dxa"/>
         <w:tblLayout w:type="fixed"/>
@@ -12003,9 +11869,9 @@
         <w:tblLook w:val="0000" w:noHBand="0" w:noVBand="0" w:firstColumn="0" w:lastRow="0" w:lastColumn="0" w:firstRow="0"/>
       </w:tblPr>
       <w:tblGrid>
-        <w:gridCol w:w="3073"/>
-        <w:gridCol w:w="3329"/>
-        <w:gridCol w:w="2791"/>
+        <w:gridCol w:w="3072"/>
+        <w:gridCol w:w="3330"/>
+        <w:gridCol w:w="2958"/>
       </w:tblGrid>
       <w:tr>
         <w:trPr>
@@ -12013,7 +11879,7 @@
         </w:trPr>
         <w:tc>
           <w:tcPr>
-            <w:tcW w:w="3073" w:type="dxa"/>
+            <w:tcW w:w="3072" w:type="dxa"/>
             <w:tcBorders>
               <w:top w:val="single" w:sz="4" w:space="0" w:color="76CDD8"/>
               <w:left w:val="single" w:sz="4" w:space="0" w:color="76CDD8"/>
@@ -12046,7 +11912,7 @@
         </w:tc>
         <w:tc>
           <w:tcPr>
-            <w:tcW w:w="3329" w:type="dxa"/>
+            <w:tcW w:w="3330" w:type="dxa"/>
             <w:tcBorders>
               <w:top w:val="single" w:sz="4" w:space="0" w:color="76CDD8"/>
               <w:left w:val="single" w:sz="4" w:space="0" w:color="76CDD8"/>
@@ -12079,7 +11945,7 @@
         </w:tc>
         <w:tc>
           <w:tcPr>
-            <w:tcW w:w="2791" w:type="dxa"/>
+            <w:tcW w:w="2958" w:type="dxa"/>
             <w:tcBorders>
               <w:top w:val="single" w:sz="4" w:space="0" w:color="76CDD8"/>
               <w:left w:val="single" w:sz="4" w:space="0" w:color="76CDD8"/>
@@ -12117,7 +11983,7 @@
         </w:trPr>
         <w:tc>
           <w:tcPr>
-            <w:tcW w:w="3073" w:type="dxa"/>
+            <w:tcW w:w="3072" w:type="dxa"/>
             <w:tcBorders>
               <w:top w:val="single" w:sz="4" w:space="0" w:color="76CDD8"/>
               <w:left w:val="single" w:sz="4" w:space="0" w:color="76CDD8"/>
@@ -12140,7 +12006,7 @@
         </w:tc>
         <w:tc>
           <w:tcPr>
-            <w:tcW w:w="3329" w:type="dxa"/>
+            <w:tcW w:w="3330" w:type="dxa"/>
             <w:tcBorders>
               <w:top w:val="single" w:sz="4" w:space="0" w:color="76CDD8"/>
               <w:left w:val="single" w:sz="4" w:space="0" w:color="76CDD8"/>
@@ -12163,7 +12029,7 @@
         </w:tc>
         <w:tc>
           <w:tcPr>
-            <w:tcW w:w="2791" w:type="dxa"/>
+            <w:tcW w:w="2958" w:type="dxa"/>
             <w:tcBorders>
               <w:top w:val="single" w:sz="4" w:space="0" w:color="76CDD8"/>
               <w:left w:val="single" w:sz="4" w:space="0" w:color="76CDD8"/>
@@ -12191,7 +12057,7 @@
         </w:trPr>
         <w:tc>
           <w:tcPr>
-            <w:tcW w:w="3073" w:type="dxa"/>
+            <w:tcW w:w="3072" w:type="dxa"/>
             <w:tcBorders>
               <w:top w:val="single" w:sz="4" w:space="0" w:color="76CDD8"/>
               <w:left w:val="single" w:sz="4" w:space="0" w:color="76CDD8"/>
@@ -12218,7 +12084,7 @@
         </w:tc>
         <w:tc>
           <w:tcPr>
-            <w:tcW w:w="3329" w:type="dxa"/>
+            <w:tcW w:w="3330" w:type="dxa"/>
             <w:tcBorders>
               <w:top w:val="single" w:sz="4" w:space="0" w:color="76CDD8"/>
               <w:left w:val="single" w:sz="4" w:space="0" w:color="76CDD8"/>
@@ -12241,7 +12107,7 @@
         </w:tc>
         <w:tc>
           <w:tcPr>
-            <w:tcW w:w="2791" w:type="dxa"/>
+            <w:tcW w:w="2958" w:type="dxa"/>
             <w:tcBorders>
               <w:top w:val="single" w:sz="4" w:space="0" w:color="76CDD8"/>
               <w:left w:val="single" w:sz="4" w:space="0" w:color="76CDD8"/>
@@ -12269,7 +12135,7 @@
         </w:trPr>
         <w:tc>
           <w:tcPr>
-            <w:tcW w:w="3073" w:type="dxa"/>
+            <w:tcW w:w="3072" w:type="dxa"/>
             <w:tcBorders>
               <w:left w:val="single" w:sz="4" w:space="0" w:color="76CDD8"/>
               <w:bottom w:val="single" w:sz="4" w:space="0" w:color="76CDD8"/>
@@ -12291,7 +12157,7 @@
         </w:tc>
         <w:tc>
           <w:tcPr>
-            <w:tcW w:w="3329" w:type="dxa"/>
+            <w:tcW w:w="3330" w:type="dxa"/>
             <w:tcBorders>
               <w:left w:val="single" w:sz="4" w:space="0" w:color="76CDD8"/>
               <w:bottom w:val="single" w:sz="4" w:space="0" w:color="76CDD8"/>
@@ -12313,7 +12179,7 @@
         </w:tc>
         <w:tc>
           <w:tcPr>
-            <w:tcW w:w="2791" w:type="dxa"/>
+            <w:tcW w:w="2958" w:type="dxa"/>
             <w:tcBorders>
               <w:left w:val="single" w:sz="4" w:space="0" w:color="76CDD8"/>
               <w:bottom w:val="single" w:sz="4" w:space="0" w:color="76CDD8"/>
@@ -12365,7 +12231,7 @@
     </w:p>
     <w:tbl>
       <w:tblPr>
-        <w:tblW w:w="9207" w:type="dxa"/>
+        <w:tblW w:w="9360" w:type="dxa"/>
         <w:jc w:val="left"/>
         <w:tblInd w:w="108" w:type="dxa"/>
         <w:tblLayout w:type="fixed"/>
@@ -12378,9 +12244,9 @@
         <w:tblLook w:val="0000" w:noHBand="0" w:noVBand="0" w:firstColumn="0" w:lastRow="0" w:lastColumn="0" w:firstRow="0"/>
       </w:tblPr>
       <w:tblGrid>
-        <w:gridCol w:w="2824"/>
-        <w:gridCol w:w="3245"/>
-        <w:gridCol w:w="3138"/>
+        <w:gridCol w:w="2821"/>
+        <w:gridCol w:w="3248"/>
+        <w:gridCol w:w="3291"/>
       </w:tblGrid>
       <w:tr>
         <w:trPr>
@@ -12388,7 +12254,7 @@
         </w:trPr>
         <w:tc>
           <w:tcPr>
-            <w:tcW w:w="2824" w:type="dxa"/>
+            <w:tcW w:w="2821" w:type="dxa"/>
             <w:tcBorders>
               <w:top w:val="single" w:sz="4" w:space="0" w:color="76CDD8"/>
               <w:left w:val="single" w:sz="4" w:space="0" w:color="76CDD8"/>
@@ -12421,7 +12287,7 @@
         </w:tc>
         <w:tc>
           <w:tcPr>
-            <w:tcW w:w="3245" w:type="dxa"/>
+            <w:tcW w:w="3248" w:type="dxa"/>
             <w:tcBorders>
               <w:top w:val="single" w:sz="4" w:space="0" w:color="76CDD8"/>
               <w:left w:val="single" w:sz="4" w:space="0" w:color="76CDD8"/>
@@ -12453,7 +12319,7 @@
         </w:tc>
         <w:tc>
           <w:tcPr>
-            <w:tcW w:w="3138" w:type="dxa"/>
+            <w:tcW w:w="3291" w:type="dxa"/>
             <w:tcBorders>
               <w:top w:val="single" w:sz="4" w:space="0" w:color="76CDD8"/>
               <w:left w:val="single" w:sz="4" w:space="0" w:color="76CDD8"/>
@@ -12491,7 +12357,7 @@
         </w:trPr>
         <w:tc>
           <w:tcPr>
-            <w:tcW w:w="2824" w:type="dxa"/>
+            <w:tcW w:w="2821" w:type="dxa"/>
             <w:tcBorders>
               <w:top w:val="single" w:sz="4" w:space="0" w:color="76CDD8"/>
               <w:left w:val="single" w:sz="4" w:space="0" w:color="76CDD8"/>
@@ -12514,7 +12380,7 @@
         </w:tc>
         <w:tc>
           <w:tcPr>
-            <w:tcW w:w="3245" w:type="dxa"/>
+            <w:tcW w:w="3248" w:type="dxa"/>
             <w:tcBorders>
               <w:top w:val="single" w:sz="4" w:space="0" w:color="76CDD8"/>
               <w:left w:val="single" w:sz="4" w:space="0" w:color="76CDD8"/>
@@ -12536,7 +12402,7 @@
         </w:tc>
         <w:tc>
           <w:tcPr>
-            <w:tcW w:w="3138" w:type="dxa"/>
+            <w:tcW w:w="3291" w:type="dxa"/>
             <w:tcBorders>
               <w:top w:val="single" w:sz="4" w:space="0" w:color="76CDD8"/>
               <w:left w:val="single" w:sz="4" w:space="0" w:color="76CDD8"/>
@@ -12634,7 +12500,7 @@
     </w:p>
     <w:tbl>
       <w:tblPr>
-        <w:tblW w:w="9193" w:type="dxa"/>
+        <w:tblW w:w="9360" w:type="dxa"/>
         <w:jc w:val="left"/>
         <w:tblInd w:w="108" w:type="dxa"/>
         <w:tblLayout w:type="fixed"/>
@@ -12647,9 +12513,9 @@
         <w:tblLook w:val="0000" w:noHBand="0" w:noVBand="0" w:firstColumn="0" w:lastRow="0" w:lastColumn="0" w:firstRow="0"/>
       </w:tblPr>
       <w:tblGrid>
-        <w:gridCol w:w="3073"/>
-        <w:gridCol w:w="3329"/>
-        <w:gridCol w:w="2791"/>
+        <w:gridCol w:w="3072"/>
+        <w:gridCol w:w="3330"/>
+        <w:gridCol w:w="2958"/>
       </w:tblGrid>
       <w:tr>
         <w:trPr>
@@ -12657,7 +12523,7 @@
         </w:trPr>
         <w:tc>
           <w:tcPr>
-            <w:tcW w:w="3073" w:type="dxa"/>
+            <w:tcW w:w="3072" w:type="dxa"/>
             <w:tcBorders>
               <w:top w:val="single" w:sz="4" w:space="0" w:color="76CDD8"/>
               <w:left w:val="single" w:sz="4" w:space="0" w:color="76CDD8"/>
@@ -12690,7 +12556,7 @@
         </w:tc>
         <w:tc>
           <w:tcPr>
-            <w:tcW w:w="3329" w:type="dxa"/>
+            <w:tcW w:w="3330" w:type="dxa"/>
             <w:tcBorders>
               <w:top w:val="single" w:sz="4" w:space="0" w:color="76CDD8"/>
               <w:left w:val="single" w:sz="4" w:space="0" w:color="76CDD8"/>
@@ -12723,7 +12589,7 @@
         </w:tc>
         <w:tc>
           <w:tcPr>
-            <w:tcW w:w="2791" w:type="dxa"/>
+            <w:tcW w:w="2958" w:type="dxa"/>
             <w:tcBorders>
               <w:top w:val="single" w:sz="4" w:space="0" w:color="76CDD8"/>
               <w:left w:val="single" w:sz="4" w:space="0" w:color="76CDD8"/>
@@ -12761,7 +12627,7 @@
         </w:trPr>
         <w:tc>
           <w:tcPr>
-            <w:tcW w:w="3073" w:type="dxa"/>
+            <w:tcW w:w="3072" w:type="dxa"/>
             <w:tcBorders>
               <w:top w:val="single" w:sz="4" w:space="0" w:color="76CDD8"/>
               <w:left w:val="single" w:sz="4" w:space="0" w:color="76CDD8"/>
@@ -12784,7 +12650,7 @@
         </w:tc>
         <w:tc>
           <w:tcPr>
-            <w:tcW w:w="3329" w:type="dxa"/>
+            <w:tcW w:w="3330" w:type="dxa"/>
             <w:tcBorders>
               <w:top w:val="single" w:sz="4" w:space="0" w:color="76CDD8"/>
               <w:left w:val="single" w:sz="4" w:space="0" w:color="76CDD8"/>
@@ -12807,7 +12673,7 @@
         </w:tc>
         <w:tc>
           <w:tcPr>
-            <w:tcW w:w="2791" w:type="dxa"/>
+            <w:tcW w:w="2958" w:type="dxa"/>
             <w:tcBorders>
               <w:top w:val="single" w:sz="4" w:space="0" w:color="76CDD8"/>
               <w:left w:val="single" w:sz="4" w:space="0" w:color="76CDD8"/>
@@ -12835,7 +12701,7 @@
         </w:trPr>
         <w:tc>
           <w:tcPr>
-            <w:tcW w:w="3073" w:type="dxa"/>
+            <w:tcW w:w="3072" w:type="dxa"/>
             <w:tcBorders>
               <w:top w:val="single" w:sz="4" w:space="0" w:color="76CDD8"/>
               <w:left w:val="single" w:sz="4" w:space="0" w:color="76CDD8"/>
@@ -12862,7 +12728,7 @@
         </w:tc>
         <w:tc>
           <w:tcPr>
-            <w:tcW w:w="3329" w:type="dxa"/>
+            <w:tcW w:w="3330" w:type="dxa"/>
             <w:tcBorders>
               <w:top w:val="single" w:sz="4" w:space="0" w:color="76CDD8"/>
               <w:left w:val="single" w:sz="4" w:space="0" w:color="76CDD8"/>
@@ -12885,7 +12751,7 @@
         </w:tc>
         <w:tc>
           <w:tcPr>
-            <w:tcW w:w="2791" w:type="dxa"/>
+            <w:tcW w:w="2958" w:type="dxa"/>
             <w:tcBorders>
               <w:top w:val="single" w:sz="4" w:space="0" w:color="76CDD8"/>
               <w:left w:val="single" w:sz="4" w:space="0" w:color="76CDD8"/>
@@ -12913,7 +12779,7 @@
         </w:trPr>
         <w:tc>
           <w:tcPr>
-            <w:tcW w:w="3073" w:type="dxa"/>
+            <w:tcW w:w="3072" w:type="dxa"/>
             <w:tcBorders>
               <w:left w:val="single" w:sz="4" w:space="0" w:color="76CDD8"/>
               <w:bottom w:val="single" w:sz="4" w:space="0" w:color="76CDD8"/>
@@ -12935,7 +12801,7 @@
         </w:tc>
         <w:tc>
           <w:tcPr>
-            <w:tcW w:w="3329" w:type="dxa"/>
+            <w:tcW w:w="3330" w:type="dxa"/>
             <w:tcBorders>
               <w:left w:val="single" w:sz="4" w:space="0" w:color="76CDD8"/>
               <w:bottom w:val="single" w:sz="4" w:space="0" w:color="76CDD8"/>
@@ -12957,7 +12823,7 @@
         </w:tc>
         <w:tc>
           <w:tcPr>
-            <w:tcW w:w="2791" w:type="dxa"/>
+            <w:tcW w:w="2958" w:type="dxa"/>
             <w:tcBorders>
               <w:left w:val="single" w:sz="4" w:space="0" w:color="76CDD8"/>
               <w:bottom w:val="single" w:sz="4" w:space="0" w:color="76CDD8"/>
@@ -12984,7 +12850,7 @@
         </w:trPr>
         <w:tc>
           <w:tcPr>
-            <w:tcW w:w="3073" w:type="dxa"/>
+            <w:tcW w:w="3072" w:type="dxa"/>
             <w:tcBorders>
               <w:left w:val="single" w:sz="4" w:space="0" w:color="76CDD8"/>
               <w:bottom w:val="single" w:sz="4" w:space="0" w:color="76CDD8"/>
@@ -13006,7 +12872,7 @@
         </w:tc>
         <w:tc>
           <w:tcPr>
-            <w:tcW w:w="3329" w:type="dxa"/>
+            <w:tcW w:w="3330" w:type="dxa"/>
             <w:tcBorders>
               <w:left w:val="single" w:sz="4" w:space="0" w:color="76CDD8"/>
               <w:bottom w:val="single" w:sz="4" w:space="0" w:color="76CDD8"/>
@@ -13028,7 +12894,7 @@
         </w:tc>
         <w:tc>
           <w:tcPr>
-            <w:tcW w:w="2791" w:type="dxa"/>
+            <w:tcW w:w="2958" w:type="dxa"/>
             <w:tcBorders>
               <w:left w:val="single" w:sz="4" w:space="0" w:color="76CDD8"/>
               <w:bottom w:val="single" w:sz="4" w:space="0" w:color="76CDD8"/>
@@ -13055,7 +12921,7 @@
         </w:trPr>
         <w:tc>
           <w:tcPr>
-            <w:tcW w:w="3073" w:type="dxa"/>
+            <w:tcW w:w="3072" w:type="dxa"/>
             <w:tcBorders>
               <w:left w:val="single" w:sz="4" w:space="0" w:color="76CDD8"/>
               <w:bottom w:val="single" w:sz="4" w:space="0" w:color="76CDD8"/>
@@ -13077,7 +12943,7 @@
         </w:tc>
         <w:tc>
           <w:tcPr>
-            <w:tcW w:w="3329" w:type="dxa"/>
+            <w:tcW w:w="3330" w:type="dxa"/>
             <w:tcBorders>
               <w:left w:val="single" w:sz="4" w:space="0" w:color="76CDD8"/>
               <w:bottom w:val="single" w:sz="4" w:space="0" w:color="76CDD8"/>
@@ -13099,7 +12965,7 @@
         </w:tc>
         <w:tc>
           <w:tcPr>
-            <w:tcW w:w="2791" w:type="dxa"/>
+            <w:tcW w:w="2958" w:type="dxa"/>
             <w:tcBorders>
               <w:left w:val="single" w:sz="4" w:space="0" w:color="76CDD8"/>
               <w:bottom w:val="single" w:sz="4" w:space="0" w:color="76CDD8"/>
@@ -13126,7 +12992,7 @@
         </w:trPr>
         <w:tc>
           <w:tcPr>
-            <w:tcW w:w="3073" w:type="dxa"/>
+            <w:tcW w:w="3072" w:type="dxa"/>
             <w:tcBorders>
               <w:left w:val="single" w:sz="4" w:space="0" w:color="76CDD8"/>
               <w:bottom w:val="single" w:sz="4" w:space="0" w:color="76CDD8"/>
@@ -13148,7 +13014,7 @@
         </w:tc>
         <w:tc>
           <w:tcPr>
-            <w:tcW w:w="3329" w:type="dxa"/>
+            <w:tcW w:w="3330" w:type="dxa"/>
             <w:tcBorders>
               <w:left w:val="single" w:sz="4" w:space="0" w:color="76CDD8"/>
               <w:bottom w:val="single" w:sz="4" w:space="0" w:color="76CDD8"/>
@@ -13170,7 +13036,7 @@
         </w:tc>
         <w:tc>
           <w:tcPr>
-            <w:tcW w:w="2791" w:type="dxa"/>
+            <w:tcW w:w="2958" w:type="dxa"/>
             <w:tcBorders>
               <w:left w:val="single" w:sz="4" w:space="0" w:color="76CDD8"/>
               <w:bottom w:val="single" w:sz="4" w:space="0" w:color="76CDD8"/>
@@ -13197,7 +13063,7 @@
         </w:trPr>
         <w:tc>
           <w:tcPr>
-            <w:tcW w:w="3073" w:type="dxa"/>
+            <w:tcW w:w="3072" w:type="dxa"/>
             <w:tcBorders>
               <w:left w:val="single" w:sz="4" w:space="0" w:color="76CDD8"/>
               <w:bottom w:val="single" w:sz="4" w:space="0" w:color="76CDD8"/>
@@ -13219,7 +13085,7 @@
         </w:tc>
         <w:tc>
           <w:tcPr>
-            <w:tcW w:w="3329" w:type="dxa"/>
+            <w:tcW w:w="3330" w:type="dxa"/>
             <w:tcBorders>
               <w:left w:val="single" w:sz="4" w:space="0" w:color="76CDD8"/>
               <w:bottom w:val="single" w:sz="4" w:space="0" w:color="76CDD8"/>
@@ -13241,7 +13107,7 @@
         </w:tc>
         <w:tc>
           <w:tcPr>
-            <w:tcW w:w="2791" w:type="dxa"/>
+            <w:tcW w:w="2958" w:type="dxa"/>
             <w:tcBorders>
               <w:left w:val="single" w:sz="4" w:space="0" w:color="76CDD8"/>
               <w:bottom w:val="single" w:sz="4" w:space="0" w:color="76CDD8"/>
@@ -13268,7 +13134,7 @@
         </w:trPr>
         <w:tc>
           <w:tcPr>
-            <w:tcW w:w="3073" w:type="dxa"/>
+            <w:tcW w:w="3072" w:type="dxa"/>
             <w:tcBorders>
               <w:left w:val="single" w:sz="4" w:space="0" w:color="76CDD8"/>
               <w:bottom w:val="single" w:sz="4" w:space="0" w:color="76CDD8"/>
@@ -13290,7 +13156,7 @@
         </w:tc>
         <w:tc>
           <w:tcPr>
-            <w:tcW w:w="3329" w:type="dxa"/>
+            <w:tcW w:w="3330" w:type="dxa"/>
             <w:tcBorders>
               <w:left w:val="single" w:sz="4" w:space="0" w:color="76CDD8"/>
               <w:bottom w:val="single" w:sz="4" w:space="0" w:color="76CDD8"/>
@@ -13312,7 +13178,7 @@
         </w:tc>
         <w:tc>
           <w:tcPr>
-            <w:tcW w:w="2791" w:type="dxa"/>
+            <w:tcW w:w="2958" w:type="dxa"/>
             <w:tcBorders>
               <w:left w:val="single" w:sz="4" w:space="0" w:color="76CDD8"/>
               <w:bottom w:val="single" w:sz="4" w:space="0" w:color="76CDD8"/>
@@ -13378,13 +13244,13 @@
       </w:tblPr>
       <w:tblGrid>
         <w:gridCol w:w="1254"/>
-        <w:gridCol w:w="1398"/>
-        <w:gridCol w:w="1558"/>
-        <w:gridCol w:w="1482"/>
-        <w:gridCol w:w="1379"/>
-        <w:gridCol w:w="1152"/>
-        <w:gridCol w:w="1106"/>
-        <w:gridCol w:w="24"/>
+        <w:gridCol w:w="1397"/>
+        <w:gridCol w:w="1343"/>
+        <w:gridCol w:w="1169"/>
+        <w:gridCol w:w="1168"/>
+        <w:gridCol w:w="1169"/>
+        <w:gridCol w:w="1107"/>
+        <w:gridCol w:w="746"/>
       </w:tblGrid>
       <w:tr>
         <w:trPr>
@@ -13425,7 +13291,7 @@
         </w:tc>
         <w:tc>
           <w:tcPr>
-            <w:tcW w:w="1398" w:type="dxa"/>
+            <w:tcW w:w="1397" w:type="dxa"/>
             <w:tcBorders>
               <w:top w:val="single" w:sz="4" w:space="0" w:color="76CDD8"/>
               <w:left w:val="single" w:sz="4" w:space="0" w:color="76CDD8"/>
@@ -13457,7 +13323,7 @@
         </w:tc>
         <w:tc>
           <w:tcPr>
-            <w:tcW w:w="1558" w:type="dxa"/>
+            <w:tcW w:w="1343" w:type="dxa"/>
             <w:tcBorders>
               <w:top w:val="single" w:sz="4" w:space="0" w:color="76CDD8"/>
               <w:left w:val="single" w:sz="4" w:space="0" w:color="76CDD8"/>
@@ -13490,7 +13356,7 @@
         </w:tc>
         <w:tc>
           <w:tcPr>
-            <w:tcW w:w="1482" w:type="dxa"/>
+            <w:tcW w:w="1169" w:type="dxa"/>
             <w:tcBorders>
               <w:top w:val="single" w:sz="4" w:space="0" w:color="76CDD8"/>
               <w:left w:val="single" w:sz="4" w:space="0" w:color="76CDD8"/>
@@ -13522,7 +13388,7 @@
         </w:tc>
         <w:tc>
           <w:tcPr>
-            <w:tcW w:w="1379" w:type="dxa"/>
+            <w:tcW w:w="1168" w:type="dxa"/>
             <w:tcBorders>
               <w:top w:val="single" w:sz="4" w:space="0" w:color="76CDD8"/>
               <w:left w:val="single" w:sz="4" w:space="0" w:color="76CDD8"/>
@@ -13554,7 +13420,7 @@
         </w:tc>
         <w:tc>
           <w:tcPr>
-            <w:tcW w:w="1152" w:type="dxa"/>
+            <w:tcW w:w="1169" w:type="dxa"/>
             <w:tcBorders>
               <w:top w:val="single" w:sz="4" w:space="0" w:color="76CDD8"/>
               <w:left w:val="single" w:sz="4" w:space="0" w:color="76CDD8"/>
@@ -13586,7 +13452,7 @@
         </w:tc>
         <w:tc>
           <w:tcPr>
-            <w:tcW w:w="1106" w:type="dxa"/>
+            <w:tcW w:w="1107" w:type="dxa"/>
             <w:tcBorders>
               <w:top w:val="single" w:sz="4" w:space="0" w:color="76CDD8"/>
               <w:left w:val="single" w:sz="4" w:space="0" w:color="76CDD8"/>
@@ -13618,7 +13484,7 @@
         </w:tc>
         <w:tc>
           <w:tcPr>
-            <w:tcW w:w="24" w:type="dxa"/>
+            <w:tcW w:w="746" w:type="dxa"/>
             <w:tcBorders>
               <w:top w:val="single" w:sz="4" w:space="0" w:color="76CDD8"/>
               <w:left w:val="single" w:sz="4" w:space="0" w:color="76CDD8"/>
@@ -13679,7 +13545,7 @@
         </w:tc>
         <w:tc>
           <w:tcPr>
-            <w:tcW w:w="1398" w:type="dxa"/>
+            <w:tcW w:w="1397" w:type="dxa"/>
             <w:tcBorders>
               <w:top w:val="single" w:sz="4" w:space="0" w:color="76CDD8"/>
               <w:left w:val="single" w:sz="4" w:space="0" w:color="76CDD8"/>
@@ -13701,7 +13567,7 @@
         </w:tc>
         <w:tc>
           <w:tcPr>
-            <w:tcW w:w="1558" w:type="dxa"/>
+            <w:tcW w:w="1343" w:type="dxa"/>
             <w:tcBorders>
               <w:top w:val="single" w:sz="4" w:space="0" w:color="76CDD8"/>
               <w:left w:val="single" w:sz="4" w:space="0" w:color="76CDD8"/>
@@ -13724,7 +13590,7 @@
         </w:tc>
         <w:tc>
           <w:tcPr>
-            <w:tcW w:w="1482" w:type="dxa"/>
+            <w:tcW w:w="1169" w:type="dxa"/>
             <w:tcBorders>
               <w:top w:val="single" w:sz="4" w:space="0" w:color="76CDD8"/>
               <w:left w:val="single" w:sz="4" w:space="0" w:color="76CDD8"/>
@@ -13746,7 +13612,7 @@
         </w:tc>
         <w:tc>
           <w:tcPr>
-            <w:tcW w:w="1379" w:type="dxa"/>
+            <w:tcW w:w="1168" w:type="dxa"/>
             <w:tcBorders>
               <w:top w:val="single" w:sz="4" w:space="0" w:color="76CDD8"/>
               <w:left w:val="single" w:sz="4" w:space="0" w:color="76CDD8"/>
@@ -13768,7 +13634,7 @@
         </w:tc>
         <w:tc>
           <w:tcPr>
-            <w:tcW w:w="1152" w:type="dxa"/>
+            <w:tcW w:w="1169" w:type="dxa"/>
             <w:tcBorders>
               <w:top w:val="single" w:sz="4" w:space="0" w:color="76CDD8"/>
               <w:left w:val="single" w:sz="4" w:space="0" w:color="76CDD8"/>
@@ -13790,7 +13656,7 @@
         </w:tc>
         <w:tc>
           <w:tcPr>
-            <w:tcW w:w="1106" w:type="dxa"/>
+            <w:tcW w:w="1107" w:type="dxa"/>
             <w:tcBorders>
               <w:top w:val="single" w:sz="4" w:space="0" w:color="76CDD8"/>
               <w:left w:val="single" w:sz="4" w:space="0" w:color="76CDD8"/>
@@ -13812,7 +13678,7 @@
         </w:tc>
         <w:tc>
           <w:tcPr>
-            <w:tcW w:w="24" w:type="dxa"/>
+            <w:tcW w:w="746" w:type="dxa"/>
             <w:tcBorders>
               <w:top w:val="single" w:sz="4" w:space="0" w:color="76CDD8"/>
               <w:left w:val="single" w:sz="4" w:space="0" w:color="76CDD8"/>
@@ -14747,6 +14613,77 @@
             </w:pPr>
             <w:r>
               <w:rPr/>
+              <w:t>DISCOUNT_VALUE</w:t>
+            </w:r>
+          </w:p>
+        </w:tc>
+        <w:tc>
+          <w:tcPr>
+            <w:tcW w:w="3329" w:type="dxa"/>
+            <w:tcBorders>
+              <w:left w:val="single" w:sz="4" w:space="0" w:color="76CDD8"/>
+              <w:bottom w:val="single" w:sz="4" w:space="0" w:color="76CDD8"/>
+              <w:right w:val="single" w:sz="4" w:space="0" w:color="76CDD8"/>
+            </w:tcBorders>
+          </w:tcPr>
+          <w:p>
+            <w:pPr>
+              <w:pStyle w:val="TextBody"/>
+              <w:widowControl w:val="false"/>
+              <w:spacing w:before="120" w:after="0"/>
+              <w:rPr/>
+            </w:pPr>
+            <w:r>
+              <w:rPr/>
+              <w:t>Discount value</w:t>
+            </w:r>
+          </w:p>
+        </w:tc>
+        <w:tc>
+          <w:tcPr>
+            <w:tcW w:w="2791" w:type="dxa"/>
+            <w:tcBorders>
+              <w:left w:val="single" w:sz="4" w:space="0" w:color="76CDD8"/>
+              <w:bottom w:val="single" w:sz="4" w:space="0" w:color="76CDD8"/>
+              <w:right w:val="single" w:sz="4" w:space="0" w:color="76CDD8"/>
+            </w:tcBorders>
+          </w:tcPr>
+          <w:p>
+            <w:pPr>
+              <w:pStyle w:val="TextBody"/>
+              <w:widowControl w:val="false"/>
+              <w:spacing w:before="120" w:after="0"/>
+              <w:rPr/>
+            </w:pPr>
+            <w:r>
+              <w:rPr/>
+              <w:t>DECIMAL</w:t>
+            </w:r>
+          </w:p>
+        </w:tc>
+      </w:tr>
+      <w:tr>
+        <w:trPr>
+          <w:trHeight w:val="432" w:hRule="atLeast"/>
+        </w:trPr>
+        <w:tc>
+          <w:tcPr>
+            <w:tcW w:w="3073" w:type="dxa"/>
+            <w:tcBorders>
+              <w:left w:val="single" w:sz="4" w:space="0" w:color="76CDD8"/>
+              <w:bottom w:val="single" w:sz="4" w:space="0" w:color="76CDD8"/>
+              <w:right w:val="single" w:sz="4" w:space="0" w:color="76CDD8"/>
+            </w:tcBorders>
+          </w:tcPr>
+          <w:p>
+            <w:pPr>
+              <w:pStyle w:val="TextBody"/>
+              <w:widowControl w:val="false"/>
+              <w:spacing w:before="120" w:after="0"/>
+              <w:rPr/>
+            </w:pPr>
+            <w:r>
+              <w:rPr/>
               <w:t>QUANTITY</w:t>
             </w:r>
           </w:p>
@@ -14983,18 +14920,19 @@
         <w:tblLook w:val="0000" w:noHBand="0" w:noVBand="0" w:firstColumn="0" w:lastRow="0" w:lastColumn="0" w:firstRow="0"/>
       </w:tblPr>
       <w:tblGrid>
-        <w:gridCol w:w="1349"/>
-        <w:gridCol w:w="2261"/>
-        <w:gridCol w:w="1710"/>
-        <w:gridCol w:w="1928"/>
-        <w:gridCol w:w="2112"/>
+        <w:gridCol w:w="1097"/>
+        <w:gridCol w:w="1845"/>
+        <w:gridCol w:w="1396"/>
+        <w:gridCol w:w="1573"/>
+        <w:gridCol w:w="1724"/>
+        <w:gridCol w:w="1725"/>
         <w:gridCol w:w="1"/>
       </w:tblGrid>
       <w:tr>
         <w:trPr/>
         <w:tc>
           <w:tcPr>
-            <w:tcW w:w="1349" w:type="dxa"/>
+            <w:tcW w:w="1097" w:type="dxa"/>
             <w:tcBorders>
               <w:top w:val="single" w:sz="4" w:space="0" w:color="76CDD8"/>
               <w:left w:val="single" w:sz="4" w:space="0" w:color="76CDD8"/>
@@ -15026,7 +14964,7 @@
         </w:tc>
         <w:tc>
           <w:tcPr>
-            <w:tcW w:w="2261" w:type="dxa"/>
+            <w:tcW w:w="1845" w:type="dxa"/>
             <w:tcBorders>
               <w:top w:val="single" w:sz="4" w:space="0" w:color="76CDD8"/>
               <w:left w:val="single" w:sz="4" w:space="0" w:color="76CDD8"/>
@@ -15059,7 +14997,7 @@
         </w:tc>
         <w:tc>
           <w:tcPr>
-            <w:tcW w:w="1710" w:type="dxa"/>
+            <w:tcW w:w="1396" w:type="dxa"/>
             <w:tcBorders>
               <w:top w:val="single" w:sz="4" w:space="0" w:color="76CDD8"/>
               <w:left w:val="single" w:sz="4" w:space="0" w:color="76CDD8"/>
@@ -15091,7 +15029,7 @@
         </w:tc>
         <w:tc>
           <w:tcPr>
-            <w:tcW w:w="1928" w:type="dxa"/>
+            <w:tcW w:w="1573" w:type="dxa"/>
             <w:tcBorders>
               <w:top w:val="single" w:sz="4" w:space="0" w:color="76CDD8"/>
               <w:left w:val="single" w:sz="4" w:space="0" w:color="76CDD8"/>
@@ -15123,7 +15061,7 @@
         </w:tc>
         <w:tc>
           <w:tcPr>
-            <w:tcW w:w="2112" w:type="dxa"/>
+            <w:tcW w:w="1724" w:type="dxa"/>
             <w:tcBorders>
               <w:top w:val="single" w:sz="4" w:space="0" w:color="76CDD8"/>
               <w:left w:val="single" w:sz="4" w:space="0" w:color="76CDD8"/>
@@ -15150,6 +15088,38 @@
                 <w:szCs w:val="16"/>
               </w:rPr>
               <w:t>CUSTOMER_ID</w:t>
+            </w:r>
+          </w:p>
+        </w:tc>
+        <w:tc>
+          <w:tcPr>
+            <w:tcW w:w="1725" w:type="dxa"/>
+            <w:tcBorders>
+              <w:top w:val="single" w:sz="4" w:space="0" w:color="76CDD8"/>
+              <w:left w:val="single" w:sz="4" w:space="0" w:color="76CDD8"/>
+              <w:bottom w:val="single" w:sz="4" w:space="0" w:color="76CDD8"/>
+            </w:tcBorders>
+            <w:shd w:color="auto" w:fill="76CDD8" w:val="clear"/>
+          </w:tcPr>
+          <w:p>
+            <w:pPr>
+              <w:pStyle w:val="TextBody"/>
+              <w:widowControl w:val="false"/>
+              <w:spacing w:lineRule="auto" w:line="360" w:before="120" w:after="0"/>
+              <w:jc w:val="center"/>
+              <w:rPr>
+                <w:color w:val="FFFFFF" w:themeColor="background1"/>
+                <w:sz w:val="16"/>
+                <w:szCs w:val="16"/>
+              </w:rPr>
+            </w:pPr>
+            <w:r>
+              <w:rPr>
+                <w:color w:val="FFFFFF" w:themeColor="background1"/>
+                <w:sz w:val="16"/>
+                <w:szCs w:val="16"/>
+              </w:rPr>
+              <w:t>EMPLOYEE_ID</w:t>
             </w:r>
           </w:p>
         </w:tc>
@@ -15193,7 +15163,7 @@
         </w:trPr>
         <w:tc>
           <w:tcPr>
-            <w:tcW w:w="1349" w:type="dxa"/>
+            <w:tcW w:w="1097" w:type="dxa"/>
             <w:tcBorders>
               <w:top w:val="single" w:sz="4" w:space="0" w:color="76CDD8"/>
               <w:left w:val="single" w:sz="4" w:space="0" w:color="76CDD8"/>
@@ -15216,7 +15186,7 @@
         </w:tc>
         <w:tc>
           <w:tcPr>
-            <w:tcW w:w="2261" w:type="dxa"/>
+            <w:tcW w:w="1845" w:type="dxa"/>
             <w:tcBorders>
               <w:top w:val="single" w:sz="4" w:space="0" w:color="76CDD8"/>
               <w:left w:val="single" w:sz="4" w:space="0" w:color="76CDD8"/>
@@ -15239,7 +15209,7 @@
         </w:tc>
         <w:tc>
           <w:tcPr>
-            <w:tcW w:w="1710" w:type="dxa"/>
+            <w:tcW w:w="1396" w:type="dxa"/>
             <w:tcBorders>
               <w:top w:val="single" w:sz="4" w:space="0" w:color="76CDD8"/>
               <w:left w:val="single" w:sz="4" w:space="0" w:color="76CDD8"/>
@@ -15261,7 +15231,7 @@
         </w:tc>
         <w:tc>
           <w:tcPr>
-            <w:tcW w:w="1928" w:type="dxa"/>
+            <w:tcW w:w="1573" w:type="dxa"/>
             <w:tcBorders>
               <w:top w:val="single" w:sz="4" w:space="0" w:color="76CDD8"/>
               <w:left w:val="single" w:sz="4" w:space="0" w:color="76CDD8"/>
@@ -15283,7 +15253,7 @@
         </w:tc>
         <w:tc>
           <w:tcPr>
-            <w:tcW w:w="2112" w:type="dxa"/>
+            <w:tcW w:w="1724" w:type="dxa"/>
             <w:tcBorders>
               <w:top w:val="single" w:sz="4" w:space="0" w:color="76CDD8"/>
               <w:left w:val="single" w:sz="4" w:space="0" w:color="76CDD8"/>
@@ -15300,6 +15270,28 @@
             <w:r>
               <w:rPr/>
               <w:t>235</w:t>
+            </w:r>
+          </w:p>
+        </w:tc>
+        <w:tc>
+          <w:tcPr>
+            <w:tcW w:w="1725" w:type="dxa"/>
+            <w:tcBorders>
+              <w:top w:val="single" w:sz="4" w:space="0" w:color="76CDD8"/>
+              <w:left w:val="single" w:sz="4" w:space="0" w:color="76CDD8"/>
+              <w:bottom w:val="single" w:sz="4" w:space="0" w:color="76CDD8"/>
+            </w:tcBorders>
+          </w:tcPr>
+          <w:p>
+            <w:pPr>
+              <w:pStyle w:val="TextBody"/>
+              <w:widowControl w:val="false"/>
+              <w:spacing w:before="120" w:after="0"/>
+              <w:rPr/>
+            </w:pPr>
+            <w:r>
+              <w:rPr/>
+              <w:t>Null</w:t>
             </w:r>
           </w:p>
         </w:tc>
@@ -15355,11 +15347,11 @@
       <w:tblGrid>
         <w:gridCol w:w="1330"/>
         <w:gridCol w:w="1638"/>
-        <w:gridCol w:w="1348"/>
-        <w:gridCol w:w="1353"/>
+        <w:gridCol w:w="1345"/>
+        <w:gridCol w:w="1354"/>
         <w:gridCol w:w="1170"/>
-        <w:gridCol w:w="1179"/>
-        <w:gridCol w:w="1342"/>
+        <w:gridCol w:w="1177"/>
+        <w:gridCol w:w="1346"/>
         <w:gridCol w:w="1"/>
       </w:tblGrid>
       <w:tr>
@@ -15392,7 +15384,7 @@
                 <w:sz w:val="16"/>
                 <w:szCs w:val="16"/>
               </w:rPr>
-              <w:t>EMPLOYEE_ID</w:t>
+              <w:t>PROMOTION_ID</w:t>
             </w:r>
           </w:p>
         </w:tc>
@@ -15424,13 +15416,13 @@
                 <w:sz w:val="16"/>
                 <w:szCs w:val="16"/>
               </w:rPr>
-              <w:t>PROMOTION_ID</w:t>
-            </w:r>
-          </w:p>
-        </w:tc>
-        <w:tc>
-          <w:tcPr>
-            <w:tcW w:w="1348" w:type="dxa"/>
+              <w:t>METHOD_PAYMENT_ID</w:t>
+            </w:r>
+          </w:p>
+        </w:tc>
+        <w:tc>
+          <w:tcPr>
+            <w:tcW w:w="1345" w:type="dxa"/>
             <w:tcBorders>
               <w:top w:val="single" w:sz="4" w:space="0" w:color="76CDD8"/>
               <w:left w:val="single" w:sz="4" w:space="0" w:color="76CDD8"/>
@@ -15456,13 +15448,13 @@
                 <w:sz w:val="16"/>
                 <w:szCs w:val="16"/>
               </w:rPr>
-              <w:t>METHOD_PAYMENT_ID</w:t>
-            </w:r>
-          </w:p>
-        </w:tc>
-        <w:tc>
-          <w:tcPr>
-            <w:tcW w:w="1353" w:type="dxa"/>
+              <w:t>ADDRESS_ID</w:t>
+            </w:r>
+          </w:p>
+        </w:tc>
+        <w:tc>
+          <w:tcPr>
+            <w:tcW w:w="1354" w:type="dxa"/>
             <w:tcBorders>
               <w:top w:val="single" w:sz="4" w:space="0" w:color="76CDD8"/>
               <w:left w:val="single" w:sz="4" w:space="0" w:color="76CDD8"/>
@@ -15488,7 +15480,7 @@
                 <w:sz w:val="16"/>
                 <w:szCs w:val="16"/>
               </w:rPr>
-              <w:t>ADDRESS_ID</w:t>
+              <w:t>DISCOUNT_VALUE</w:t>
             </w:r>
           </w:p>
         </w:tc>
@@ -15526,7 +15518,7 @@
         </w:tc>
         <w:tc>
           <w:tcPr>
-            <w:tcW w:w="1179" w:type="dxa"/>
+            <w:tcW w:w="1177" w:type="dxa"/>
             <w:tcBorders>
               <w:top w:val="single" w:sz="4" w:space="0" w:color="76CDD8"/>
               <w:left w:val="single" w:sz="4" w:space="0" w:color="76CDD8"/>
@@ -15557,7 +15549,7 @@
         </w:tc>
         <w:tc>
           <w:tcPr>
-            <w:tcW w:w="1342" w:type="dxa"/>
+            <w:tcW w:w="1346" w:type="dxa"/>
             <w:tcBorders>
               <w:top w:val="single" w:sz="4" w:space="0" w:color="76CDD8"/>
               <w:left w:val="single" w:sz="4" w:space="0" w:color="76CDD8"/>
@@ -15642,7 +15634,7 @@
             </w:pPr>
             <w:r>
               <w:rPr/>
-              <w:t>Null</w:t>
+              <w:t>PN002</w:t>
             </w:r>
           </w:p>
         </w:tc>
@@ -15664,35 +15656,13 @@
             </w:pPr>
             <w:r>
               <w:rPr/>
-              <w:t>PN002</w:t>
-            </w:r>
-          </w:p>
-        </w:tc>
-        <w:tc>
-          <w:tcPr>
-            <w:tcW w:w="1348" w:type="dxa"/>
-            <w:tcBorders>
-              <w:top w:val="single" w:sz="4" w:space="0" w:color="76CDD8"/>
-              <w:left w:val="single" w:sz="4" w:space="0" w:color="76CDD8"/>
-              <w:bottom w:val="single" w:sz="4" w:space="0" w:color="76CDD8"/>
-            </w:tcBorders>
-          </w:tcPr>
-          <w:p>
-            <w:pPr>
-              <w:pStyle w:val="TextBody"/>
-              <w:widowControl w:val="false"/>
-              <w:spacing w:before="120" w:after="0"/>
-              <w:rPr/>
-            </w:pPr>
-            <w:r>
-              <w:rPr/>
               <w:t>PM001</w:t>
             </w:r>
           </w:p>
         </w:tc>
         <w:tc>
           <w:tcPr>
-            <w:tcW w:w="1353" w:type="dxa"/>
+            <w:tcW w:w="1345" w:type="dxa"/>
             <w:tcBorders>
               <w:top w:val="single" w:sz="4" w:space="0" w:color="76CDD8"/>
               <w:left w:val="single" w:sz="4" w:space="0" w:color="76CDD8"/>
@@ -15714,6 +15684,28 @@
         </w:tc>
         <w:tc>
           <w:tcPr>
+            <w:tcW w:w="1354" w:type="dxa"/>
+            <w:tcBorders>
+              <w:top w:val="single" w:sz="4" w:space="0" w:color="76CDD8"/>
+              <w:left w:val="single" w:sz="4" w:space="0" w:color="76CDD8"/>
+              <w:bottom w:val="single" w:sz="4" w:space="0" w:color="76CDD8"/>
+            </w:tcBorders>
+          </w:tcPr>
+          <w:p>
+            <w:pPr>
+              <w:pStyle w:val="TextBody"/>
+              <w:widowControl w:val="false"/>
+              <w:spacing w:before="120" w:after="0"/>
+              <w:rPr/>
+            </w:pPr>
+            <w:r>
+              <w:rPr/>
+              <w:t>0.12</w:t>
+            </w:r>
+          </w:p>
+        </w:tc>
+        <w:tc>
+          <w:tcPr>
             <w:tcW w:w="1170" w:type="dxa"/>
             <w:tcBorders>
               <w:top w:val="single" w:sz="4" w:space="0" w:color="76CDD8"/>
@@ -15736,7 +15728,7 @@
         </w:tc>
         <w:tc>
           <w:tcPr>
-            <w:tcW w:w="1179" w:type="dxa"/>
+            <w:tcW w:w="1177" w:type="dxa"/>
             <w:tcBorders>
               <w:top w:val="single" w:sz="4" w:space="0" w:color="76CDD8"/>
               <w:left w:val="single" w:sz="4" w:space="0" w:color="76CDD8"/>
@@ -15758,7 +15750,7 @@
         </w:tc>
         <w:tc>
           <w:tcPr>
-            <w:tcW w:w="1342" w:type="dxa"/>
+            <w:tcW w:w="1346" w:type="dxa"/>
             <w:tcBorders>
               <w:top w:val="single" w:sz="4" w:space="0" w:color="76CDD8"/>
               <w:left w:val="single" w:sz="4" w:space="0" w:color="76CDD8"/>
@@ -15822,8 +15814,48 @@
       <w:bookmarkStart w:id="29" w:name="_Hlk137549024"/>
       <w:bookmarkEnd w:id="29"/>
       <w:r>
+        <w:rPr>
+          <w:rFonts w:eastAsia="Times New Roman" w:cs="Times New Roman"/>
+          <w:caps/>
+          <w:color w:val="1A9CB0"/>
+          <w:kern w:val="0"/>
+          <w:sz w:val="24"/>
+          <w:szCs w:val="20"/>
+          <w:lang w:val="en-US" w:eastAsia="en-US" w:bidi="ar-SA"/>
+        </w:rPr>
+        <w:t>Business</w:t>
+      </w:r>
+      <w:r>
         <w:rPr/>
-        <w:t>Business Layer 3NF</w:t>
+        <w:t xml:space="preserve"> </w:t>
+      </w:r>
+      <w:r>
+        <w:rPr>
+          <w:rFonts w:eastAsia="Times New Roman" w:cs="Times New Roman"/>
+          <w:caps/>
+          <w:color w:val="1A9CB0"/>
+          <w:kern w:val="0"/>
+          <w:sz w:val="24"/>
+          <w:szCs w:val="20"/>
+          <w:lang w:val="en-US" w:eastAsia="en-US" w:bidi="ar-SA"/>
+        </w:rPr>
+        <w:t>Layer</w:t>
+      </w:r>
+      <w:r>
+        <w:rPr/>
+        <w:t xml:space="preserve"> </w:t>
+      </w:r>
+      <w:r>
+        <w:rPr>
+          <w:rFonts w:eastAsia="Times New Roman" w:cs="Times New Roman"/>
+          <w:caps/>
+          <w:color w:val="1A9CB0"/>
+          <w:kern w:val="0"/>
+          <w:sz w:val="24"/>
+          <w:szCs w:val="20"/>
+          <w:lang w:val="en-US" w:eastAsia="en-US" w:bidi="ar-SA"/>
+        </w:rPr>
+        <w:t>3NF</w:t>
       </w:r>
       <w:bookmarkEnd w:id="28"/>
     </w:p>
@@ -16237,6 +16269,17 @@
     </w:p>
     <w:p>
       <w:pPr>
+        <w:sectPr>
+          <w:headerReference w:type="default" r:id="rId7"/>
+          <w:footerReference w:type="default" r:id="rId8"/>
+          <w:type w:val="nextPage"/>
+          <w:pgSz w:orient="landscape" w:w="16838" w:h="11906"/>
+          <w:pgMar w:left="1134" w:right="1134" w:gutter="0" w:header="0" w:top="1134" w:footer="0" w:bottom="1134"/>
+          <w:pgNumType w:fmt="decimal"/>
+          <w:formProt w:val="false"/>
+          <w:textDirection w:val="lrTb"/>
+          <w:docGrid w:type="default" w:linePitch="100" w:charSpace="0"/>
+        </w:sectPr>
         <w:pStyle w:val="TextBody"/>
         <w:ind w:left="431" w:hanging="431"/>
         <w:rPr/>
@@ -16244,7 +16287,7 @@
       <w:r>
         <w:rPr/>
         <w:drawing>
-          <wp:anchor behindDoc="0" distT="0" distB="0" distL="0" distR="0" simplePos="0" locked="0" layoutInCell="0" allowOverlap="1" relativeHeight="190">
+          <wp:anchor behindDoc="0" distT="0" distB="0" distL="0" distR="0" simplePos="0" locked="0" layoutInCell="0" allowOverlap="1" relativeHeight="171">
             <wp:simplePos x="0" y="0"/>
             <wp:positionH relativeFrom="column">
               <wp:align>center</wp:align>
@@ -16252,7 +16295,7 @@
             <wp:positionV relativeFrom="paragraph">
               <wp:posOffset>635</wp:posOffset>
             </wp:positionV>
-            <wp:extent cx="8683625" cy="5676265"/>
+            <wp:extent cx="8952865" cy="5878830"/>
             <wp:effectExtent l="0" t="0" r="0" b="0"/>
             <wp:wrapSquare wrapText="largest"/>
             <wp:docPr id="8" name="Image1" descr=""/>
@@ -16277,7 +16320,7 @@
                   <pic:spPr bwMode="auto">
                     <a:xfrm>
                       <a:off x="0" y="0"/>
-                      <a:ext cx="8683625" cy="5676265"/>
+                      <a:ext cx="8952865" cy="5878830"/>
                     </a:xfrm>
                     <a:prstGeom prst="rect">
                       <a:avLst/>
@@ -16288,227 +16331,6 @@
             </a:graphic>
           </wp:anchor>
         </w:drawing>
-      </w:r>
-    </w:p>
-    <w:p>
-      <w:pPr>
-        <w:pStyle w:val="TextBody"/>
-        <w:ind w:left="431" w:hanging="431"/>
-        <w:rPr/>
-      </w:pPr>
-      <w:r>
-        <w:rPr/>
-      </w:r>
-    </w:p>
-    <w:p>
-      <w:pPr>
-        <w:pStyle w:val="TextBody"/>
-        <w:ind w:left="431" w:hanging="431"/>
-        <w:rPr/>
-      </w:pPr>
-      <w:r>
-        <w:rPr/>
-      </w:r>
-    </w:p>
-    <w:p>
-      <w:pPr>
-        <w:pStyle w:val="TextBody"/>
-        <w:ind w:left="431" w:hanging="431"/>
-        <w:rPr/>
-      </w:pPr>
-      <w:r>
-        <w:rPr/>
-      </w:r>
-    </w:p>
-    <w:p>
-      <w:pPr>
-        <w:pStyle w:val="TextBody"/>
-        <w:ind w:left="431" w:hanging="431"/>
-        <w:rPr/>
-      </w:pPr>
-      <w:r>
-        <w:rPr/>
-      </w:r>
-    </w:p>
-    <w:p>
-      <w:pPr>
-        <w:pStyle w:val="TextBody"/>
-        <w:ind w:left="431" w:hanging="431"/>
-        <w:rPr/>
-      </w:pPr>
-      <w:r>
-        <w:rPr/>
-      </w:r>
-    </w:p>
-    <w:p>
-      <w:pPr>
-        <w:pStyle w:val="TextBody"/>
-        <w:ind w:left="431" w:hanging="431"/>
-        <w:rPr/>
-      </w:pPr>
-      <w:r>
-        <w:rPr/>
-      </w:r>
-    </w:p>
-    <w:p>
-      <w:pPr>
-        <w:pStyle w:val="TextBody"/>
-        <w:ind w:left="431" w:hanging="431"/>
-        <w:rPr/>
-      </w:pPr>
-      <w:r>
-        <w:rPr/>
-      </w:r>
-    </w:p>
-    <w:p>
-      <w:pPr>
-        <w:pStyle w:val="TextBody"/>
-        <w:ind w:left="431" w:hanging="431"/>
-        <w:rPr/>
-      </w:pPr>
-      <w:r>
-        <w:rPr/>
-      </w:r>
-    </w:p>
-    <w:p>
-      <w:pPr>
-        <w:pStyle w:val="TextBody"/>
-        <w:ind w:left="431" w:hanging="431"/>
-        <w:rPr/>
-      </w:pPr>
-      <w:r>
-        <w:rPr/>
-      </w:r>
-    </w:p>
-    <w:p>
-      <w:pPr>
-        <w:pStyle w:val="TextBody"/>
-        <w:ind w:left="431" w:hanging="431"/>
-        <w:rPr/>
-      </w:pPr>
-      <w:r>
-        <w:rPr/>
-      </w:r>
-    </w:p>
-    <w:p>
-      <w:pPr>
-        <w:pStyle w:val="TextBody"/>
-        <w:ind w:left="431" w:hanging="431"/>
-        <w:rPr/>
-      </w:pPr>
-      <w:r>
-        <w:rPr/>
-      </w:r>
-    </w:p>
-    <w:p>
-      <w:pPr>
-        <w:pStyle w:val="TextBody"/>
-        <w:ind w:left="431" w:hanging="431"/>
-        <w:rPr/>
-      </w:pPr>
-      <w:r>
-        <w:rPr/>
-      </w:r>
-    </w:p>
-    <w:p>
-      <w:pPr>
-        <w:pStyle w:val="TextBody"/>
-        <w:ind w:left="431" w:hanging="431"/>
-        <w:rPr/>
-      </w:pPr>
-      <w:r>
-        <w:rPr/>
-      </w:r>
-    </w:p>
-    <w:p>
-      <w:pPr>
-        <w:pStyle w:val="TextBody"/>
-        <w:ind w:left="431" w:hanging="431"/>
-        <w:rPr/>
-      </w:pPr>
-      <w:r>
-        <w:rPr/>
-      </w:r>
-    </w:p>
-    <w:p>
-      <w:pPr>
-        <w:pStyle w:val="TextBody"/>
-        <w:ind w:left="431" w:hanging="431"/>
-        <w:rPr/>
-      </w:pPr>
-      <w:r>
-        <w:rPr/>
-      </w:r>
-    </w:p>
-    <w:p>
-      <w:pPr>
-        <w:pStyle w:val="TextBody"/>
-        <w:ind w:left="431" w:hanging="431"/>
-        <w:rPr/>
-      </w:pPr>
-      <w:r>
-        <w:rPr/>
-      </w:r>
-    </w:p>
-    <w:p>
-      <w:pPr>
-        <w:pStyle w:val="TextBody"/>
-        <w:ind w:left="431" w:hanging="431"/>
-        <w:rPr/>
-      </w:pPr>
-      <w:r>
-        <w:rPr/>
-      </w:r>
-    </w:p>
-    <w:p>
-      <w:pPr>
-        <w:pStyle w:val="TextBody"/>
-        <w:ind w:left="431" w:hanging="431"/>
-        <w:rPr/>
-      </w:pPr>
-      <w:r>
-        <w:rPr/>
-      </w:r>
-    </w:p>
-    <w:p>
-      <w:pPr>
-        <w:pStyle w:val="TextBody"/>
-        <w:ind w:left="431" w:hanging="431"/>
-        <w:rPr/>
-      </w:pPr>
-      <w:r>
-        <w:rPr/>
-      </w:r>
-    </w:p>
-    <w:p>
-      <w:pPr>
-        <w:pStyle w:val="TextBody"/>
-        <w:ind w:left="431" w:hanging="431"/>
-        <w:rPr/>
-      </w:pPr>
-      <w:r>
-        <w:rPr/>
-      </w:r>
-    </w:p>
-    <w:p>
-      <w:pPr>
-        <w:sectPr>
-          <w:headerReference w:type="default" r:id="rId7"/>
-          <w:footerReference w:type="default" r:id="rId8"/>
-          <w:type w:val="nextPage"/>
-          <w:pgSz w:orient="landscape" w:w="16838" w:h="11906"/>
-          <w:pgMar w:left="1134" w:right="1134" w:gutter="0" w:header="0" w:top="1134" w:footer="0" w:bottom="1134"/>
-          <w:pgNumType w:fmt="decimal"/>
-          <w:formProt w:val="false"/>
-          <w:textDirection w:val="lrTb"/>
-          <w:docGrid w:type="default" w:linePitch="100" w:charSpace="0"/>
-        </w:sectPr>
-        <w:pStyle w:val="TextBody"/>
-        <w:ind w:left="431" w:hanging="431"/>
-        <w:rPr/>
-      </w:pPr>
-      <w:r>
-        <w:rPr/>
       </w:r>
     </w:p>
     <w:p>
@@ -22288,8 +22110,8 @@
         <w:tblLook w:val="0000" w:noHBand="0" w:noVBand="0" w:firstColumn="0" w:lastRow="0" w:lastColumn="0" w:firstRow="0"/>
       </w:tblPr>
       <w:tblGrid>
-        <w:gridCol w:w="3236"/>
-        <w:gridCol w:w="3166"/>
+        <w:gridCol w:w="3235"/>
+        <w:gridCol w:w="3167"/>
         <w:gridCol w:w="2791"/>
       </w:tblGrid>
       <w:tr>
@@ -22298,7 +22120,7 @@
         </w:trPr>
         <w:tc>
           <w:tcPr>
-            <w:tcW w:w="3236" w:type="dxa"/>
+            <w:tcW w:w="3235" w:type="dxa"/>
             <w:tcBorders>
               <w:top w:val="single" w:sz="4" w:space="0" w:color="76CDD8"/>
               <w:left w:val="single" w:sz="4" w:space="0" w:color="76CDD8"/>
@@ -22331,7 +22153,7 @@
         </w:tc>
         <w:tc>
           <w:tcPr>
-            <w:tcW w:w="3166" w:type="dxa"/>
+            <w:tcW w:w="3167" w:type="dxa"/>
             <w:tcBorders>
               <w:top w:val="single" w:sz="4" w:space="0" w:color="76CDD8"/>
               <w:left w:val="single" w:sz="4" w:space="0" w:color="76CDD8"/>
@@ -22402,7 +22224,7 @@
         </w:trPr>
         <w:tc>
           <w:tcPr>
-            <w:tcW w:w="3236" w:type="dxa"/>
+            <w:tcW w:w="3235" w:type="dxa"/>
             <w:tcBorders>
               <w:top w:val="single" w:sz="4" w:space="0" w:color="76CDD8"/>
               <w:left w:val="single" w:sz="4" w:space="0" w:color="76CDD8"/>
@@ -22425,7 +22247,7 @@
         </w:tc>
         <w:tc>
           <w:tcPr>
-            <w:tcW w:w="3166" w:type="dxa"/>
+            <w:tcW w:w="3167" w:type="dxa"/>
             <w:tcBorders>
               <w:top w:val="single" w:sz="4" w:space="0" w:color="76CDD8"/>
               <w:left w:val="single" w:sz="4" w:space="0" w:color="76CDD8"/>
@@ -22476,7 +22298,7 @@
         </w:trPr>
         <w:tc>
           <w:tcPr>
-            <w:tcW w:w="3236" w:type="dxa"/>
+            <w:tcW w:w="3235" w:type="dxa"/>
             <w:tcBorders>
               <w:left w:val="single" w:sz="4" w:space="0" w:color="76CDD8"/>
               <w:bottom w:val="single" w:sz="4" w:space="0" w:color="76CDD8"/>
@@ -22498,7 +22320,7 @@
         </w:tc>
         <w:tc>
           <w:tcPr>
-            <w:tcW w:w="3166" w:type="dxa"/>
+            <w:tcW w:w="3167" w:type="dxa"/>
             <w:tcBorders>
               <w:left w:val="single" w:sz="4" w:space="0" w:color="76CDD8"/>
               <w:bottom w:val="single" w:sz="4" w:space="0" w:color="76CDD8"/>
@@ -22547,7 +22369,7 @@
         </w:trPr>
         <w:tc>
           <w:tcPr>
-            <w:tcW w:w="3236" w:type="dxa"/>
+            <w:tcW w:w="3235" w:type="dxa"/>
             <w:tcBorders>
               <w:left w:val="single" w:sz="4" w:space="0" w:color="76CDD8"/>
               <w:bottom w:val="single" w:sz="4" w:space="0" w:color="76CDD8"/>
@@ -22569,7 +22391,7 @@
         </w:tc>
         <w:tc>
           <w:tcPr>
-            <w:tcW w:w="3166" w:type="dxa"/>
+            <w:tcW w:w="3167" w:type="dxa"/>
             <w:tcBorders>
               <w:left w:val="single" w:sz="4" w:space="0" w:color="76CDD8"/>
               <w:bottom w:val="single" w:sz="4" w:space="0" w:color="76CDD8"/>
@@ -22618,7 +22440,7 @@
         </w:trPr>
         <w:tc>
           <w:tcPr>
-            <w:tcW w:w="3236" w:type="dxa"/>
+            <w:tcW w:w="3235" w:type="dxa"/>
             <w:tcBorders>
               <w:left w:val="single" w:sz="4" w:space="0" w:color="76CDD8"/>
               <w:bottom w:val="single" w:sz="4" w:space="0" w:color="76CDD8"/>
@@ -22640,7 +22462,7 @@
         </w:tc>
         <w:tc>
           <w:tcPr>
-            <w:tcW w:w="3166" w:type="dxa"/>
+            <w:tcW w:w="3167" w:type="dxa"/>
             <w:tcBorders>
               <w:left w:val="single" w:sz="4" w:space="0" w:color="76CDD8"/>
               <w:bottom w:val="single" w:sz="4" w:space="0" w:color="76CDD8"/>
@@ -22689,7 +22511,7 @@
         </w:trPr>
         <w:tc>
           <w:tcPr>
-            <w:tcW w:w="3236" w:type="dxa"/>
+            <w:tcW w:w="3235" w:type="dxa"/>
             <w:tcBorders>
               <w:left w:val="single" w:sz="4" w:space="0" w:color="76CDD8"/>
               <w:bottom w:val="single" w:sz="4" w:space="0" w:color="76CDD8"/>
@@ -22711,7 +22533,7 @@
         </w:tc>
         <w:tc>
           <w:tcPr>
-            <w:tcW w:w="3166" w:type="dxa"/>
+            <w:tcW w:w="3167" w:type="dxa"/>
             <w:tcBorders>
               <w:left w:val="single" w:sz="4" w:space="0" w:color="76CDD8"/>
               <w:bottom w:val="single" w:sz="4" w:space="0" w:color="76CDD8"/>
@@ -22760,7 +22582,7 @@
         </w:trPr>
         <w:tc>
           <w:tcPr>
-            <w:tcW w:w="3236" w:type="dxa"/>
+            <w:tcW w:w="3235" w:type="dxa"/>
             <w:tcBorders>
               <w:left w:val="single" w:sz="4" w:space="0" w:color="76CDD8"/>
               <w:bottom w:val="single" w:sz="4" w:space="0" w:color="76CDD8"/>
@@ -22782,7 +22604,7 @@
         </w:tc>
         <w:tc>
           <w:tcPr>
-            <w:tcW w:w="3166" w:type="dxa"/>
+            <w:tcW w:w="3167" w:type="dxa"/>
             <w:tcBorders>
               <w:left w:val="single" w:sz="4" w:space="0" w:color="76CDD8"/>
               <w:bottom w:val="single" w:sz="4" w:space="0" w:color="76CDD8"/>
@@ -22831,7 +22653,7 @@
         </w:trPr>
         <w:tc>
           <w:tcPr>
-            <w:tcW w:w="3236" w:type="dxa"/>
+            <w:tcW w:w="3235" w:type="dxa"/>
             <w:tcBorders>
               <w:left w:val="single" w:sz="4" w:space="0" w:color="76CDD8"/>
               <w:bottom w:val="single" w:sz="4" w:space="0" w:color="76CDD8"/>
@@ -22853,7 +22675,7 @@
         </w:tc>
         <w:tc>
           <w:tcPr>
-            <w:tcW w:w="3166" w:type="dxa"/>
+            <w:tcW w:w="3167" w:type="dxa"/>
             <w:tcBorders>
               <w:left w:val="single" w:sz="4" w:space="0" w:color="76CDD8"/>
               <w:bottom w:val="single" w:sz="4" w:space="0" w:color="76CDD8"/>
@@ -24695,13 +24517,13 @@
         <w:tblLook w:val="0000" w:noHBand="0" w:noVBand="0" w:firstColumn="0" w:lastRow="0" w:lastColumn="0" w:firstRow="0"/>
       </w:tblPr>
       <w:tblGrid>
-        <w:gridCol w:w="1640"/>
-        <w:gridCol w:w="1458"/>
-        <w:gridCol w:w="1248"/>
-        <w:gridCol w:w="1253"/>
+        <w:gridCol w:w="1636"/>
+        <w:gridCol w:w="1462"/>
+        <w:gridCol w:w="1245"/>
+        <w:gridCol w:w="1254"/>
         <w:gridCol w:w="1249"/>
-        <w:gridCol w:w="1253"/>
-        <w:gridCol w:w="1253"/>
+        <w:gridCol w:w="1252"/>
+        <w:gridCol w:w="1256"/>
         <w:gridCol w:w="1"/>
       </w:tblGrid>
       <w:tr>
@@ -24710,7 +24532,7 @@
         </w:trPr>
         <w:tc>
           <w:tcPr>
-            <w:tcW w:w="1640" w:type="dxa"/>
+            <w:tcW w:w="1636" w:type="dxa"/>
             <w:tcBorders>
               <w:top w:val="single" w:sz="4" w:space="0" w:color="76CDD8"/>
               <w:left w:val="single" w:sz="4" w:space="0" w:color="76CDD8"/>
@@ -24742,7 +24564,7 @@
         </w:tc>
         <w:tc>
           <w:tcPr>
-            <w:tcW w:w="1458" w:type="dxa"/>
+            <w:tcW w:w="1462" w:type="dxa"/>
             <w:tcBorders>
               <w:top w:val="single" w:sz="4" w:space="0" w:color="76CDD8"/>
               <w:left w:val="single" w:sz="4" w:space="0" w:color="76CDD8"/>
@@ -24775,7 +24597,7 @@
         </w:tc>
         <w:tc>
           <w:tcPr>
-            <w:tcW w:w="1248" w:type="dxa"/>
+            <w:tcW w:w="1245" w:type="dxa"/>
             <w:tcBorders>
               <w:top w:val="single" w:sz="4" w:space="0" w:color="76CDD8"/>
               <w:left w:val="single" w:sz="4" w:space="0" w:color="76CDD8"/>
@@ -24808,7 +24630,7 @@
         </w:tc>
         <w:tc>
           <w:tcPr>
-            <w:tcW w:w="1253" w:type="dxa"/>
+            <w:tcW w:w="1254" w:type="dxa"/>
             <w:tcBorders>
               <w:top w:val="single" w:sz="4" w:space="0" w:color="76CDD8"/>
               <w:left w:val="single" w:sz="4" w:space="0" w:color="76CDD8"/>
@@ -24873,7 +24695,7 @@
         </w:tc>
         <w:tc>
           <w:tcPr>
-            <w:tcW w:w="1253" w:type="dxa"/>
+            <w:tcW w:w="1252" w:type="dxa"/>
             <w:tcBorders>
               <w:top w:val="single" w:sz="4" w:space="0" w:color="76CDD8"/>
               <w:left w:val="single" w:sz="4" w:space="0" w:color="76CDD8"/>
@@ -24905,7 +24727,7 @@
         </w:tc>
         <w:tc>
           <w:tcPr>
-            <w:tcW w:w="1253" w:type="dxa"/>
+            <w:tcW w:w="1256" w:type="dxa"/>
             <w:tcBorders>
               <w:top w:val="single" w:sz="4" w:space="0" w:color="76CDD8"/>
               <w:left w:val="single" w:sz="4" w:space="0" w:color="76CDD8"/>
@@ -24975,7 +24797,7 @@
         </w:trPr>
         <w:tc>
           <w:tcPr>
-            <w:tcW w:w="1640" w:type="dxa"/>
+            <w:tcW w:w="1636" w:type="dxa"/>
             <w:tcBorders>
               <w:top w:val="single" w:sz="4" w:space="0" w:color="76CDD8"/>
               <w:left w:val="single" w:sz="4" w:space="0" w:color="76CDD8"/>
@@ -24997,7 +24819,7 @@
         </w:tc>
         <w:tc>
           <w:tcPr>
-            <w:tcW w:w="1458" w:type="dxa"/>
+            <w:tcW w:w="1462" w:type="dxa"/>
             <w:tcBorders>
               <w:top w:val="single" w:sz="4" w:space="0" w:color="76CDD8"/>
               <w:left w:val="single" w:sz="4" w:space="0" w:color="76CDD8"/>
@@ -25020,7 +24842,7 @@
         </w:tc>
         <w:tc>
           <w:tcPr>
-            <w:tcW w:w="1248" w:type="dxa"/>
+            <w:tcW w:w="1245" w:type="dxa"/>
             <w:tcBorders>
               <w:top w:val="single" w:sz="4" w:space="0" w:color="76CDD8"/>
               <w:left w:val="single" w:sz="4" w:space="0" w:color="76CDD8"/>
@@ -25043,7 +24865,7 @@
         </w:tc>
         <w:tc>
           <w:tcPr>
-            <w:tcW w:w="1253" w:type="dxa"/>
+            <w:tcW w:w="1254" w:type="dxa"/>
             <w:tcBorders>
               <w:top w:val="single" w:sz="4" w:space="0" w:color="76CDD8"/>
               <w:left w:val="single" w:sz="4" w:space="0" w:color="76CDD8"/>
@@ -25088,7 +24910,7 @@
         </w:tc>
         <w:tc>
           <w:tcPr>
-            <w:tcW w:w="1253" w:type="dxa"/>
+            <w:tcW w:w="1252" w:type="dxa"/>
             <w:tcBorders>
               <w:top w:val="single" w:sz="4" w:space="0" w:color="76CDD8"/>
               <w:left w:val="single" w:sz="4" w:space="0" w:color="76CDD8"/>
@@ -25110,7 +24932,7 @@
         </w:tc>
         <w:tc>
           <w:tcPr>
-            <w:tcW w:w="1253" w:type="dxa"/>
+            <w:tcW w:w="1256" w:type="dxa"/>
             <w:tcBorders>
               <w:top w:val="single" w:sz="4" w:space="0" w:color="76CDD8"/>
               <w:left w:val="single" w:sz="4" w:space="0" w:color="76CDD8"/>
@@ -28451,8 +28273,8 @@
         <w:gridCol w:w="1336"/>
         <w:gridCol w:w="1337"/>
         <w:gridCol w:w="1336"/>
-        <w:gridCol w:w="1339"/>
-        <w:gridCol w:w="1333"/>
+        <w:gridCol w:w="1340"/>
+        <w:gridCol w:w="1332"/>
       </w:tblGrid>
       <w:tr>
         <w:trPr>
@@ -28620,7 +28442,7 @@
         </w:tc>
         <w:tc>
           <w:tcPr>
-            <w:tcW w:w="1339" w:type="dxa"/>
+            <w:tcW w:w="1340" w:type="dxa"/>
             <w:tcBorders>
               <w:top w:val="single" w:sz="4" w:space="0" w:color="76CDD8"/>
               <w:left w:val="single" w:sz="4" w:space="0" w:color="76CDD8"/>
@@ -28652,7 +28474,7 @@
         </w:tc>
         <w:tc>
           <w:tcPr>
-            <w:tcW w:w="1333" w:type="dxa"/>
+            <w:tcW w:w="1332" w:type="dxa"/>
             <w:tcBorders>
               <w:top w:val="single" w:sz="4" w:space="0" w:color="76CDD8"/>
               <w:left w:val="single" w:sz="4" w:space="0" w:color="76CDD8"/>
@@ -28800,7 +28622,7 @@
         </w:tc>
         <w:tc>
           <w:tcPr>
-            <w:tcW w:w="1339" w:type="dxa"/>
+            <w:tcW w:w="1340" w:type="dxa"/>
             <w:tcBorders>
               <w:top w:val="single" w:sz="4" w:space="0" w:color="76CDD8"/>
               <w:left w:val="single" w:sz="4" w:space="0" w:color="76CDD8"/>
@@ -28822,7 +28644,7 @@
         </w:tc>
         <w:tc>
           <w:tcPr>
-            <w:tcW w:w="1333" w:type="dxa"/>
+            <w:tcW w:w="1332" w:type="dxa"/>
             <w:tcBorders>
               <w:top w:val="single" w:sz="4" w:space="0" w:color="76CDD8"/>
               <w:left w:val="single" w:sz="4" w:space="0" w:color="76CDD8"/>
@@ -32276,10 +32098,10 @@
       </w:tblPr>
       <w:tblGrid>
         <w:gridCol w:w="1735"/>
-        <w:gridCol w:w="2268"/>
-        <w:gridCol w:w="1898"/>
+        <w:gridCol w:w="2264"/>
+        <w:gridCol w:w="1900"/>
         <w:gridCol w:w="1831"/>
-        <w:gridCol w:w="1622"/>
+        <w:gridCol w:w="1624"/>
         <w:gridCol w:w="1"/>
       </w:tblGrid>
       <w:tr>
@@ -32320,7 +32142,7 @@
         </w:tc>
         <w:tc>
           <w:tcPr>
-            <w:tcW w:w="2268" w:type="dxa"/>
+            <w:tcW w:w="2264" w:type="dxa"/>
             <w:tcBorders>
               <w:top w:val="single" w:sz="4" w:space="0" w:color="76CDD8"/>
               <w:left w:val="single" w:sz="4" w:space="0" w:color="76CDD8"/>
@@ -32353,7 +32175,7 @@
         </w:tc>
         <w:tc>
           <w:tcPr>
-            <w:tcW w:w="1898" w:type="dxa"/>
+            <w:tcW w:w="1900" w:type="dxa"/>
             <w:tcBorders>
               <w:top w:val="single" w:sz="4" w:space="0" w:color="76CDD8"/>
               <w:left w:val="single" w:sz="4" w:space="0" w:color="76CDD8"/>
@@ -32418,7 +32240,7 @@
         </w:tc>
         <w:tc>
           <w:tcPr>
-            <w:tcW w:w="1622" w:type="dxa"/>
+            <w:tcW w:w="1624" w:type="dxa"/>
             <w:tcBorders>
               <w:top w:val="single" w:sz="4" w:space="0" w:color="76CDD8"/>
               <w:left w:val="single" w:sz="4" w:space="0" w:color="76CDD8"/>
@@ -32511,7 +32333,7 @@
         </w:tc>
         <w:tc>
           <w:tcPr>
-            <w:tcW w:w="2268" w:type="dxa"/>
+            <w:tcW w:w="2264" w:type="dxa"/>
             <w:tcBorders>
               <w:top w:val="single" w:sz="4" w:space="0" w:color="76CDD8"/>
               <w:left w:val="single" w:sz="4" w:space="0" w:color="76CDD8"/>
@@ -32534,7 +32356,7 @@
         </w:tc>
         <w:tc>
           <w:tcPr>
-            <w:tcW w:w="1898" w:type="dxa"/>
+            <w:tcW w:w="1900" w:type="dxa"/>
             <w:tcBorders>
               <w:top w:val="single" w:sz="4" w:space="0" w:color="76CDD8"/>
               <w:left w:val="single" w:sz="4" w:space="0" w:color="76CDD8"/>
@@ -32579,7 +32401,7 @@
         </w:tc>
         <w:tc>
           <w:tcPr>
-            <w:tcW w:w="1622" w:type="dxa"/>
+            <w:tcW w:w="1624" w:type="dxa"/>
             <w:tcBorders>
               <w:top w:val="single" w:sz="4" w:space="0" w:color="76CDD8"/>
               <w:left w:val="single" w:sz="4" w:space="0" w:color="76CDD8"/>
@@ -37720,8 +37542,8 @@
         <w:tblLook w:val="0000" w:noHBand="0" w:noVBand="0" w:firstColumn="0" w:lastRow="0" w:lastColumn="0" w:firstRow="0"/>
       </w:tblPr>
       <w:tblGrid>
-        <w:gridCol w:w="914"/>
-        <w:gridCol w:w="1373"/>
+        <w:gridCol w:w="912"/>
+        <w:gridCol w:w="1375"/>
         <w:gridCol w:w="1221"/>
         <w:gridCol w:w="1169"/>
         <w:gridCol w:w="1170"/>
@@ -37735,7 +37557,7 @@
         </w:trPr>
         <w:tc>
           <w:tcPr>
-            <w:tcW w:w="914" w:type="dxa"/>
+            <w:tcW w:w="912" w:type="dxa"/>
             <w:tcBorders>
               <w:top w:val="single" w:sz="4" w:space="0" w:color="76CDD8"/>
               <w:left w:val="single" w:sz="4" w:space="0" w:color="76CDD8"/>
@@ -37767,7 +37589,7 @@
         </w:tc>
         <w:tc>
           <w:tcPr>
-            <w:tcW w:w="1373" w:type="dxa"/>
+            <w:tcW w:w="1375" w:type="dxa"/>
             <w:tcBorders>
               <w:top w:val="single" w:sz="4" w:space="0" w:color="76CDD8"/>
               <w:left w:val="single" w:sz="4" w:space="0" w:color="76CDD8"/>
@@ -38002,7 +37824,7 @@
         </w:trPr>
         <w:tc>
           <w:tcPr>
-            <w:tcW w:w="914" w:type="dxa"/>
+            <w:tcW w:w="912" w:type="dxa"/>
             <w:tcBorders>
               <w:top w:val="single" w:sz="4" w:space="0" w:color="76CDD8"/>
               <w:left w:val="single" w:sz="4" w:space="0" w:color="76CDD8"/>
@@ -38024,7 +37846,7 @@
         </w:tc>
         <w:tc>
           <w:tcPr>
-            <w:tcW w:w="1373" w:type="dxa"/>
+            <w:tcW w:w="1375" w:type="dxa"/>
             <w:tcBorders>
               <w:top w:val="single" w:sz="4" w:space="0" w:color="76CDD8"/>
               <w:left w:val="single" w:sz="4" w:space="0" w:color="76CDD8"/>
@@ -41476,8 +41298,8 @@
         <w:gridCol w:w="1336"/>
         <w:gridCol w:w="1336"/>
         <w:gridCol w:w="1336"/>
-        <w:gridCol w:w="1337"/>
-        <w:gridCol w:w="1334"/>
+        <w:gridCol w:w="1339"/>
+        <w:gridCol w:w="1332"/>
       </w:tblGrid>
       <w:tr>
         <w:trPr>
@@ -41646,7 +41468,7 @@
         </w:tc>
         <w:tc>
           <w:tcPr>
-            <w:tcW w:w="1337" w:type="dxa"/>
+            <w:tcW w:w="1339" w:type="dxa"/>
             <w:tcBorders>
               <w:top w:val="single" w:sz="4" w:space="0" w:color="76CDD8"/>
               <w:left w:val="single" w:sz="4" w:space="0" w:color="76CDD8"/>
@@ -41678,7 +41500,7 @@
         </w:tc>
         <w:tc>
           <w:tcPr>
-            <w:tcW w:w="1334" w:type="dxa"/>
+            <w:tcW w:w="1332" w:type="dxa"/>
             <w:tcBorders>
               <w:top w:val="single" w:sz="4" w:space="0" w:color="76CDD8"/>
               <w:left w:val="single" w:sz="4" w:space="0" w:color="76CDD8"/>
@@ -41827,7 +41649,7 @@
         </w:tc>
         <w:tc>
           <w:tcPr>
-            <w:tcW w:w="1337" w:type="dxa"/>
+            <w:tcW w:w="1339" w:type="dxa"/>
             <w:tcBorders>
               <w:top w:val="single" w:sz="4" w:space="0" w:color="76CDD8"/>
               <w:left w:val="single" w:sz="4" w:space="0" w:color="76CDD8"/>
@@ -41849,7 +41671,7 @@
         </w:tc>
         <w:tc>
           <w:tcPr>
-            <w:tcW w:w="1334" w:type="dxa"/>
+            <w:tcW w:w="1332" w:type="dxa"/>
             <w:tcBorders>
               <w:top w:val="single" w:sz="4" w:space="0" w:color="76CDD8"/>
               <w:left w:val="single" w:sz="4" w:space="0" w:color="76CDD8"/>
@@ -42608,77 +42430,6 @@
             </w:pPr>
             <w:r>
               <w:rPr/>
-              <w:t>DISCOUNT_VALUE</w:t>
-            </w:r>
-          </w:p>
-        </w:tc>
-        <w:tc>
-          <w:tcPr>
-            <w:tcW w:w="3329" w:type="dxa"/>
-            <w:tcBorders>
-              <w:left w:val="single" w:sz="4" w:space="0" w:color="76CDD8"/>
-              <w:bottom w:val="single" w:sz="4" w:space="0" w:color="76CDD8"/>
-              <w:right w:val="single" w:sz="4" w:space="0" w:color="76CDD8"/>
-            </w:tcBorders>
-          </w:tcPr>
-          <w:p>
-            <w:pPr>
-              <w:pStyle w:val="TextBody"/>
-              <w:widowControl w:val="false"/>
-              <w:spacing w:before="120" w:after="0"/>
-              <w:rPr/>
-            </w:pPr>
-            <w:r>
-              <w:rPr/>
-              <w:t>Discount value</w:t>
-            </w:r>
-          </w:p>
-        </w:tc>
-        <w:tc>
-          <w:tcPr>
-            <w:tcW w:w="2791" w:type="dxa"/>
-            <w:tcBorders>
-              <w:left w:val="single" w:sz="4" w:space="0" w:color="76CDD8"/>
-              <w:bottom w:val="single" w:sz="4" w:space="0" w:color="76CDD8"/>
-              <w:right w:val="single" w:sz="4" w:space="0" w:color="76CDD8"/>
-            </w:tcBorders>
-          </w:tcPr>
-          <w:p>
-            <w:pPr>
-              <w:pStyle w:val="TextBody"/>
-              <w:widowControl w:val="false"/>
-              <w:spacing w:before="120" w:after="0"/>
-              <w:rPr/>
-            </w:pPr>
-            <w:r>
-              <w:rPr/>
-              <w:t>DECIMAL</w:t>
-            </w:r>
-          </w:p>
-        </w:tc>
-      </w:tr>
-      <w:tr>
-        <w:trPr>
-          <w:trHeight w:val="432" w:hRule="atLeast"/>
-        </w:trPr>
-        <w:tc>
-          <w:tcPr>
-            <w:tcW w:w="3073" w:type="dxa"/>
-            <w:tcBorders>
-              <w:left w:val="single" w:sz="4" w:space="0" w:color="76CDD8"/>
-              <w:bottom w:val="single" w:sz="4" w:space="0" w:color="76CDD8"/>
-              <w:right w:val="single" w:sz="4" w:space="0" w:color="76CDD8"/>
-            </w:tcBorders>
-          </w:tcPr>
-          <w:p>
-            <w:pPr>
-              <w:pStyle w:val="TextBody"/>
-              <w:widowControl w:val="false"/>
-              <w:spacing w:before="120" w:after="0"/>
-              <w:rPr/>
-            </w:pPr>
-            <w:r>
-              <w:rPr/>
               <w:t>SOURCE_SYSTEM</w:t>
             </w:r>
           </w:p>
@@ -42989,8 +42740,8 @@
       <w:tblGrid>
         <w:gridCol w:w="1694"/>
         <w:gridCol w:w="2172"/>
-        <w:gridCol w:w="2044"/>
-        <w:gridCol w:w="2255"/>
+        <w:gridCol w:w="2041"/>
+        <w:gridCol w:w="2258"/>
         <w:gridCol w:w="1189"/>
       </w:tblGrid>
       <w:tr>
@@ -43064,7 +42815,7 @@
         </w:tc>
         <w:tc>
           <w:tcPr>
-            <w:tcW w:w="2044" w:type="dxa"/>
+            <w:tcW w:w="2041" w:type="dxa"/>
             <w:tcBorders>
               <w:top w:val="single" w:sz="4" w:space="0" w:color="76CDD8"/>
               <w:left w:val="single" w:sz="4" w:space="0" w:color="76CDD8"/>
@@ -43096,7 +42847,7 @@
         </w:tc>
         <w:tc>
           <w:tcPr>
-            <w:tcW w:w="2255" w:type="dxa"/>
+            <w:tcW w:w="2258" w:type="dxa"/>
             <w:tcBorders>
               <w:top w:val="single" w:sz="4" w:space="0" w:color="76CDD8"/>
               <w:left w:val="single" w:sz="4" w:space="0" w:color="76CDD8"/>
@@ -43212,7 +42963,7 @@
         </w:tc>
         <w:tc>
           <w:tcPr>
-            <w:tcW w:w="2044" w:type="dxa"/>
+            <w:tcW w:w="2041" w:type="dxa"/>
             <w:tcBorders>
               <w:top w:val="single" w:sz="4" w:space="0" w:color="76CDD8"/>
               <w:left w:val="single" w:sz="4" w:space="0" w:color="76CDD8"/>
@@ -43234,7 +42985,7 @@
         </w:tc>
         <w:tc>
           <w:tcPr>
-            <w:tcW w:w="2255" w:type="dxa"/>
+            <w:tcW w:w="2258" w:type="dxa"/>
             <w:tcBorders>
               <w:top w:val="single" w:sz="4" w:space="0" w:color="76CDD8"/>
               <w:left w:val="single" w:sz="4" w:space="0" w:color="76CDD8"/>
@@ -43348,13 +43099,12 @@
         <w:tblLook w:val="0000" w:noHBand="0" w:noVBand="0" w:firstColumn="0" w:lastRow="0" w:lastColumn="0" w:firstRow="0"/>
       </w:tblPr>
       <w:tblGrid>
-        <w:gridCol w:w="1336"/>
-        <w:gridCol w:w="1336"/>
-        <w:gridCol w:w="1336"/>
-        <w:gridCol w:w="1337"/>
-        <w:gridCol w:w="1336"/>
-        <w:gridCol w:w="1337"/>
-        <w:gridCol w:w="1335"/>
+        <w:gridCol w:w="1559"/>
+        <w:gridCol w:w="1559"/>
+        <w:gridCol w:w="1559"/>
+        <w:gridCol w:w="1559"/>
+        <w:gridCol w:w="1559"/>
+        <w:gridCol w:w="1558"/>
       </w:tblGrid>
       <w:tr>
         <w:trPr>
@@ -43362,7 +43112,7 @@
         </w:trPr>
         <w:tc>
           <w:tcPr>
-            <w:tcW w:w="1336" w:type="dxa"/>
+            <w:tcW w:w="1559" w:type="dxa"/>
             <w:tcBorders>
               <w:top w:val="single" w:sz="4" w:space="0" w:color="76CDD8"/>
               <w:left w:val="single" w:sz="4" w:space="0" w:color="76CDD8"/>
@@ -43395,7 +43145,7 @@
         </w:tc>
         <w:tc>
           <w:tcPr>
-            <w:tcW w:w="1336" w:type="dxa"/>
+            <w:tcW w:w="1559" w:type="dxa"/>
             <w:tcBorders>
               <w:top w:val="single" w:sz="4" w:space="0" w:color="76CDD8"/>
               <w:left w:val="single" w:sz="4" w:space="0" w:color="76CDD8"/>
@@ -43427,7 +43177,7 @@
         </w:tc>
         <w:tc>
           <w:tcPr>
-            <w:tcW w:w="1336" w:type="dxa"/>
+            <w:tcW w:w="1559" w:type="dxa"/>
             <w:tcBorders>
               <w:top w:val="single" w:sz="4" w:space="0" w:color="76CDD8"/>
               <w:left w:val="single" w:sz="4" w:space="0" w:color="76CDD8"/>
@@ -43453,13 +43203,13 @@
                 <w:sz w:val="18"/>
                 <w:szCs w:val="18"/>
               </w:rPr>
-              <w:t>DISCOUNT_VALUE</w:t>
-            </w:r>
-          </w:p>
-        </w:tc>
-        <w:tc>
-          <w:tcPr>
-            <w:tcW w:w="1337" w:type="dxa"/>
+              <w:t>SOURCE_SYSTEM</w:t>
+            </w:r>
+          </w:p>
+        </w:tc>
+        <w:tc>
+          <w:tcPr>
+            <w:tcW w:w="1559" w:type="dxa"/>
             <w:tcBorders>
               <w:top w:val="single" w:sz="4" w:space="0" w:color="76CDD8"/>
               <w:left w:val="single" w:sz="4" w:space="0" w:color="76CDD8"/>
@@ -43485,13 +43235,13 @@
                 <w:sz w:val="18"/>
                 <w:szCs w:val="18"/>
               </w:rPr>
-              <w:t>SOURCE_SYSTEM</w:t>
-            </w:r>
-          </w:p>
-        </w:tc>
-        <w:tc>
-          <w:tcPr>
-            <w:tcW w:w="1336" w:type="dxa"/>
+              <w:t>SOURCE_TABLE</w:t>
+            </w:r>
+          </w:p>
+        </w:tc>
+        <w:tc>
+          <w:tcPr>
+            <w:tcW w:w="1559" w:type="dxa"/>
             <w:tcBorders>
               <w:top w:val="single" w:sz="4" w:space="0" w:color="76CDD8"/>
               <w:left w:val="single" w:sz="4" w:space="0" w:color="76CDD8"/>
@@ -43517,45 +43267,13 @@
                 <w:sz w:val="18"/>
                 <w:szCs w:val="18"/>
               </w:rPr>
-              <w:t>SOURCE_TABLE</w:t>
-            </w:r>
-          </w:p>
-        </w:tc>
-        <w:tc>
-          <w:tcPr>
-            <w:tcW w:w="1337" w:type="dxa"/>
-            <w:tcBorders>
-              <w:top w:val="single" w:sz="4" w:space="0" w:color="76CDD8"/>
-              <w:left w:val="single" w:sz="4" w:space="0" w:color="76CDD8"/>
-              <w:bottom w:val="single" w:sz="4" w:space="0" w:color="76CDD8"/>
-            </w:tcBorders>
-            <w:shd w:color="auto" w:fill="76CDD8" w:val="clear"/>
-          </w:tcPr>
-          <w:p>
-            <w:pPr>
-              <w:pStyle w:val="TextBody"/>
-              <w:widowControl w:val="false"/>
-              <w:spacing w:lineRule="auto" w:line="360" w:before="120" w:after="0"/>
-              <w:jc w:val="center"/>
-              <w:rPr>
-                <w:color w:val="FFFFFF" w:themeColor="background1"/>
-                <w:sz w:val="18"/>
-                <w:szCs w:val="18"/>
-              </w:rPr>
-            </w:pPr>
-            <w:r>
-              <w:rPr>
-                <w:color w:val="FFFFFF" w:themeColor="background1"/>
-                <w:sz w:val="18"/>
-                <w:szCs w:val="18"/>
-              </w:rPr>
               <w:t>INSERT_DT</w:t>
             </w:r>
           </w:p>
         </w:tc>
         <w:tc>
           <w:tcPr>
-            <w:tcW w:w="1335" w:type="dxa"/>
+            <w:tcW w:w="1558" w:type="dxa"/>
             <w:tcBorders>
               <w:top w:val="single" w:sz="4" w:space="0" w:color="76CDD8"/>
               <w:left w:val="single" w:sz="4" w:space="0" w:color="76CDD8"/>
@@ -43593,7 +43311,7 @@
         </w:trPr>
         <w:tc>
           <w:tcPr>
-            <w:tcW w:w="1336" w:type="dxa"/>
+            <w:tcW w:w="1559" w:type="dxa"/>
             <w:tcBorders>
               <w:top w:val="single" w:sz="4" w:space="0" w:color="76CDD8"/>
               <w:left w:val="single" w:sz="4" w:space="0" w:color="76CDD8"/>
@@ -43616,7 +43334,7 @@
         </w:tc>
         <w:tc>
           <w:tcPr>
-            <w:tcW w:w="1336" w:type="dxa"/>
+            <w:tcW w:w="1559" w:type="dxa"/>
             <w:tcBorders>
               <w:top w:val="single" w:sz="4" w:space="0" w:color="76CDD8"/>
               <w:left w:val="single" w:sz="4" w:space="0" w:color="76CDD8"/>
@@ -43638,29 +43356,7 @@
         </w:tc>
         <w:tc>
           <w:tcPr>
-            <w:tcW w:w="1336" w:type="dxa"/>
-            <w:tcBorders>
-              <w:top w:val="single" w:sz="4" w:space="0" w:color="76CDD8"/>
-              <w:left w:val="single" w:sz="4" w:space="0" w:color="76CDD8"/>
-              <w:bottom w:val="single" w:sz="4" w:space="0" w:color="76CDD8"/>
-            </w:tcBorders>
-          </w:tcPr>
-          <w:p>
-            <w:pPr>
-              <w:pStyle w:val="TextBody"/>
-              <w:widowControl w:val="false"/>
-              <w:spacing w:before="120" w:after="0"/>
-              <w:rPr/>
-            </w:pPr>
-            <w:r>
-              <w:rPr/>
-              <w:t>0.12</w:t>
-            </w:r>
-          </w:p>
-        </w:tc>
-        <w:tc>
-          <w:tcPr>
-            <w:tcW w:w="1337" w:type="dxa"/>
+            <w:tcW w:w="1559" w:type="dxa"/>
             <w:tcBorders>
               <w:top w:val="single" w:sz="4" w:space="0" w:color="76CDD8"/>
               <w:left w:val="single" w:sz="4" w:space="0" w:color="76CDD8"/>
@@ -43682,7 +43378,7 @@
         </w:tc>
         <w:tc>
           <w:tcPr>
-            <w:tcW w:w="1336" w:type="dxa"/>
+            <w:tcW w:w="1559" w:type="dxa"/>
             <w:tcBorders>
               <w:top w:val="single" w:sz="4" w:space="0" w:color="76CDD8"/>
               <w:left w:val="single" w:sz="4" w:space="0" w:color="76CDD8"/>
@@ -43704,7 +43400,7 @@
         </w:tc>
         <w:tc>
           <w:tcPr>
-            <w:tcW w:w="1337" w:type="dxa"/>
+            <w:tcW w:w="1559" w:type="dxa"/>
             <w:tcBorders>
               <w:top w:val="single" w:sz="4" w:space="0" w:color="76CDD8"/>
               <w:left w:val="single" w:sz="4" w:space="0" w:color="76CDD8"/>
@@ -43726,7 +43422,7 @@
         </w:tc>
         <w:tc>
           <w:tcPr>
-            <w:tcW w:w="1335" w:type="dxa"/>
+            <w:tcW w:w="1558" w:type="dxa"/>
             <w:tcBorders>
               <w:top w:val="single" w:sz="4" w:space="0" w:color="76CDD8"/>
               <w:left w:val="single" w:sz="4" w:space="0" w:color="76CDD8"/>
@@ -49174,6 +48870,77 @@
             </w:pPr>
             <w:r>
               <w:rPr/>
+              <w:t>DISCOUNT_VALUE</w:t>
+            </w:r>
+          </w:p>
+        </w:tc>
+        <w:tc>
+          <w:tcPr>
+            <w:tcW w:w="3329" w:type="dxa"/>
+            <w:tcBorders>
+              <w:left w:val="single" w:sz="4" w:space="0" w:color="76CDD8"/>
+              <w:bottom w:val="single" w:sz="4" w:space="0" w:color="76CDD8"/>
+              <w:right w:val="single" w:sz="4" w:space="0" w:color="76CDD8"/>
+            </w:tcBorders>
+          </w:tcPr>
+          <w:p>
+            <w:pPr>
+              <w:pStyle w:val="TextBody"/>
+              <w:widowControl w:val="false"/>
+              <w:spacing w:before="120" w:after="0"/>
+              <w:rPr/>
+            </w:pPr>
+            <w:r>
+              <w:rPr/>
+              <w:t>Discount value</w:t>
+            </w:r>
+          </w:p>
+        </w:tc>
+        <w:tc>
+          <w:tcPr>
+            <w:tcW w:w="2791" w:type="dxa"/>
+            <w:tcBorders>
+              <w:left w:val="single" w:sz="4" w:space="0" w:color="76CDD8"/>
+              <w:bottom w:val="single" w:sz="4" w:space="0" w:color="76CDD8"/>
+              <w:right w:val="single" w:sz="4" w:space="0" w:color="76CDD8"/>
+            </w:tcBorders>
+          </w:tcPr>
+          <w:p>
+            <w:pPr>
+              <w:pStyle w:val="TextBody"/>
+              <w:widowControl w:val="false"/>
+              <w:spacing w:before="120" w:after="0"/>
+              <w:rPr/>
+            </w:pPr>
+            <w:r>
+              <w:rPr/>
+              <w:t>DECIMAL</w:t>
+            </w:r>
+          </w:p>
+        </w:tc>
+      </w:tr>
+      <w:tr>
+        <w:trPr>
+          <w:trHeight w:val="432" w:hRule="atLeast"/>
+        </w:trPr>
+        <w:tc>
+          <w:tcPr>
+            <w:tcW w:w="3073" w:type="dxa"/>
+            <w:tcBorders>
+              <w:left w:val="single" w:sz="4" w:space="0" w:color="76CDD8"/>
+              <w:bottom w:val="single" w:sz="4" w:space="0" w:color="76CDD8"/>
+              <w:right w:val="single" w:sz="4" w:space="0" w:color="76CDD8"/>
+            </w:tcBorders>
+          </w:tcPr>
+          <w:p>
+            <w:pPr>
+              <w:pStyle w:val="TextBody"/>
+              <w:widowControl w:val="false"/>
+              <w:spacing w:before="120" w:after="0"/>
+              <w:rPr/>
+            </w:pPr>
+            <w:r>
+              <w:rPr/>
               <w:t>QUANTITY</w:t>
             </w:r>
           </w:p>
@@ -49481,19 +49248,19 @@
         <w:tblLook w:val="0000" w:noHBand="0" w:noVBand="0" w:firstColumn="0" w:lastRow="0" w:lastColumn="0" w:firstRow="0"/>
       </w:tblPr>
       <w:tblGrid>
-        <w:gridCol w:w="1024"/>
-        <w:gridCol w:w="1881"/>
-        <w:gridCol w:w="2506"/>
-        <w:gridCol w:w="1175"/>
-        <w:gridCol w:w="1322"/>
-        <w:gridCol w:w="1452"/>
+        <w:gridCol w:w="1023"/>
+        <w:gridCol w:w="1878"/>
+        <w:gridCol w:w="2508"/>
+        <w:gridCol w:w="1174"/>
+        <w:gridCol w:w="1323"/>
+        <w:gridCol w:w="1454"/>
         <w:gridCol w:w="1"/>
       </w:tblGrid>
       <w:tr>
         <w:trPr/>
         <w:tc>
           <w:tcPr>
-            <w:tcW w:w="1024" w:type="dxa"/>
+            <w:tcW w:w="1023" w:type="dxa"/>
             <w:tcBorders>
               <w:top w:val="single" w:sz="4" w:space="0" w:color="76CDD8"/>
               <w:left w:val="single" w:sz="4" w:space="0" w:color="76CDD8"/>
@@ -49524,7 +49291,7 @@
         </w:tc>
         <w:tc>
           <w:tcPr>
-            <w:tcW w:w="1881" w:type="dxa"/>
+            <w:tcW w:w="1878" w:type="dxa"/>
             <w:tcBorders>
               <w:top w:val="single" w:sz="4" w:space="0" w:color="76CDD8"/>
               <w:left w:val="single" w:sz="4" w:space="0" w:color="76CDD8"/>
@@ -49559,7 +49326,7 @@
         </w:tc>
         <w:tc>
           <w:tcPr>
-            <w:tcW w:w="2506" w:type="dxa"/>
+            <w:tcW w:w="2508" w:type="dxa"/>
             <w:tcBorders>
               <w:top w:val="single" w:sz="4" w:space="0" w:color="76CDD8"/>
               <w:left w:val="single" w:sz="4" w:space="0" w:color="76CDD8"/>
@@ -49592,7 +49359,7 @@
         </w:tc>
         <w:tc>
           <w:tcPr>
-            <w:tcW w:w="1175" w:type="dxa"/>
+            <w:tcW w:w="1174" w:type="dxa"/>
             <w:tcBorders>
               <w:top w:val="single" w:sz="4" w:space="0" w:color="76CDD8"/>
               <w:left w:val="single" w:sz="4" w:space="0" w:color="76CDD8"/>
@@ -49624,7 +49391,7 @@
         </w:tc>
         <w:tc>
           <w:tcPr>
-            <w:tcW w:w="1322" w:type="dxa"/>
+            <w:tcW w:w="1323" w:type="dxa"/>
             <w:tcBorders>
               <w:top w:val="single" w:sz="4" w:space="0" w:color="76CDD8"/>
               <w:left w:val="single" w:sz="4" w:space="0" w:color="76CDD8"/>
@@ -49656,7 +49423,7 @@
         </w:tc>
         <w:tc>
           <w:tcPr>
-            <w:tcW w:w="1452" w:type="dxa"/>
+            <w:tcW w:w="1454" w:type="dxa"/>
             <w:tcBorders>
               <w:top w:val="single" w:sz="4" w:space="0" w:color="76CDD8"/>
               <w:left w:val="single" w:sz="4" w:space="0" w:color="76CDD8"/>
@@ -49726,7 +49493,7 @@
         </w:trPr>
         <w:tc>
           <w:tcPr>
-            <w:tcW w:w="1024" w:type="dxa"/>
+            <w:tcW w:w="1023" w:type="dxa"/>
             <w:tcBorders>
               <w:top w:val="single" w:sz="4" w:space="0" w:color="76CDD8"/>
               <w:left w:val="single" w:sz="4" w:space="0" w:color="76CDD8"/>
@@ -49748,7 +49515,7 @@
         </w:tc>
         <w:tc>
           <w:tcPr>
-            <w:tcW w:w="1881" w:type="dxa"/>
+            <w:tcW w:w="1878" w:type="dxa"/>
             <w:tcBorders>
               <w:top w:val="single" w:sz="4" w:space="0" w:color="76CDD8"/>
               <w:left w:val="single" w:sz="4" w:space="0" w:color="76CDD8"/>
@@ -49771,7 +49538,7 @@
         </w:tc>
         <w:tc>
           <w:tcPr>
-            <w:tcW w:w="2506" w:type="dxa"/>
+            <w:tcW w:w="2508" w:type="dxa"/>
             <w:tcBorders>
               <w:top w:val="single" w:sz="4" w:space="0" w:color="76CDD8"/>
               <w:left w:val="single" w:sz="4" w:space="0" w:color="76CDD8"/>
@@ -49794,7 +49561,7 @@
         </w:tc>
         <w:tc>
           <w:tcPr>
-            <w:tcW w:w="1175" w:type="dxa"/>
+            <w:tcW w:w="1174" w:type="dxa"/>
             <w:tcBorders>
               <w:top w:val="single" w:sz="4" w:space="0" w:color="76CDD8"/>
               <w:left w:val="single" w:sz="4" w:space="0" w:color="76CDD8"/>
@@ -49816,7 +49583,7 @@
         </w:tc>
         <w:tc>
           <w:tcPr>
-            <w:tcW w:w="1322" w:type="dxa"/>
+            <w:tcW w:w="1323" w:type="dxa"/>
             <w:tcBorders>
               <w:top w:val="single" w:sz="4" w:space="0" w:color="76CDD8"/>
               <w:left w:val="single" w:sz="4" w:space="0" w:color="76CDD8"/>
@@ -49838,7 +49605,7 @@
         </w:tc>
         <w:tc>
           <w:tcPr>
-            <w:tcW w:w="1452" w:type="dxa"/>
+            <w:tcW w:w="1454" w:type="dxa"/>
             <w:tcBorders>
               <w:top w:val="single" w:sz="4" w:space="0" w:color="76CDD8"/>
               <w:left w:val="single" w:sz="4" w:space="0" w:color="76CDD8"/>
@@ -49911,8 +49678,8 @@
         <w:gridCol w:w="1750"/>
         <w:gridCol w:w="1930"/>
         <w:gridCol w:w="2660"/>
-        <w:gridCol w:w="1647"/>
-        <w:gridCol w:w="221"/>
+        <w:gridCol w:w="1645"/>
+        <w:gridCol w:w="1375"/>
       </w:tblGrid>
       <w:tr>
         <w:trPr/>
@@ -50014,7 +49781,7 @@
         </w:tc>
         <w:tc>
           <w:tcPr>
-            <w:tcW w:w="1647" w:type="dxa"/>
+            <w:tcW w:w="1645" w:type="dxa"/>
             <w:tcBorders>
               <w:top w:val="single" w:sz="4" w:space="0" w:color="76CDD8"/>
               <w:left w:val="single" w:sz="4" w:space="0" w:color="76CDD8"/>
@@ -50046,7 +49813,7 @@
         </w:tc>
         <w:tc>
           <w:tcPr>
-            <w:tcW w:w="221" w:type="dxa"/>
+            <w:tcW w:w="1375" w:type="dxa"/>
             <w:tcBorders>
               <w:top w:val="single" w:sz="4" w:space="0" w:color="76CDD8"/>
               <w:left w:val="single" w:sz="4" w:space="0" w:color="76CDD8"/>
@@ -50063,17 +49830,17 @@
               <w:jc w:val="center"/>
               <w:rPr>
                 <w:color w:val="FFFFFF" w:themeColor="background1"/>
-                <w:sz w:val="16"/>
-                <w:szCs w:val="16"/>
-              </w:rPr>
-            </w:pPr>
-            <w:r>
-              <w:rPr>
-                <w:color w:val="FFFFFF" w:themeColor="background1"/>
-                <w:sz w:val="16"/>
-                <w:szCs w:val="16"/>
-              </w:rPr>
-              <w:t>QUANTITY</w:t>
+                <w:sz w:val="18"/>
+                <w:szCs w:val="18"/>
+              </w:rPr>
+            </w:pPr>
+            <w:r>
+              <w:rPr>
+                <w:color w:val="FFFFFF" w:themeColor="background1"/>
+                <w:sz w:val="18"/>
+                <w:szCs w:val="18"/>
+              </w:rPr>
+              <w:t>DISCOUNT_VALUE</w:t>
             </w:r>
           </w:p>
         </w:tc>
@@ -50150,7 +49917,7 @@
         </w:tc>
         <w:tc>
           <w:tcPr>
-            <w:tcW w:w="1647" w:type="dxa"/>
+            <w:tcW w:w="1645" w:type="dxa"/>
             <w:tcBorders>
               <w:top w:val="single" w:sz="4" w:space="0" w:color="76CDD8"/>
               <w:left w:val="single" w:sz="4" w:space="0" w:color="76CDD8"/>
@@ -50172,24 +49939,24 @@
         </w:tc>
         <w:tc>
           <w:tcPr>
-            <w:tcW w:w="221" w:type="dxa"/>
-            <w:tcBorders>
-              <w:top w:val="single" w:sz="4" w:space="0" w:color="76CDD8"/>
-              <w:left w:val="single" w:sz="4" w:space="0" w:color="76CDD8"/>
-              <w:bottom w:val="single" w:sz="4" w:space="0" w:color="76CDD8"/>
-              <w:right w:val="single" w:sz="4" w:space="0" w:color="76CDD8"/>
-            </w:tcBorders>
-          </w:tcPr>
-          <w:p>
-            <w:pPr>
-              <w:pStyle w:val="TextBody"/>
-              <w:widowControl w:val="false"/>
-              <w:spacing w:before="120" w:after="0"/>
-              <w:rPr/>
-            </w:pPr>
-            <w:r>
-              <w:rPr/>
-              <w:t>4</w:t>
+            <w:tcW w:w="1375" w:type="dxa"/>
+            <w:tcBorders>
+              <w:top w:val="single" w:sz="4" w:space="0" w:color="76CDD8"/>
+              <w:left w:val="single" w:sz="4" w:space="0" w:color="76CDD8"/>
+              <w:bottom w:val="single" w:sz="4" w:space="0" w:color="76CDD8"/>
+              <w:right w:val="single" w:sz="4" w:space="0" w:color="76CDD8"/>
+            </w:tcBorders>
+          </w:tcPr>
+          <w:p>
+            <w:pPr>
+              <w:pStyle w:val="TextBody"/>
+              <w:widowControl w:val="false"/>
+              <w:spacing w:before="120" w:after="0"/>
+              <w:rPr/>
+            </w:pPr>
+            <w:r>
+              <w:rPr/>
+              <w:t>0.12</w:t>
             </w:r>
           </w:p>
         </w:tc>
@@ -50231,16 +49998,17 @@
         <w:tblLook w:val="0000" w:noHBand="0" w:noVBand="0" w:firstColumn="0" w:lastRow="0" w:lastColumn="0" w:firstRow="0"/>
       </w:tblPr>
       <w:tblGrid>
-        <w:gridCol w:w="2079"/>
-        <w:gridCol w:w="2080"/>
-        <w:gridCol w:w="2080"/>
-        <w:gridCol w:w="3121"/>
+        <w:gridCol w:w="1698"/>
+        <w:gridCol w:w="1700"/>
+        <w:gridCol w:w="1704"/>
+        <w:gridCol w:w="1703"/>
+        <w:gridCol w:w="2555"/>
       </w:tblGrid>
       <w:tr>
         <w:trPr/>
         <w:tc>
           <w:tcPr>
-            <w:tcW w:w="2079" w:type="dxa"/>
+            <w:tcW w:w="1698" w:type="dxa"/>
             <w:tcBorders>
               <w:top w:val="single" w:sz="4" w:space="0" w:color="76CDD8"/>
               <w:left w:val="single" w:sz="4" w:space="0" w:color="76CDD8"/>
@@ -50255,6 +50023,7 @@
               <w:spacing w:lineRule="auto" w:line="360" w:before="120" w:after="0"/>
               <w:jc w:val="center"/>
               <w:rPr>
+                <w:color w:val="FFFFFF" w:themeColor="background1"/>
                 <w:sz w:val="16"/>
                 <w:szCs w:val="16"/>
               </w:rPr>
@@ -50265,13 +50034,13 @@
                 <w:sz w:val="16"/>
                 <w:szCs w:val="16"/>
               </w:rPr>
-              <w:t>UNIT_PRICE</w:t>
-            </w:r>
-          </w:p>
-        </w:tc>
-        <w:tc>
-          <w:tcPr>
-            <w:tcW w:w="2080" w:type="dxa"/>
+              <w:t>QUANTITY</w:t>
+            </w:r>
+          </w:p>
+        </w:tc>
+        <w:tc>
+          <w:tcPr>
+            <w:tcW w:w="1700" w:type="dxa"/>
             <w:tcBorders>
               <w:top w:val="single" w:sz="4" w:space="0" w:color="76CDD8"/>
               <w:left w:val="single" w:sz="4" w:space="0" w:color="76CDD8"/>
@@ -50286,7 +50055,6 @@
               <w:spacing w:lineRule="auto" w:line="360" w:before="120" w:after="0"/>
               <w:jc w:val="center"/>
               <w:rPr>
-                <w:color w:val="FFFFFF" w:themeColor="background1"/>
                 <w:sz w:val="16"/>
                 <w:szCs w:val="16"/>
               </w:rPr>
@@ -50297,13 +50065,13 @@
                 <w:sz w:val="16"/>
                 <w:szCs w:val="16"/>
               </w:rPr>
-              <w:t>UNIT_COST</w:t>
-            </w:r>
-          </w:p>
-        </w:tc>
-        <w:tc>
-          <w:tcPr>
-            <w:tcW w:w="2080" w:type="dxa"/>
+              <w:t>UNIT_PRICE</w:t>
+            </w:r>
+          </w:p>
+        </w:tc>
+        <w:tc>
+          <w:tcPr>
+            <w:tcW w:w="1704" w:type="dxa"/>
             <w:tcBorders>
               <w:top w:val="single" w:sz="4" w:space="0" w:color="76CDD8"/>
               <w:left w:val="single" w:sz="4" w:space="0" w:color="76CDD8"/>
@@ -50318,6 +50086,7 @@
               <w:spacing w:lineRule="auto" w:line="360" w:before="120" w:after="0"/>
               <w:jc w:val="center"/>
               <w:rPr>
+                <w:color w:val="FFFFFF" w:themeColor="background1"/>
                 <w:sz w:val="16"/>
                 <w:szCs w:val="16"/>
               </w:rPr>
@@ -50334,7 +50103,38 @@
         </w:tc>
         <w:tc>
           <w:tcPr>
-            <w:tcW w:w="3121" w:type="dxa"/>
+            <w:tcW w:w="1703" w:type="dxa"/>
+            <w:tcBorders>
+              <w:top w:val="single" w:sz="4" w:space="0" w:color="76CDD8"/>
+              <w:left w:val="single" w:sz="4" w:space="0" w:color="76CDD8"/>
+              <w:bottom w:val="single" w:sz="4" w:space="0" w:color="76CDD8"/>
+            </w:tcBorders>
+            <w:shd w:color="auto" w:fill="76CDD8" w:val="clear"/>
+          </w:tcPr>
+          <w:p>
+            <w:pPr>
+              <w:pStyle w:val="TextBody"/>
+              <w:widowControl w:val="false"/>
+              <w:spacing w:lineRule="auto" w:line="360" w:before="120" w:after="0"/>
+              <w:jc w:val="center"/>
+              <w:rPr>
+                <w:sz w:val="16"/>
+                <w:szCs w:val="16"/>
+              </w:rPr>
+            </w:pPr>
+            <w:r>
+              <w:rPr>
+                <w:color w:val="FFFFFF" w:themeColor="background1"/>
+                <w:sz w:val="16"/>
+                <w:szCs w:val="16"/>
+              </w:rPr>
+              <w:t>UNIT_COST</w:t>
+            </w:r>
+          </w:p>
+        </w:tc>
+        <w:tc>
+          <w:tcPr>
+            <w:tcW w:w="2555" w:type="dxa"/>
             <w:tcBorders>
               <w:top w:val="single" w:sz="4" w:space="0" w:color="76CDD8"/>
               <w:left w:val="single" w:sz="4" w:space="0" w:color="76CDD8"/>
@@ -50372,7 +50172,29 @@
         </w:trPr>
         <w:tc>
           <w:tcPr>
-            <w:tcW w:w="2079" w:type="dxa"/>
+            <w:tcW w:w="1698" w:type="dxa"/>
+            <w:tcBorders>
+              <w:top w:val="single" w:sz="4" w:space="0" w:color="76CDD8"/>
+              <w:left w:val="single" w:sz="4" w:space="0" w:color="76CDD8"/>
+              <w:bottom w:val="single" w:sz="4" w:space="0" w:color="76CDD8"/>
+            </w:tcBorders>
+          </w:tcPr>
+          <w:p>
+            <w:pPr>
+              <w:pStyle w:val="TextBody"/>
+              <w:widowControl w:val="false"/>
+              <w:spacing w:before="120" w:after="0"/>
+              <w:rPr/>
+            </w:pPr>
+            <w:r>
+              <w:rPr/>
+              <w:t>4</w:t>
+            </w:r>
+          </w:p>
+        </w:tc>
+        <w:tc>
+          <w:tcPr>
+            <w:tcW w:w="1700" w:type="dxa"/>
             <w:tcBorders>
               <w:top w:val="single" w:sz="4" w:space="0" w:color="76CDD8"/>
               <w:left w:val="single" w:sz="4" w:space="0" w:color="76CDD8"/>
@@ -50394,7 +50216,7 @@
         </w:tc>
         <w:tc>
           <w:tcPr>
-            <w:tcW w:w="2080" w:type="dxa"/>
+            <w:tcW w:w="1704" w:type="dxa"/>
             <w:tcBorders>
               <w:top w:val="single" w:sz="4" w:space="0" w:color="76CDD8"/>
               <w:left w:val="single" w:sz="4" w:space="0" w:color="76CDD8"/>
@@ -50416,7 +50238,7 @@
         </w:tc>
         <w:tc>
           <w:tcPr>
-            <w:tcW w:w="2080" w:type="dxa"/>
+            <w:tcW w:w="1703" w:type="dxa"/>
             <w:tcBorders>
               <w:top w:val="single" w:sz="4" w:space="0" w:color="76CDD8"/>
               <w:left w:val="single" w:sz="4" w:space="0" w:color="76CDD8"/>
@@ -50438,7 +50260,7 @@
         </w:tc>
         <w:tc>
           <w:tcPr>
-            <w:tcW w:w="3121" w:type="dxa"/>
+            <w:tcW w:w="2555" w:type="dxa"/>
             <w:tcBorders>
               <w:top w:val="single" w:sz="4" w:space="0" w:color="76CDD8"/>
               <w:left w:val="single" w:sz="4" w:space="0" w:color="76CDD8"/>
@@ -50491,8 +50313,64 @@
       <w:bookmarkStart w:id="31" w:name="_Hlk1375490241"/>
       <w:bookmarkEnd w:id="31"/>
       <w:r>
+        <w:rPr>
+          <w:rFonts w:eastAsia="Times New Roman" w:cs="Times New Roman"/>
+          <w:caps/>
+          <w:color w:val="1A9CB0"/>
+          <w:kern w:val="0"/>
+          <w:sz w:val="24"/>
+          <w:szCs w:val="20"/>
+          <w:lang w:val="en-US" w:eastAsia="en-US" w:bidi="ar-SA"/>
+        </w:rPr>
+        <w:t>Business</w:t>
+      </w:r>
+      <w:r>
         <w:rPr/>
-        <w:t>Business Layer Dimensional Model</w:t>
+        <w:t xml:space="preserve"> </w:t>
+      </w:r>
+      <w:r>
+        <w:rPr>
+          <w:rFonts w:eastAsia="Times New Roman" w:cs="Times New Roman"/>
+          <w:caps/>
+          <w:color w:val="1A9CB0"/>
+          <w:kern w:val="0"/>
+          <w:sz w:val="24"/>
+          <w:szCs w:val="20"/>
+          <w:lang w:val="en-US" w:eastAsia="en-US" w:bidi="ar-SA"/>
+        </w:rPr>
+        <w:t>Layer</w:t>
+      </w:r>
+      <w:r>
+        <w:rPr/>
+        <w:t xml:space="preserve"> </w:t>
+      </w:r>
+      <w:r>
+        <w:rPr>
+          <w:rFonts w:eastAsia="Times New Roman" w:cs="Times New Roman"/>
+          <w:caps/>
+          <w:color w:val="1A9CB0"/>
+          <w:kern w:val="0"/>
+          <w:sz w:val="24"/>
+          <w:szCs w:val="20"/>
+          <w:lang w:val="en-US" w:eastAsia="en-US" w:bidi="ar-SA"/>
+        </w:rPr>
+        <w:t>Dimensional</w:t>
+      </w:r>
+      <w:r>
+        <w:rPr/>
+        <w:t xml:space="preserve"> </w:t>
+      </w:r>
+      <w:r>
+        <w:rPr>
+          <w:rFonts w:eastAsia="Times New Roman" w:cs="Times New Roman"/>
+          <w:caps/>
+          <w:color w:val="1A9CB0"/>
+          <w:kern w:val="0"/>
+          <w:sz w:val="24"/>
+          <w:szCs w:val="20"/>
+          <w:lang w:val="en-US" w:eastAsia="en-US" w:bidi="ar-SA"/>
+        </w:rPr>
+        <w:t>Model</w:t>
       </w:r>
       <w:bookmarkEnd w:id="30"/>
     </w:p>
@@ -50508,15 +50386,19 @@
     </w:p>
     <w:p>
       <w:pPr>
-        <w:pStyle w:val="Normal"/>
+        <w:pStyle w:val="TextBody"/>
         <w:jc w:val="both"/>
         <w:rPr>
+          <w:rFonts w:ascii="Liberation Serif" w:hAnsi="Liberation Serif"/>
+          <w:color w:val="000000"/>
           <w:sz w:val="28"/>
           <w:szCs w:val="28"/>
         </w:rPr>
       </w:pPr>
       <w:r>
         <w:rPr>
+          <w:rFonts w:ascii="Liberation Serif" w:hAnsi="Liberation Serif"/>
+          <w:color w:val="000000"/>
           <w:sz w:val="28"/>
           <w:szCs w:val="28"/>
         </w:rPr>
@@ -50525,15 +50407,19 @@
     </w:p>
     <w:p>
       <w:pPr>
-        <w:pStyle w:val="Normal"/>
+        <w:pStyle w:val="TextBody"/>
         <w:jc w:val="both"/>
         <w:rPr>
+          <w:rFonts w:ascii="Liberation Serif" w:hAnsi="Liberation Serif"/>
+          <w:color w:val="000000"/>
           <w:sz w:val="28"/>
           <w:szCs w:val="28"/>
         </w:rPr>
       </w:pPr>
       <w:r>
         <w:rPr>
+          <w:rFonts w:ascii="Liberation Serif" w:hAnsi="Liberation Serif"/>
+          <w:color w:val="000000"/>
           <w:sz w:val="28"/>
           <w:szCs w:val="28"/>
         </w:rPr>
@@ -50543,15 +50429,19 @@
     </w:p>
     <w:p>
       <w:pPr>
-        <w:pStyle w:val="Normal"/>
+        <w:pStyle w:val="TextBody"/>
         <w:jc w:val="both"/>
         <w:rPr>
+          <w:rFonts w:ascii="Liberation Serif" w:hAnsi="Liberation Serif"/>
+          <w:color w:val="000000"/>
           <w:sz w:val="28"/>
           <w:szCs w:val="28"/>
         </w:rPr>
       </w:pPr>
       <w:r>
         <w:rPr>
+          <w:rFonts w:ascii="Liberation Serif" w:hAnsi="Liberation Serif"/>
+          <w:color w:val="000000"/>
           <w:sz w:val="28"/>
           <w:szCs w:val="28"/>
         </w:rPr>
@@ -50560,15 +50450,19 @@
     </w:p>
     <w:p>
       <w:pPr>
-        <w:pStyle w:val="Normal"/>
+        <w:pStyle w:val="TextBody"/>
         <w:jc w:val="both"/>
         <w:rPr>
+          <w:rFonts w:ascii="Liberation Serif" w:hAnsi="Liberation Serif"/>
+          <w:color w:val="000000"/>
           <w:sz w:val="28"/>
           <w:szCs w:val="28"/>
         </w:rPr>
       </w:pPr>
       <w:r>
         <w:rPr>
+          <w:rFonts w:ascii="Liberation Serif" w:hAnsi="Liberation Serif"/>
+          <w:color w:val="000000"/>
           <w:sz w:val="28"/>
           <w:szCs w:val="28"/>
         </w:rPr>
@@ -50578,15 +50472,19 @@
     </w:p>
     <w:p>
       <w:pPr>
-        <w:pStyle w:val="Normal"/>
+        <w:pStyle w:val="TextBody"/>
         <w:jc w:val="both"/>
         <w:rPr>
+          <w:rFonts w:ascii="Liberation Serif" w:hAnsi="Liberation Serif"/>
+          <w:color w:val="000000"/>
           <w:sz w:val="28"/>
           <w:szCs w:val="28"/>
         </w:rPr>
       </w:pPr>
       <w:r>
         <w:rPr>
+          <w:rFonts w:ascii="Liberation Serif" w:hAnsi="Liberation Serif"/>
+          <w:color w:val="000000"/>
           <w:sz w:val="28"/>
           <w:szCs w:val="28"/>
         </w:rPr>
@@ -50595,15 +50493,19 @@
     </w:p>
     <w:p>
       <w:pPr>
-        <w:pStyle w:val="Normal"/>
+        <w:pStyle w:val="TextBody"/>
         <w:jc w:val="both"/>
         <w:rPr>
+          <w:rFonts w:ascii="Liberation Serif" w:hAnsi="Liberation Serif"/>
+          <w:color w:val="000000"/>
           <w:sz w:val="28"/>
           <w:szCs w:val="28"/>
         </w:rPr>
       </w:pPr>
       <w:r>
         <w:rPr>
+          <w:rFonts w:ascii="Liberation Serif" w:hAnsi="Liberation Serif"/>
+          <w:color w:val="000000"/>
           <w:sz w:val="28"/>
           <w:szCs w:val="28"/>
         </w:rPr>
@@ -50613,32 +50515,40 @@
     </w:p>
     <w:p>
       <w:pPr>
-        <w:pStyle w:val="Normal"/>
+        <w:pStyle w:val="TextBody"/>
         <w:jc w:val="both"/>
         <w:rPr>
+          <w:rFonts w:ascii="Liberation Serif" w:hAnsi="Liberation Serif"/>
+          <w:color w:val="000000"/>
           <w:sz w:val="28"/>
           <w:szCs w:val="28"/>
         </w:rPr>
       </w:pPr>
       <w:r>
         <w:rPr>
+          <w:rFonts w:ascii="Liberation Serif" w:hAnsi="Liberation Serif"/>
+          <w:color w:val="000000"/>
           <w:sz w:val="28"/>
           <w:szCs w:val="28"/>
         </w:rPr>
-        <w:t>Denormalization</w:t>
+        <w:t>Denormalization:</w:t>
       </w:r>
     </w:p>
     <w:p>
       <w:pPr>
-        <w:pStyle w:val="Normal"/>
+        <w:pStyle w:val="TextBody"/>
         <w:jc w:val="both"/>
         <w:rPr>
+          <w:rFonts w:ascii="Liberation Serif" w:hAnsi="Liberation Serif"/>
+          <w:color w:val="000000"/>
           <w:sz w:val="28"/>
           <w:szCs w:val="28"/>
         </w:rPr>
       </w:pPr>
       <w:r>
         <w:rPr>
+          <w:rFonts w:ascii="Liberation Serif" w:hAnsi="Liberation Serif"/>
+          <w:color w:val="000000"/>
           <w:sz w:val="28"/>
           <w:szCs w:val="28"/>
         </w:rPr>
@@ -50648,32 +50558,40 @@
     </w:p>
     <w:p>
       <w:pPr>
-        <w:pStyle w:val="Normal"/>
+        <w:pStyle w:val="TextBody"/>
         <w:jc w:val="both"/>
         <w:rPr>
+          <w:rFonts w:ascii="Liberation Serif" w:hAnsi="Liberation Serif"/>
+          <w:color w:val="000000"/>
           <w:sz w:val="28"/>
           <w:szCs w:val="28"/>
         </w:rPr>
       </w:pPr>
       <w:r>
         <w:rPr>
+          <w:rFonts w:ascii="Liberation Serif" w:hAnsi="Liberation Serif"/>
+          <w:color w:val="000000"/>
           <w:sz w:val="28"/>
           <w:szCs w:val="28"/>
         </w:rPr>
-        <w:t>Fact Table Design and Metrics</w:t>
+        <w:t>Fact Table Design and Metrics:</w:t>
       </w:r>
     </w:p>
     <w:p>
       <w:pPr>
-        <w:pStyle w:val="Normal"/>
+        <w:pStyle w:val="TextBody"/>
         <w:jc w:val="both"/>
         <w:rPr>
+          <w:rFonts w:ascii="Liberation Serif" w:hAnsi="Liberation Serif"/>
+          <w:color w:val="000000"/>
           <w:sz w:val="28"/>
           <w:szCs w:val="28"/>
         </w:rPr>
       </w:pPr>
       <w:r>
         <w:rPr>
+          <w:rFonts w:ascii="Liberation Serif" w:hAnsi="Liberation Serif"/>
+          <w:color w:val="000000"/>
           <w:sz w:val="28"/>
           <w:szCs w:val="28"/>
         </w:rPr>
@@ -50683,15 +50601,19 @@
     </w:p>
     <w:p>
       <w:pPr>
-        <w:pStyle w:val="Normal"/>
+        <w:pStyle w:val="TextBody"/>
         <w:jc w:val="both"/>
         <w:rPr>
+          <w:rFonts w:ascii="Liberation Serif" w:hAnsi="Liberation Serif"/>
+          <w:color w:val="000000"/>
           <w:sz w:val="28"/>
           <w:szCs w:val="28"/>
         </w:rPr>
       </w:pPr>
       <w:r>
         <w:rPr>
+          <w:rFonts w:ascii="Liberation Serif" w:hAnsi="Liberation Serif"/>
+          <w:color w:val="000000"/>
           <w:sz w:val="28"/>
           <w:szCs w:val="28"/>
         </w:rPr>
@@ -50701,15 +50623,19 @@
     </w:p>
     <w:p>
       <w:pPr>
-        <w:pStyle w:val="Normal"/>
+        <w:pStyle w:val="TextBody"/>
         <w:jc w:val="both"/>
         <w:rPr>
+          <w:rFonts w:ascii="Liberation Serif" w:hAnsi="Liberation Serif"/>
+          <w:color w:val="000000"/>
           <w:sz w:val="28"/>
           <w:szCs w:val="28"/>
         </w:rPr>
       </w:pPr>
       <w:r>
         <w:rPr>
+          <w:rFonts w:ascii="Liberation Serif" w:hAnsi="Liberation Serif"/>
+          <w:color w:val="000000"/>
           <w:sz w:val="28"/>
           <w:szCs w:val="28"/>
         </w:rPr>
@@ -50719,33 +50645,40 @@
     </w:p>
     <w:p>
       <w:pPr>
-        <w:pStyle w:val="Normal"/>
+        <w:pStyle w:val="TextBody"/>
         <w:jc w:val="both"/>
         <w:rPr>
+          <w:rFonts w:ascii="Liberation Serif" w:hAnsi="Liberation Serif"/>
+          <w:color w:val="000000"/>
           <w:sz w:val="28"/>
           <w:szCs w:val="28"/>
         </w:rPr>
       </w:pPr>
       <w:r>
         <w:rPr>
+          <w:rFonts w:ascii="Liberation Serif" w:hAnsi="Liberation Serif"/>
+          <w:color w:val="000000"/>
           <w:sz w:val="28"/>
           <w:szCs w:val="28"/>
         </w:rPr>
-        <w:t>Date Dimensions</w:t>
+        <w:t>Date Dimensions:</w:t>
       </w:r>
     </w:p>
     <w:p>
       <w:pPr>
-        <w:pStyle w:val="Normal"/>
-        <w:ind w:left="431" w:hanging="431"/>
+        <w:pStyle w:val="TextBody"/>
         <w:jc w:val="both"/>
         <w:rPr>
+          <w:rFonts w:ascii="Liberation Serif" w:hAnsi="Liberation Serif"/>
+          <w:color w:val="000000"/>
           <w:sz w:val="28"/>
           <w:szCs w:val="28"/>
         </w:rPr>
       </w:pPr>
       <w:r>
         <w:rPr>
+          <w:rFonts w:ascii="Liberation Serif" w:hAnsi="Liberation Serif"/>
+          <w:color w:val="000000"/>
           <w:sz w:val="28"/>
           <w:szCs w:val="28"/>
         </w:rPr>
@@ -50887,211 +50820,6 @@
       <w:pPr>
         <w:pStyle w:val="TextBody"/>
         <w:ind w:left="431" w:hanging="431"/>
-        <w:rPr/>
-      </w:pPr>
-      <w:r>
-        <w:rPr/>
-      </w:r>
-    </w:p>
-    <w:p>
-      <w:pPr>
-        <w:pStyle w:val="TextBody"/>
-        <w:ind w:left="431" w:hanging="431"/>
-        <w:rPr/>
-      </w:pPr>
-      <w:r>
-        <w:rPr/>
-      </w:r>
-    </w:p>
-    <w:p>
-      <w:pPr>
-        <w:pStyle w:val="TextBody"/>
-        <w:ind w:left="431" w:hanging="431"/>
-        <w:rPr/>
-      </w:pPr>
-      <w:r>
-        <w:rPr/>
-      </w:r>
-    </w:p>
-    <w:p>
-      <w:pPr>
-        <w:pStyle w:val="TextBody"/>
-        <w:ind w:left="431" w:hanging="431"/>
-        <w:rPr/>
-      </w:pPr>
-      <w:r>
-        <w:rPr/>
-      </w:r>
-    </w:p>
-    <w:p>
-      <w:pPr>
-        <w:pStyle w:val="TextBody"/>
-        <w:ind w:left="431" w:hanging="431"/>
-        <w:rPr/>
-      </w:pPr>
-      <w:r>
-        <w:rPr/>
-      </w:r>
-    </w:p>
-    <w:p>
-      <w:pPr>
-        <w:pStyle w:val="TextBody"/>
-        <w:ind w:left="431" w:hanging="431"/>
-        <w:rPr/>
-      </w:pPr>
-      <w:r>
-        <w:rPr/>
-        <w:drawing>
-          <wp:anchor behindDoc="0" distT="0" distB="0" distL="0" distR="0" simplePos="0" locked="0" layoutInCell="0" allowOverlap="1" relativeHeight="191">
-            <wp:simplePos x="0" y="0"/>
-            <wp:positionH relativeFrom="column">
-              <wp:posOffset>0</wp:posOffset>
-            </wp:positionH>
-            <wp:positionV relativeFrom="paragraph">
-              <wp:posOffset>762000</wp:posOffset>
-            </wp:positionV>
-            <wp:extent cx="5939790" cy="6503035"/>
-            <wp:effectExtent l="0" t="0" r="0" b="0"/>
-            <wp:wrapSquare wrapText="largest"/>
-            <wp:docPr id="9" name="Image2" descr=""/>
-            <wp:cNvGraphicFramePr>
-              <a:graphicFrameLocks xmlns:a="http://schemas.openxmlformats.org/drawingml/2006/main" noChangeAspect="1"/>
-            </wp:cNvGraphicFramePr>
-            <a:graphic xmlns:a="http://schemas.openxmlformats.org/drawingml/2006/main">
-              <a:graphicData uri="http://schemas.openxmlformats.org/drawingml/2006/picture">
-                <pic:pic xmlns:pic="http://schemas.openxmlformats.org/drawingml/2006/picture">
-                  <pic:nvPicPr>
-                    <pic:cNvPr id="9" name="Image2" descr=""/>
-                    <pic:cNvPicPr>
-                      <a:picLocks noChangeAspect="1" noChangeArrowheads="1"/>
-                    </pic:cNvPicPr>
-                  </pic:nvPicPr>
-                  <pic:blipFill>
-                    <a:blip r:embed="rId9"/>
-                    <a:stretch>
-                      <a:fillRect/>
-                    </a:stretch>
-                  </pic:blipFill>
-                  <pic:spPr bwMode="auto">
-                    <a:xfrm>
-                      <a:off x="0" y="0"/>
-                      <a:ext cx="5939790" cy="6503035"/>
-                    </a:xfrm>
-                    <a:prstGeom prst="rect">
-                      <a:avLst/>
-                    </a:prstGeom>
-                  </pic:spPr>
-                </pic:pic>
-              </a:graphicData>
-            </a:graphic>
-          </wp:anchor>
-        </w:drawing>
-      </w:r>
-    </w:p>
-    <w:p>
-      <w:pPr>
-        <w:pStyle w:val="TextBody"/>
-        <w:ind w:left="431" w:hanging="431"/>
-        <w:rPr/>
-      </w:pPr>
-      <w:r>
-        <w:rPr/>
-      </w:r>
-    </w:p>
-    <w:p>
-      <w:pPr>
-        <w:pStyle w:val="TextBody"/>
-        <w:ind w:left="431" w:hanging="431"/>
-        <w:rPr/>
-      </w:pPr>
-      <w:r>
-        <w:rPr/>
-      </w:r>
-    </w:p>
-    <w:p>
-      <w:pPr>
-        <w:pStyle w:val="TextBody"/>
-        <w:ind w:left="431" w:hanging="431"/>
-        <w:rPr/>
-      </w:pPr>
-      <w:r>
-        <w:rPr/>
-      </w:r>
-    </w:p>
-    <w:p>
-      <w:pPr>
-        <w:pStyle w:val="TextBody"/>
-        <w:ind w:left="431" w:hanging="431"/>
-        <w:rPr/>
-      </w:pPr>
-      <w:r>
-        <w:rPr/>
-      </w:r>
-    </w:p>
-    <w:p>
-      <w:pPr>
-        <w:pStyle w:val="TextBody"/>
-        <w:ind w:left="431" w:hanging="431"/>
-        <w:rPr/>
-      </w:pPr>
-      <w:r>
-        <w:rPr/>
-      </w:r>
-    </w:p>
-    <w:p>
-      <w:pPr>
-        <w:pStyle w:val="TextBody"/>
-        <w:ind w:left="431" w:hanging="431"/>
-        <w:rPr/>
-      </w:pPr>
-      <w:r>
-        <w:rPr/>
-      </w:r>
-    </w:p>
-    <w:p>
-      <w:pPr>
-        <w:pStyle w:val="TextBody"/>
-        <w:ind w:left="431" w:hanging="431"/>
-        <w:rPr/>
-      </w:pPr>
-      <w:r>
-        <w:rPr/>
-      </w:r>
-    </w:p>
-    <w:p>
-      <w:pPr>
-        <w:pStyle w:val="TextBody"/>
-        <w:ind w:left="431" w:hanging="431"/>
-        <w:rPr/>
-      </w:pPr>
-      <w:r>
-        <w:rPr/>
-      </w:r>
-    </w:p>
-    <w:p>
-      <w:pPr>
-        <w:pStyle w:val="TextBody"/>
-        <w:ind w:left="431" w:hanging="431"/>
-        <w:rPr/>
-      </w:pPr>
-      <w:r>
-        <w:rPr/>
-      </w:r>
-    </w:p>
-    <w:p>
-      <w:pPr>
-        <w:pStyle w:val="TextBody"/>
-        <w:ind w:left="431" w:hanging="431"/>
-        <w:rPr/>
-      </w:pPr>
-      <w:r>
-        <w:rPr/>
-      </w:r>
-    </w:p>
-    <w:p>
-      <w:pPr>
-        <w:pStyle w:val="TextBody"/>
-        <w:jc w:val="both"/>
         <w:rPr>
           <w:rFonts w:ascii="Liberation Serif" w:hAnsi="Liberation Serif"/>
           <w:b w:val="false"/>
@@ -51118,106 +50846,6 @@
           <w:sz w:val="28"/>
           <w:szCs w:val="28"/>
         </w:rPr>
-        <w:t>In FCT_SALES table, metrics are quantitative indicators that can be subject to mathematical operations (summation, averaging, etc.). These are:</w:t>
-      </w:r>
-    </w:p>
-    <w:p>
-      <w:pPr>
-        <w:pStyle w:val="TextBody"/>
-        <w:jc w:val="both"/>
-        <w:rPr>
-          <w:rFonts w:ascii="Liberation Serif" w:hAnsi="Liberation Serif"/>
-          <w:b w:val="false"/>
-          <w:b w:val="false"/>
-          <w:i w:val="false"/>
-          <w:i w:val="false"/>
-          <w:caps w:val="false"/>
-          <w:smallCaps w:val="false"/>
-          <w:color w:val="0A0A0A"/>
-          <w:spacing w:val="0"/>
-          <w:sz w:val="28"/>
-          <w:szCs w:val="28"/>
-        </w:rPr>
-      </w:pPr>
-      <w:r>
-        <w:rPr>
-          <w:rFonts w:ascii="Liberation Serif" w:hAnsi="Liberation Serif"/>
-          <w:b w:val="false"/>
-          <w:i w:val="false"/>
-          <w:caps w:val="false"/>
-          <w:smallCaps w:val="false"/>
-          <w:color w:val="0A0A0A"/>
-          <w:spacing w:val="0"/>
-          <w:sz w:val="28"/>
-          <w:szCs w:val="28"/>
-        </w:rPr>
-        <w:t>QUANTITY: An additive metric showing the volume of goods sold in physical units within a single transaction row.</w:t>
-      </w:r>
-    </w:p>
-    <w:p>
-      <w:pPr>
-        <w:pStyle w:val="TextBody"/>
-        <w:jc w:val="both"/>
-        <w:rPr>
-          <w:rFonts w:ascii="Liberation Serif" w:hAnsi="Liberation Serif"/>
-          <w:b w:val="false"/>
-          <w:b w:val="false"/>
-          <w:i w:val="false"/>
-          <w:i w:val="false"/>
-          <w:caps w:val="false"/>
-          <w:smallCaps w:val="false"/>
-          <w:color w:val="0A0A0A"/>
-          <w:spacing w:val="0"/>
-          <w:sz w:val="28"/>
-          <w:szCs w:val="28"/>
-        </w:rPr>
-      </w:pPr>
-      <w:r>
-        <w:rPr>
-          <w:rFonts w:ascii="Liberation Serif" w:hAnsi="Liberation Serif"/>
-          <w:b w:val="false"/>
-          <w:i w:val="false"/>
-          <w:caps w:val="false"/>
-          <w:smallCaps w:val="false"/>
-          <w:color w:val="0A0A0A"/>
-          <w:spacing w:val="0"/>
-          <w:sz w:val="28"/>
-          <w:szCs w:val="28"/>
-        </w:rPr>
-        <w:t>UNIT_PRICE: The price at which the goods were sold to the end consumer.</w:t>
-      </w:r>
-    </w:p>
-    <w:p>
-      <w:pPr>
-        <w:pStyle w:val="TextBody"/>
-        <w:jc w:val="both"/>
-        <w:rPr>
-          <w:rFonts w:ascii="Liberation Serif" w:hAnsi="Liberation Serif"/>
-          <w:b w:val="false"/>
-          <w:b w:val="false"/>
-          <w:i w:val="false"/>
-          <w:i w:val="false"/>
-          <w:caps w:val="false"/>
-          <w:smallCaps w:val="false"/>
-          <w:color w:val="0A0A0A"/>
-          <w:spacing w:val="0"/>
-          <w:sz w:val="28"/>
-          <w:szCs w:val="28"/>
-        </w:rPr>
-      </w:pPr>
-      <w:r>
-        <w:rPr>
-          <w:rFonts w:ascii="Liberation Serif" w:hAnsi="Liberation Serif"/>
-          <w:b w:val="false"/>
-          <w:i w:val="false"/>
-          <w:caps w:val="false"/>
-          <w:smallCaps w:val="false"/>
-          <w:color w:val="0A0A0A"/>
-          <w:spacing w:val="0"/>
-          <w:sz w:val="28"/>
-          <w:szCs w:val="28"/>
-        </w:rPr>
-        <w:t>UNIT_COST: The company's cost of purchasing or producing one unit of goods. Used for margin analysis.</w:t>
       </w:r>
     </w:p>
     <w:p>
@@ -51282,7 +50910,51 @@
           <w:sz w:val="28"/>
           <w:szCs w:val="28"/>
         </w:rPr>
-        <w:t>Adding calculated metrics:</w:t>
+        <w:drawing>
+          <wp:anchor behindDoc="0" distT="0" distB="0" distL="0" distR="0" simplePos="0" locked="0" layoutInCell="0" allowOverlap="1" relativeHeight="170">
+            <wp:simplePos x="0" y="0"/>
+            <wp:positionH relativeFrom="column">
+              <wp:align>center</wp:align>
+            </wp:positionH>
+            <wp:positionV relativeFrom="paragraph">
+              <wp:posOffset>635</wp:posOffset>
+            </wp:positionV>
+            <wp:extent cx="5939790" cy="6503035"/>
+            <wp:effectExtent l="0" t="0" r="0" b="0"/>
+            <wp:wrapSquare wrapText="largest"/>
+            <wp:docPr id="9" name="Image2" descr=""/>
+            <wp:cNvGraphicFramePr>
+              <a:graphicFrameLocks xmlns:a="http://schemas.openxmlformats.org/drawingml/2006/main" noChangeAspect="1"/>
+            </wp:cNvGraphicFramePr>
+            <a:graphic xmlns:a="http://schemas.openxmlformats.org/drawingml/2006/main">
+              <a:graphicData uri="http://schemas.openxmlformats.org/drawingml/2006/picture">
+                <pic:pic xmlns:pic="http://schemas.openxmlformats.org/drawingml/2006/picture">
+                  <pic:nvPicPr>
+                    <pic:cNvPr id="9" name="Image2" descr=""/>
+                    <pic:cNvPicPr>
+                      <a:picLocks noChangeAspect="1" noChangeArrowheads="1"/>
+                    </pic:cNvPicPr>
+                  </pic:nvPicPr>
+                  <pic:blipFill>
+                    <a:blip r:embed="rId9"/>
+                    <a:stretch>
+                      <a:fillRect/>
+                    </a:stretch>
+                  </pic:blipFill>
+                  <pic:spPr bwMode="auto">
+                    <a:xfrm>
+                      <a:off x="0" y="0"/>
+                      <a:ext cx="5939790" cy="6503035"/>
+                    </a:xfrm>
+                    <a:prstGeom prst="rect">
+                      <a:avLst/>
+                    </a:prstGeom>
+                  </pic:spPr>
+                </pic:pic>
+              </a:graphicData>
+            </a:graphic>
+          </wp:anchor>
+        </w:drawing>
       </w:r>
     </w:p>
     <w:p>
@@ -51315,7 +50987,6 @@
           <w:sz w:val="28"/>
           <w:szCs w:val="28"/>
         </w:rPr>
-        <w:t xml:space="preserve">Based on the basic fields (Quantity, Price, Cost), we'll add calculated fields to the fact table to speed up the operation of BI systems. </w:t>
       </w:r>
     </w:p>
     <w:p>
@@ -51348,7 +51019,6 @@
           <w:sz w:val="28"/>
           <w:szCs w:val="28"/>
         </w:rPr>
-        <w:t>1) TOTAL_REVENUE (Total Revenue):</w:t>
       </w:r>
     </w:p>
     <w:p>
@@ -51381,7 +51051,6 @@
           <w:sz w:val="28"/>
           <w:szCs w:val="28"/>
         </w:rPr>
-        <w:t>Formula: QUANTITY * UNIT_PRICE</w:t>
       </w:r>
     </w:p>
     <w:p>
@@ -51414,7 +51083,6 @@
           <w:sz w:val="28"/>
           <w:szCs w:val="28"/>
         </w:rPr>
-        <w:t>Description: Shows the total amount of cash received from the sale of this item, excluding discounts.</w:t>
       </w:r>
     </w:p>
     <w:p>
@@ -51447,7 +51115,6 @@
           <w:sz w:val="28"/>
           <w:szCs w:val="28"/>
         </w:rPr>
-        <w:t>2) GROSS_PROFIT (Gross Profit):</w:t>
       </w:r>
     </w:p>
     <w:p>
@@ -51480,26 +51147,15 @@
           <w:sz w:val="28"/>
           <w:szCs w:val="28"/>
         </w:rPr>
-        <w:t>Formula: (UNIT_PRICE - UNIT_COST) * QUANTITY</w:t>
       </w:r>
     </w:p>
     <w:p>
       <w:pPr>
         <w:pStyle w:val="TextBody"/>
-        <w:ind w:left="431" w:hanging="431"/>
         <w:jc w:val="both"/>
         <w:rPr>
           <w:rFonts w:ascii="Liberation Serif" w:hAnsi="Liberation Serif"/>
-          <w:b w:val="false"/>
-          <w:b w:val="false"/>
-          <w:i w:val="false"/>
-          <w:i w:val="false"/>
-          <w:caps w:val="false"/>
-          <w:smallCaps w:val="false"/>
-          <w:color w:val="0A0A0A"/>
-          <w:spacing w:val="0"/>
-          <w:sz w:val="28"/>
-          <w:szCs w:val="28"/>
+          <w:color w:val="000000"/>
         </w:rPr>
       </w:pPr>
       <w:r>
@@ -51509,19 +51165,387 @@
           <w:i w:val="false"/>
           <w:caps w:val="false"/>
           <w:smallCaps w:val="false"/>
-          <w:color w:val="0A0A0A"/>
+          <w:color w:val="000000"/>
           <w:spacing w:val="0"/>
           <w:sz w:val="28"/>
           <w:szCs w:val="28"/>
         </w:rPr>
+        <w:tab/>
+      </w:r>
+      <w:r>
+        <w:rPr>
+          <w:rFonts w:eastAsia="Times New Roman" w:cs="Times New Roman" w:ascii="Liberation Serif" w:hAnsi="Liberation Serif"/>
+          <w:b w:val="false"/>
+          <w:i w:val="false"/>
+          <w:caps w:val="false"/>
+          <w:smallCaps w:val="false"/>
+          <w:color w:val="000000"/>
+          <w:spacing w:val="0"/>
+          <w:kern w:val="0"/>
+          <w:sz w:val="28"/>
+          <w:szCs w:val="28"/>
+          <w:lang w:val="en-US" w:eastAsia="en-US" w:bidi="ar-SA"/>
+        </w:rPr>
+        <w:t>In FCT_SALES table, metrics are quantitative indicators that can be subject to mathematical operations (summation, averaging, etc.). These are:</w:t>
+      </w:r>
+    </w:p>
+    <w:p>
+      <w:pPr>
+        <w:pStyle w:val="TextBody"/>
+        <w:jc w:val="both"/>
+        <w:rPr>
+          <w:rFonts w:ascii="Liberation Serif" w:hAnsi="Liberation Serif" w:eastAsia="Times New Roman" w:cs="Times New Roman"/>
+          <w:color w:val="000000"/>
+          <w:kern w:val="0"/>
+          <w:sz w:val="28"/>
+          <w:szCs w:val="28"/>
+          <w:lang w:val="en-US" w:eastAsia="en-US" w:bidi="ar-SA"/>
+        </w:rPr>
+      </w:pPr>
+      <w:r>
+        <w:rPr>
+          <w:rFonts w:eastAsia="Times New Roman" w:cs="Times New Roman" w:ascii="Liberation Serif" w:hAnsi="Liberation Serif"/>
+          <w:b w:val="false"/>
+          <w:i w:val="false"/>
+          <w:caps w:val="false"/>
+          <w:smallCaps w:val="false"/>
+          <w:color w:val="000000"/>
+          <w:spacing w:val="0"/>
+          <w:kern w:val="0"/>
+          <w:sz w:val="28"/>
+          <w:szCs w:val="28"/>
+          <w:lang w:val="en-US" w:eastAsia="en-US" w:bidi="ar-SA"/>
+        </w:rPr>
+        <w:t>QUANTITY: An additive metric showing the volume of goods sold in physical units within a single transaction row.</w:t>
+      </w:r>
+    </w:p>
+    <w:p>
+      <w:pPr>
+        <w:pStyle w:val="TextBody"/>
+        <w:jc w:val="both"/>
+        <w:rPr>
+          <w:rFonts w:ascii="Liberation Serif" w:hAnsi="Liberation Serif" w:eastAsia="Times New Roman" w:cs="Times New Roman"/>
+          <w:color w:val="000000"/>
+          <w:kern w:val="0"/>
+          <w:sz w:val="28"/>
+          <w:szCs w:val="28"/>
+          <w:lang w:val="en-US" w:eastAsia="en-US" w:bidi="ar-SA"/>
+        </w:rPr>
+      </w:pPr>
+      <w:r>
+        <w:rPr>
+          <w:rFonts w:eastAsia="Times New Roman" w:cs="Times New Roman" w:ascii="Liberation Serif" w:hAnsi="Liberation Serif"/>
+          <w:b w:val="false"/>
+          <w:i w:val="false"/>
+          <w:caps w:val="false"/>
+          <w:smallCaps w:val="false"/>
+          <w:color w:val="000000"/>
+          <w:spacing w:val="0"/>
+          <w:kern w:val="0"/>
+          <w:sz w:val="28"/>
+          <w:szCs w:val="28"/>
+          <w:lang w:val="en-US" w:eastAsia="en-US" w:bidi="ar-SA"/>
+        </w:rPr>
+        <w:t>UNIT_PRICE: The price at which the goods were sold to the end consumer.</w:t>
+      </w:r>
+    </w:p>
+    <w:p>
+      <w:pPr>
+        <w:pStyle w:val="TextBody"/>
+        <w:jc w:val="both"/>
+        <w:rPr>
+          <w:rFonts w:ascii="Liberation Serif" w:hAnsi="Liberation Serif" w:eastAsia="Times New Roman" w:cs="Times New Roman"/>
+          <w:color w:val="000000"/>
+          <w:kern w:val="0"/>
+          <w:sz w:val="28"/>
+          <w:szCs w:val="28"/>
+          <w:lang w:val="en-US" w:eastAsia="en-US" w:bidi="ar-SA"/>
+        </w:rPr>
+      </w:pPr>
+      <w:r>
+        <w:rPr>
+          <w:rFonts w:eastAsia="Times New Roman" w:cs="Times New Roman" w:ascii="Liberation Serif" w:hAnsi="Liberation Serif"/>
+          <w:b w:val="false"/>
+          <w:i w:val="false"/>
+          <w:caps w:val="false"/>
+          <w:smallCaps w:val="false"/>
+          <w:color w:val="000000"/>
+          <w:spacing w:val="0"/>
+          <w:kern w:val="0"/>
+          <w:sz w:val="28"/>
+          <w:szCs w:val="28"/>
+          <w:lang w:val="en-US" w:eastAsia="en-US" w:bidi="ar-SA"/>
+        </w:rPr>
+        <w:t>UNIT_COST: The company's cost of purchasing or producing one unit of goods. Used for margin analysis.</w:t>
+      </w:r>
+    </w:p>
+    <w:p>
+      <w:pPr>
+        <w:pStyle w:val="TextBody"/>
+        <w:jc w:val="both"/>
+        <w:rPr>
+          <w:rFonts w:ascii="Liberation Serif" w:hAnsi="Liberation Serif" w:eastAsia="Times New Roman" w:cs="Times New Roman"/>
+          <w:color w:val="000000"/>
+          <w:kern w:val="0"/>
+          <w:sz w:val="28"/>
+          <w:szCs w:val="28"/>
+          <w:lang w:val="en-US" w:eastAsia="en-US" w:bidi="ar-SA"/>
+        </w:rPr>
+      </w:pPr>
+      <w:r>
+        <w:rPr>
+          <w:rFonts w:eastAsia="Times New Roman" w:cs="Times New Roman" w:ascii="Liberation Serif" w:hAnsi="Liberation Serif"/>
+          <w:b w:val="false"/>
+          <w:i w:val="false"/>
+          <w:caps w:val="false"/>
+          <w:smallCaps w:val="false"/>
+          <w:color w:val="000000"/>
+          <w:spacing w:val="0"/>
+          <w:kern w:val="0"/>
+          <w:sz w:val="28"/>
+          <w:szCs w:val="28"/>
+          <w:lang w:val="en-US" w:eastAsia="en-US" w:bidi="ar-SA"/>
+        </w:rPr>
+        <w:tab/>
+        <w:t>Adding calculated metrics:</w:t>
+      </w:r>
+    </w:p>
+    <w:p>
+      <w:pPr>
+        <w:pStyle w:val="TextBody"/>
+        <w:jc w:val="both"/>
+        <w:rPr>
+          <w:rFonts w:ascii="Liberation Serif" w:hAnsi="Liberation Serif" w:eastAsia="Times New Roman" w:cs="Times New Roman"/>
+          <w:color w:val="000000"/>
+          <w:kern w:val="0"/>
+          <w:sz w:val="28"/>
+          <w:szCs w:val="28"/>
+          <w:lang w:val="en-US" w:eastAsia="en-US" w:bidi="ar-SA"/>
+        </w:rPr>
+      </w:pPr>
+      <w:r>
+        <w:rPr>
+          <w:rFonts w:eastAsia="Times New Roman" w:cs="Times New Roman" w:ascii="Liberation Serif" w:hAnsi="Liberation Serif"/>
+          <w:b w:val="false"/>
+          <w:i w:val="false"/>
+          <w:caps w:val="false"/>
+          <w:smallCaps w:val="false"/>
+          <w:color w:val="000000"/>
+          <w:spacing w:val="0"/>
+          <w:kern w:val="0"/>
+          <w:sz w:val="28"/>
+          <w:szCs w:val="28"/>
+          <w:lang w:val="en-US" w:eastAsia="en-US" w:bidi="ar-SA"/>
+        </w:rPr>
+        <w:tab/>
+        <w:t xml:space="preserve">Based on the basic fields (Quantity, Price, Cost), we'll add calculated fields to the fact table to speed up the operation of BI systems. </w:t>
+      </w:r>
+    </w:p>
+    <w:p>
+      <w:pPr>
+        <w:pStyle w:val="TextBody"/>
+        <w:jc w:val="both"/>
+        <w:rPr>
+          <w:rFonts w:ascii="Liberation Serif" w:hAnsi="Liberation Serif" w:eastAsia="Times New Roman" w:cs="Times New Roman"/>
+          <w:color w:val="000000"/>
+          <w:kern w:val="0"/>
+          <w:sz w:val="28"/>
+          <w:szCs w:val="28"/>
+          <w:lang w:val="en-US" w:eastAsia="en-US" w:bidi="ar-SA"/>
+        </w:rPr>
+      </w:pPr>
+      <w:r>
+        <w:rPr>
+          <w:rFonts w:eastAsia="Times New Roman" w:cs="Times New Roman" w:ascii="Liberation Serif" w:hAnsi="Liberation Serif"/>
+          <w:b w:val="false"/>
+          <w:i w:val="false"/>
+          <w:caps w:val="false"/>
+          <w:smallCaps w:val="false"/>
+          <w:color w:val="000000"/>
+          <w:spacing w:val="0"/>
+          <w:kern w:val="0"/>
+          <w:sz w:val="28"/>
+          <w:szCs w:val="28"/>
+          <w:lang w:val="en-US" w:eastAsia="en-US" w:bidi="ar-SA"/>
+        </w:rPr>
+        <w:t>1) TOTAL_REVENUE (Total Revenue):</w:t>
+      </w:r>
+    </w:p>
+    <w:p>
+      <w:pPr>
+        <w:pStyle w:val="TextBody"/>
+        <w:jc w:val="both"/>
+        <w:rPr>
+          <w:rFonts w:ascii="Liberation Serif" w:hAnsi="Liberation Serif" w:eastAsia="Times New Roman" w:cs="Times New Roman"/>
+          <w:color w:val="000000"/>
+          <w:kern w:val="0"/>
+          <w:sz w:val="28"/>
+          <w:szCs w:val="28"/>
+          <w:lang w:val="en-US" w:eastAsia="en-US" w:bidi="ar-SA"/>
+        </w:rPr>
+      </w:pPr>
+      <w:r>
+        <w:rPr>
+          <w:rFonts w:eastAsia="Times New Roman" w:cs="Times New Roman" w:ascii="Liberation Serif" w:hAnsi="Liberation Serif"/>
+          <w:b w:val="false"/>
+          <w:i w:val="false"/>
+          <w:caps w:val="false"/>
+          <w:smallCaps w:val="false"/>
+          <w:color w:val="000000"/>
+          <w:spacing w:val="0"/>
+          <w:kern w:val="0"/>
+          <w:sz w:val="28"/>
+          <w:szCs w:val="28"/>
+          <w:lang w:val="en-US" w:eastAsia="en-US" w:bidi="ar-SA"/>
+        </w:rPr>
+        <w:t>Formula: QUANTITY * UNIT_PRICE</w:t>
+      </w:r>
+    </w:p>
+    <w:p>
+      <w:pPr>
+        <w:pStyle w:val="TextBody"/>
+        <w:jc w:val="both"/>
+        <w:rPr>
+          <w:rFonts w:ascii="Liberation Serif" w:hAnsi="Liberation Serif" w:eastAsia="Times New Roman" w:cs="Times New Roman"/>
+          <w:color w:val="000000"/>
+          <w:kern w:val="0"/>
+          <w:sz w:val="28"/>
+          <w:szCs w:val="28"/>
+          <w:lang w:val="en-US" w:eastAsia="en-US" w:bidi="ar-SA"/>
+        </w:rPr>
+      </w:pPr>
+      <w:r>
+        <w:rPr>
+          <w:rFonts w:eastAsia="Times New Roman" w:cs="Times New Roman" w:ascii="Liberation Serif" w:hAnsi="Liberation Serif"/>
+          <w:b w:val="false"/>
+          <w:i w:val="false"/>
+          <w:caps w:val="false"/>
+          <w:smallCaps w:val="false"/>
+          <w:color w:val="000000"/>
+          <w:spacing w:val="0"/>
+          <w:kern w:val="0"/>
+          <w:sz w:val="28"/>
+          <w:szCs w:val="28"/>
+          <w:lang w:val="en-US" w:eastAsia="en-US" w:bidi="ar-SA"/>
+        </w:rPr>
+        <w:tab/>
+        <w:t>Description: Shows the total amount of cash received from the sale of this item, excluding discounts.</w:t>
+      </w:r>
+    </w:p>
+    <w:p>
+      <w:pPr>
+        <w:pStyle w:val="TextBody"/>
+        <w:jc w:val="both"/>
+        <w:rPr>
+          <w:rFonts w:ascii="Liberation Serif" w:hAnsi="Liberation Serif" w:eastAsia="Times New Roman" w:cs="Times New Roman"/>
+          <w:color w:val="000000"/>
+          <w:kern w:val="0"/>
+          <w:sz w:val="28"/>
+          <w:szCs w:val="28"/>
+          <w:lang w:val="en-US" w:eastAsia="en-US" w:bidi="ar-SA"/>
+        </w:rPr>
+      </w:pPr>
+      <w:r>
+        <w:rPr>
+          <w:rFonts w:eastAsia="Times New Roman" w:cs="Times New Roman" w:ascii="Liberation Serif" w:hAnsi="Liberation Serif"/>
+          <w:b w:val="false"/>
+          <w:i w:val="false"/>
+          <w:caps w:val="false"/>
+          <w:smallCaps w:val="false"/>
+          <w:color w:val="000000"/>
+          <w:spacing w:val="0"/>
+          <w:kern w:val="0"/>
+          <w:sz w:val="28"/>
+          <w:szCs w:val="28"/>
+          <w:lang w:val="en-US" w:eastAsia="en-US" w:bidi="ar-SA"/>
+        </w:rPr>
+        <w:t>2) GROSS_PROFIT (Gross Profit):</w:t>
+      </w:r>
+    </w:p>
+    <w:p>
+      <w:pPr>
+        <w:pStyle w:val="TextBody"/>
+        <w:jc w:val="both"/>
+        <w:rPr>
+          <w:rFonts w:ascii="Liberation Serif" w:hAnsi="Liberation Serif" w:eastAsia="Times New Roman" w:cs="Times New Roman"/>
+          <w:color w:val="000000"/>
+          <w:kern w:val="0"/>
+          <w:sz w:val="28"/>
+          <w:szCs w:val="28"/>
+          <w:lang w:val="en-US" w:eastAsia="en-US" w:bidi="ar-SA"/>
+        </w:rPr>
+      </w:pPr>
+      <w:r>
+        <w:rPr>
+          <w:rFonts w:eastAsia="Times New Roman" w:cs="Times New Roman" w:ascii="Liberation Serif" w:hAnsi="Liberation Serif"/>
+          <w:b w:val="false"/>
+          <w:i w:val="false"/>
+          <w:caps w:val="false"/>
+          <w:smallCaps w:val="false"/>
+          <w:color w:val="000000"/>
+          <w:spacing w:val="0"/>
+          <w:kern w:val="0"/>
+          <w:sz w:val="28"/>
+          <w:szCs w:val="28"/>
+          <w:lang w:val="en-US" w:eastAsia="en-US" w:bidi="ar-SA"/>
+        </w:rPr>
+        <w:t>Formula: (UNIT_PRICE - UNIT_COST) * QUANTITY</w:t>
+      </w:r>
+    </w:p>
+    <w:p>
+      <w:pPr>
+        <w:pStyle w:val="TextBody"/>
+        <w:keepLines/>
+        <w:widowControl/>
+        <w:suppressAutoHyphens w:val="true"/>
+        <w:bidi w:val="0"/>
+        <w:spacing w:lineRule="auto" w:line="240" w:before="120" w:after="0"/>
+        <w:ind w:right="0" w:hanging="0"/>
+        <w:jc w:val="both"/>
+        <w:rPr>
+          <w:rFonts w:ascii="Liberation Serif" w:hAnsi="Liberation Serif" w:eastAsia="Times New Roman" w:cs="Times New Roman"/>
+          <w:color w:val="000000"/>
+          <w:kern w:val="0"/>
+          <w:sz w:val="28"/>
+          <w:szCs w:val="28"/>
+          <w:lang w:val="en-US" w:eastAsia="en-US" w:bidi="ar-SA"/>
+        </w:rPr>
+      </w:pPr>
+      <w:r>
+        <w:rPr>
+          <w:rFonts w:eastAsia="Times New Roman" w:cs="Times New Roman" w:ascii="Liberation Serif" w:hAnsi="Liberation Serif"/>
+          <w:b w:val="false"/>
+          <w:i w:val="false"/>
+          <w:caps w:val="false"/>
+          <w:smallCaps w:val="false"/>
+          <w:color w:val="000000"/>
+          <w:spacing w:val="0"/>
+          <w:kern w:val="0"/>
+          <w:sz w:val="28"/>
+          <w:szCs w:val="28"/>
+          <w:lang w:val="en-US" w:eastAsia="en-US" w:bidi="ar-SA"/>
+        </w:rPr>
+        <w:tab/>
         <w:t>Description: Shows the company's actual earnings from this sales line after deducting the cost price.</w:t>
       </w:r>
     </w:p>
     <w:p>
       <w:pPr>
         <w:pStyle w:val="TextBody"/>
-        <w:ind w:left="431" w:hanging="431"/>
-        <w:rPr/>
+        <w:widowControl/>
+        <w:suppressAutoHyphens w:val="true"/>
+        <w:bidi w:val="0"/>
+        <w:spacing w:lineRule="auto" w:line="240" w:before="120" w:after="0"/>
+        <w:ind w:right="0" w:hanging="0"/>
+        <w:jc w:val="both"/>
+        <w:rPr>
+          <w:rFonts w:ascii="Liberation Serif" w:hAnsi="Liberation Serif" w:eastAsia="Times New Roman" w:cs="Times New Roman"/>
+          <w:color w:val="000000"/>
+          <w:kern w:val="0"/>
+          <w:sz w:val="28"/>
+          <w:szCs w:val="28"/>
+          <w:lang w:val="en-US" w:eastAsia="en-US" w:bidi="ar-SA"/>
+        </w:rPr>
       </w:pPr>
       <w:r>
         <w:rPr/>
@@ -51530,8 +51554,20 @@
     <w:p>
       <w:pPr>
         <w:pStyle w:val="TextBody"/>
-        <w:ind w:left="431" w:hanging="431"/>
-        <w:rPr/>
+        <w:widowControl/>
+        <w:suppressAutoHyphens w:val="true"/>
+        <w:bidi w:val="0"/>
+        <w:spacing w:lineRule="auto" w:line="240" w:before="120" w:after="0"/>
+        <w:ind w:right="0" w:hanging="0"/>
+        <w:jc w:val="both"/>
+        <w:rPr>
+          <w:rFonts w:ascii="Liberation Serif" w:hAnsi="Liberation Serif" w:eastAsia="Times New Roman" w:cs="Times New Roman"/>
+          <w:color w:val="000000"/>
+          <w:kern w:val="0"/>
+          <w:sz w:val="28"/>
+          <w:szCs w:val="28"/>
+          <w:lang w:val="en-US" w:eastAsia="en-US" w:bidi="ar-SA"/>
+        </w:rPr>
       </w:pPr>
       <w:r>
         <w:rPr/>
@@ -51540,8 +51576,20 @@
     <w:p>
       <w:pPr>
         <w:pStyle w:val="TextBody"/>
-        <w:ind w:left="431" w:hanging="431"/>
-        <w:rPr/>
+        <w:widowControl/>
+        <w:suppressAutoHyphens w:val="true"/>
+        <w:bidi w:val="0"/>
+        <w:spacing w:lineRule="auto" w:line="240" w:before="120" w:after="0"/>
+        <w:ind w:right="0" w:hanging="0"/>
+        <w:jc w:val="both"/>
+        <w:rPr>
+          <w:rFonts w:ascii="Liberation Serif" w:hAnsi="Liberation Serif" w:eastAsia="Times New Roman" w:cs="Times New Roman"/>
+          <w:color w:val="000000"/>
+          <w:kern w:val="0"/>
+          <w:sz w:val="28"/>
+          <w:szCs w:val="28"/>
+          <w:lang w:val="en-US" w:eastAsia="en-US" w:bidi="ar-SA"/>
+        </w:rPr>
       </w:pPr>
       <w:r>
         <w:rPr/>
@@ -51550,8 +51598,20 @@
     <w:p>
       <w:pPr>
         <w:pStyle w:val="TextBody"/>
-        <w:ind w:left="431" w:hanging="431"/>
-        <w:rPr/>
+        <w:widowControl/>
+        <w:suppressAutoHyphens w:val="true"/>
+        <w:bidi w:val="0"/>
+        <w:spacing w:lineRule="auto" w:line="240" w:before="120" w:after="0"/>
+        <w:ind w:right="0" w:hanging="0"/>
+        <w:jc w:val="both"/>
+        <w:rPr>
+          <w:rFonts w:ascii="Liberation Serif" w:hAnsi="Liberation Serif" w:eastAsia="Times New Roman" w:cs="Times New Roman"/>
+          <w:color w:val="000000"/>
+          <w:kern w:val="0"/>
+          <w:sz w:val="28"/>
+          <w:szCs w:val="28"/>
+          <w:lang w:val="en-US" w:eastAsia="en-US" w:bidi="ar-SA"/>
+        </w:rPr>
       </w:pPr>
       <w:r>
         <w:rPr/>
@@ -51560,8 +51620,20 @@
     <w:p>
       <w:pPr>
         <w:pStyle w:val="TextBody"/>
-        <w:ind w:left="431" w:hanging="431"/>
-        <w:rPr/>
+        <w:widowControl/>
+        <w:suppressAutoHyphens w:val="true"/>
+        <w:bidi w:val="0"/>
+        <w:spacing w:lineRule="auto" w:line="240" w:before="120" w:after="0"/>
+        <w:ind w:right="0" w:hanging="0"/>
+        <w:jc w:val="both"/>
+        <w:rPr>
+          <w:rFonts w:ascii="Liberation Serif" w:hAnsi="Liberation Serif" w:eastAsia="Times New Roman" w:cs="Times New Roman"/>
+          <w:color w:val="000000"/>
+          <w:kern w:val="0"/>
+          <w:sz w:val="28"/>
+          <w:szCs w:val="28"/>
+          <w:lang w:val="en-US" w:eastAsia="en-US" w:bidi="ar-SA"/>
+        </w:rPr>
       </w:pPr>
       <w:r>
         <w:rPr/>
@@ -51570,8 +51642,20 @@
     <w:p>
       <w:pPr>
         <w:pStyle w:val="TextBody"/>
-        <w:ind w:left="431" w:hanging="431"/>
-        <w:rPr/>
+        <w:widowControl/>
+        <w:suppressAutoHyphens w:val="true"/>
+        <w:bidi w:val="0"/>
+        <w:spacing w:lineRule="auto" w:line="240" w:before="120" w:after="0"/>
+        <w:ind w:right="0" w:hanging="0"/>
+        <w:jc w:val="both"/>
+        <w:rPr>
+          <w:rFonts w:ascii="Liberation Serif" w:hAnsi="Liberation Serif" w:eastAsia="Times New Roman" w:cs="Times New Roman"/>
+          <w:color w:val="000000"/>
+          <w:kern w:val="0"/>
+          <w:sz w:val="28"/>
+          <w:szCs w:val="28"/>
+          <w:lang w:val="en-US" w:eastAsia="en-US" w:bidi="ar-SA"/>
+        </w:rPr>
       </w:pPr>
       <w:r>
         <w:rPr/>
@@ -51580,8 +51664,20 @@
     <w:p>
       <w:pPr>
         <w:pStyle w:val="TextBody"/>
-        <w:ind w:left="431" w:hanging="431"/>
-        <w:rPr/>
+        <w:widowControl/>
+        <w:suppressAutoHyphens w:val="true"/>
+        <w:bidi w:val="0"/>
+        <w:spacing w:lineRule="auto" w:line="240" w:before="120" w:after="0"/>
+        <w:ind w:right="0" w:hanging="0"/>
+        <w:jc w:val="both"/>
+        <w:rPr>
+          <w:rFonts w:ascii="Liberation Serif" w:hAnsi="Liberation Serif" w:eastAsia="Times New Roman" w:cs="Times New Roman"/>
+          <w:color w:val="000000"/>
+          <w:kern w:val="0"/>
+          <w:sz w:val="28"/>
+          <w:szCs w:val="28"/>
+          <w:lang w:val="en-US" w:eastAsia="en-US" w:bidi="ar-SA"/>
+        </w:rPr>
       </w:pPr>
       <w:r>
         <w:rPr/>
@@ -51590,8 +51686,20 @@
     <w:p>
       <w:pPr>
         <w:pStyle w:val="TextBody"/>
-        <w:ind w:left="431" w:hanging="431"/>
-        <w:rPr/>
+        <w:widowControl/>
+        <w:suppressAutoHyphens w:val="true"/>
+        <w:bidi w:val="0"/>
+        <w:spacing w:lineRule="auto" w:line="240" w:before="120" w:after="0"/>
+        <w:ind w:right="0" w:hanging="0"/>
+        <w:jc w:val="both"/>
+        <w:rPr>
+          <w:rFonts w:ascii="Liberation Serif" w:hAnsi="Liberation Serif" w:eastAsia="Times New Roman" w:cs="Times New Roman"/>
+          <w:color w:val="000000"/>
+          <w:kern w:val="0"/>
+          <w:sz w:val="28"/>
+          <w:szCs w:val="28"/>
+          <w:lang w:val="en-US" w:eastAsia="en-US" w:bidi="ar-SA"/>
+        </w:rPr>
       </w:pPr>
       <w:r>
         <w:rPr/>
@@ -51600,8 +51708,20 @@
     <w:p>
       <w:pPr>
         <w:pStyle w:val="TextBody"/>
-        <w:ind w:left="431" w:hanging="431"/>
-        <w:rPr/>
+        <w:widowControl/>
+        <w:suppressAutoHyphens w:val="true"/>
+        <w:bidi w:val="0"/>
+        <w:spacing w:lineRule="auto" w:line="240" w:before="120" w:after="0"/>
+        <w:ind w:right="0" w:hanging="0"/>
+        <w:jc w:val="both"/>
+        <w:rPr>
+          <w:rFonts w:ascii="Liberation Serif" w:hAnsi="Liberation Serif" w:eastAsia="Times New Roman" w:cs="Times New Roman"/>
+          <w:color w:val="000000"/>
+          <w:kern w:val="0"/>
+          <w:sz w:val="28"/>
+          <w:szCs w:val="28"/>
+          <w:lang w:val="en-US" w:eastAsia="en-US" w:bidi="ar-SA"/>
+        </w:rPr>
       </w:pPr>
       <w:r>
         <w:rPr/>
@@ -51610,8 +51730,20 @@
     <w:p>
       <w:pPr>
         <w:pStyle w:val="TextBody"/>
-        <w:ind w:left="431" w:hanging="431"/>
-        <w:rPr/>
+        <w:widowControl/>
+        <w:suppressAutoHyphens w:val="true"/>
+        <w:bidi w:val="0"/>
+        <w:spacing w:lineRule="auto" w:line="240" w:before="120" w:after="0"/>
+        <w:ind w:right="0" w:hanging="0"/>
+        <w:jc w:val="both"/>
+        <w:rPr>
+          <w:rFonts w:ascii="Liberation Serif" w:hAnsi="Liberation Serif" w:eastAsia="Times New Roman" w:cs="Times New Roman"/>
+          <w:color w:val="000000"/>
+          <w:kern w:val="0"/>
+          <w:sz w:val="28"/>
+          <w:szCs w:val="28"/>
+          <w:lang w:val="en-US" w:eastAsia="en-US" w:bidi="ar-SA"/>
+        </w:rPr>
       </w:pPr>
       <w:r>
         <w:rPr/>
@@ -51620,8 +51752,20 @@
     <w:p>
       <w:pPr>
         <w:pStyle w:val="TextBody"/>
-        <w:ind w:left="431" w:hanging="431"/>
-        <w:rPr/>
+        <w:widowControl/>
+        <w:suppressAutoHyphens w:val="true"/>
+        <w:bidi w:val="0"/>
+        <w:spacing w:lineRule="auto" w:line="240" w:before="120" w:after="0"/>
+        <w:ind w:right="0" w:hanging="0"/>
+        <w:jc w:val="both"/>
+        <w:rPr>
+          <w:rFonts w:ascii="Liberation Serif" w:hAnsi="Liberation Serif" w:eastAsia="Times New Roman" w:cs="Times New Roman"/>
+          <w:color w:val="000000"/>
+          <w:kern w:val="0"/>
+          <w:sz w:val="28"/>
+          <w:szCs w:val="28"/>
+          <w:lang w:val="en-US" w:eastAsia="en-US" w:bidi="ar-SA"/>
+        </w:rPr>
       </w:pPr>
       <w:r>
         <w:rPr/>
@@ -51630,8 +51774,20 @@
     <w:p>
       <w:pPr>
         <w:pStyle w:val="TextBody"/>
-        <w:ind w:left="431" w:hanging="431"/>
-        <w:rPr/>
+        <w:widowControl/>
+        <w:suppressAutoHyphens w:val="true"/>
+        <w:bidi w:val="0"/>
+        <w:spacing w:lineRule="auto" w:line="240" w:before="120" w:after="0"/>
+        <w:ind w:right="0" w:hanging="0"/>
+        <w:jc w:val="both"/>
+        <w:rPr>
+          <w:rFonts w:ascii="Liberation Serif" w:hAnsi="Liberation Serif" w:eastAsia="Times New Roman" w:cs="Times New Roman"/>
+          <w:color w:val="000000"/>
+          <w:kern w:val="0"/>
+          <w:sz w:val="28"/>
+          <w:szCs w:val="28"/>
+          <w:lang w:val="en-US" w:eastAsia="en-US" w:bidi="ar-SA"/>
+        </w:rPr>
       </w:pPr>
       <w:r>
         <w:rPr/>
@@ -51640,8 +51796,20 @@
     <w:p>
       <w:pPr>
         <w:pStyle w:val="TextBody"/>
-        <w:ind w:left="431" w:hanging="431"/>
-        <w:rPr/>
+        <w:widowControl/>
+        <w:suppressAutoHyphens w:val="true"/>
+        <w:bidi w:val="0"/>
+        <w:spacing w:lineRule="auto" w:line="240" w:before="120" w:after="0"/>
+        <w:ind w:right="0" w:hanging="0"/>
+        <w:jc w:val="both"/>
+        <w:rPr>
+          <w:rFonts w:ascii="Liberation Serif" w:hAnsi="Liberation Serif" w:eastAsia="Times New Roman" w:cs="Times New Roman"/>
+          <w:color w:val="000000"/>
+          <w:kern w:val="0"/>
+          <w:sz w:val="28"/>
+          <w:szCs w:val="28"/>
+          <w:lang w:val="en-US" w:eastAsia="en-US" w:bidi="ar-SA"/>
+        </w:rPr>
       </w:pPr>
       <w:r>
         <w:rPr/>
@@ -51650,8 +51818,20 @@
     <w:p>
       <w:pPr>
         <w:pStyle w:val="TextBody"/>
-        <w:ind w:left="431" w:hanging="431"/>
-        <w:rPr/>
+        <w:widowControl/>
+        <w:suppressAutoHyphens w:val="true"/>
+        <w:bidi w:val="0"/>
+        <w:spacing w:lineRule="auto" w:line="240" w:before="120" w:after="0"/>
+        <w:ind w:right="0" w:hanging="0"/>
+        <w:jc w:val="both"/>
+        <w:rPr>
+          <w:rFonts w:ascii="Liberation Serif" w:hAnsi="Liberation Serif" w:eastAsia="Times New Roman" w:cs="Times New Roman"/>
+          <w:color w:val="000000"/>
+          <w:kern w:val="0"/>
+          <w:sz w:val="28"/>
+          <w:szCs w:val="28"/>
+          <w:lang w:val="en-US" w:eastAsia="en-US" w:bidi="ar-SA"/>
+        </w:rPr>
       </w:pPr>
       <w:r>
         <w:rPr/>
@@ -51660,8 +51840,20 @@
     <w:p>
       <w:pPr>
         <w:pStyle w:val="TextBody"/>
-        <w:ind w:left="431" w:hanging="431"/>
-        <w:rPr/>
+        <w:widowControl/>
+        <w:suppressAutoHyphens w:val="true"/>
+        <w:bidi w:val="0"/>
+        <w:spacing w:lineRule="auto" w:line="240" w:before="120" w:after="0"/>
+        <w:ind w:right="0" w:hanging="0"/>
+        <w:jc w:val="both"/>
+        <w:rPr>
+          <w:rFonts w:ascii="Liberation Serif" w:hAnsi="Liberation Serif" w:eastAsia="Times New Roman" w:cs="Times New Roman"/>
+          <w:color w:val="000000"/>
+          <w:kern w:val="0"/>
+          <w:sz w:val="28"/>
+          <w:szCs w:val="28"/>
+          <w:lang w:val="en-US" w:eastAsia="en-US" w:bidi="ar-SA"/>
+        </w:rPr>
       </w:pPr>
       <w:r>
         <w:rPr/>
@@ -51670,8 +51862,20 @@
     <w:p>
       <w:pPr>
         <w:pStyle w:val="TextBody"/>
-        <w:ind w:left="431" w:hanging="431"/>
-        <w:rPr/>
+        <w:widowControl/>
+        <w:suppressAutoHyphens w:val="true"/>
+        <w:bidi w:val="0"/>
+        <w:spacing w:lineRule="auto" w:line="240" w:before="120" w:after="0"/>
+        <w:ind w:right="0" w:hanging="0"/>
+        <w:jc w:val="both"/>
+        <w:rPr>
+          <w:rFonts w:ascii="Liberation Serif" w:hAnsi="Liberation Serif" w:eastAsia="Times New Roman" w:cs="Times New Roman"/>
+          <w:color w:val="000000"/>
+          <w:kern w:val="0"/>
+          <w:sz w:val="28"/>
+          <w:szCs w:val="28"/>
+          <w:lang w:val="en-US" w:eastAsia="en-US" w:bidi="ar-SA"/>
+        </w:rPr>
       </w:pPr>
       <w:r>
         <w:rPr/>
@@ -51680,128 +51884,20 @@
     <w:p>
       <w:pPr>
         <w:pStyle w:val="TextBody"/>
-        <w:ind w:left="431" w:hanging="431"/>
-        <w:rPr/>
-      </w:pPr>
-      <w:r>
-        <w:rPr/>
-      </w:r>
-    </w:p>
-    <w:p>
-      <w:pPr>
-        <w:pStyle w:val="TextBody"/>
-        <w:ind w:left="431" w:hanging="431"/>
-        <w:rPr/>
-      </w:pPr>
-      <w:r>
-        <w:rPr/>
-      </w:r>
-    </w:p>
-    <w:p>
-      <w:pPr>
-        <w:pStyle w:val="TextBody"/>
-        <w:ind w:left="431" w:hanging="431"/>
-        <w:rPr/>
-      </w:pPr>
-      <w:r>
-        <w:rPr/>
-      </w:r>
-    </w:p>
-    <w:p>
-      <w:pPr>
-        <w:pStyle w:val="TextBody"/>
-        <w:ind w:left="431" w:hanging="431"/>
-        <w:rPr/>
-      </w:pPr>
-      <w:r>
-        <w:rPr/>
-      </w:r>
-    </w:p>
-    <w:p>
-      <w:pPr>
-        <w:pStyle w:val="TextBody"/>
-        <w:ind w:left="431" w:hanging="431"/>
-        <w:rPr/>
-      </w:pPr>
-      <w:r>
-        <w:rPr/>
-      </w:r>
-    </w:p>
-    <w:p>
-      <w:pPr>
-        <w:pStyle w:val="TextBody"/>
-        <w:ind w:left="431" w:hanging="431"/>
-        <w:rPr/>
-      </w:pPr>
-      <w:r>
-        <w:rPr/>
-      </w:r>
-    </w:p>
-    <w:p>
-      <w:pPr>
-        <w:pStyle w:val="TextBody"/>
-        <w:ind w:left="431" w:hanging="431"/>
-        <w:rPr/>
-      </w:pPr>
-      <w:r>
-        <w:rPr/>
-      </w:r>
-    </w:p>
-    <w:p>
-      <w:pPr>
-        <w:pStyle w:val="TextBody"/>
-        <w:ind w:left="431" w:hanging="431"/>
-        <w:rPr/>
-      </w:pPr>
-      <w:r>
-        <w:rPr/>
-      </w:r>
-    </w:p>
-    <w:p>
-      <w:pPr>
-        <w:pStyle w:val="TextBody"/>
-        <w:ind w:left="431" w:hanging="431"/>
-        <w:rPr/>
-      </w:pPr>
-      <w:r>
-        <w:rPr/>
-      </w:r>
-    </w:p>
-    <w:p>
-      <w:pPr>
-        <w:pStyle w:val="TextBody"/>
-        <w:ind w:left="431" w:hanging="431"/>
-        <w:rPr/>
-      </w:pPr>
-      <w:r>
-        <w:rPr/>
-      </w:r>
-    </w:p>
-    <w:p>
-      <w:pPr>
-        <w:pStyle w:val="TextBody"/>
-        <w:ind w:left="431" w:hanging="431"/>
-        <w:rPr/>
-      </w:pPr>
-      <w:r>
-        <w:rPr/>
-      </w:r>
-    </w:p>
-    <w:p>
-      <w:pPr>
-        <w:pStyle w:val="TextBody"/>
-        <w:ind w:left="431" w:hanging="431"/>
-        <w:rPr/>
-      </w:pPr>
-      <w:r>
-        <w:rPr/>
-      </w:r>
-    </w:p>
-    <w:p>
-      <w:pPr>
-        <w:pStyle w:val="TextBody"/>
-        <w:ind w:left="431" w:hanging="431"/>
-        <w:rPr/>
+        <w:widowControl/>
+        <w:suppressAutoHyphens w:val="true"/>
+        <w:bidi w:val="0"/>
+        <w:spacing w:lineRule="auto" w:line="240" w:before="120" w:after="0"/>
+        <w:ind w:right="0" w:hanging="0"/>
+        <w:jc w:val="both"/>
+        <w:rPr>
+          <w:rFonts w:ascii="Liberation Serif" w:hAnsi="Liberation Serif" w:eastAsia="Times New Roman" w:cs="Times New Roman"/>
+          <w:color w:val="000000"/>
+          <w:kern w:val="0"/>
+          <w:sz w:val="28"/>
+          <w:szCs w:val="28"/>
+          <w:lang w:val="en-US" w:eastAsia="en-US" w:bidi="ar-SA"/>
+        </w:rPr>
       </w:pPr>
       <w:r>
         <w:rPr/>
@@ -51813,12 +51909,48 @@
         <w:ind w:left="431" w:hanging="431"/>
         <w:rPr/>
       </w:pPr>
+      <w:r>
+        <w:rPr>
+          <w:rFonts w:eastAsia="Times New Roman" w:cs="Times New Roman"/>
+          <w:caps/>
+          <w:color w:val="1A9CB0"/>
+          <w:kern w:val="0"/>
+          <w:sz w:val="24"/>
+          <w:szCs w:val="20"/>
+          <w:lang w:val="en-US" w:eastAsia="en-US" w:bidi="ar-SA"/>
+        </w:rPr>
+        <w:t>L</w:t>
+      </w:r>
       <w:bookmarkStart w:id="32" w:name="_Toc509167638"/>
       <w:bookmarkStart w:id="33" w:name="_Toc412572574"/>
       <w:bookmarkStart w:id="34" w:name="_Toc155614194"/>
       <w:r>
+        <w:rPr>
+          <w:rFonts w:eastAsia="Times New Roman" w:cs="Times New Roman"/>
+          <w:caps/>
+          <w:color w:val="1A9CB0"/>
+          <w:kern w:val="0"/>
+          <w:sz w:val="24"/>
+          <w:szCs w:val="20"/>
+          <w:lang w:val="en-US" w:eastAsia="en-US" w:bidi="ar-SA"/>
+        </w:rPr>
+        <w:t>ogical</w:t>
+      </w:r>
+      <w:r>
         <w:rPr/>
-        <w:t>Logical Scheme</w:t>
+        <w:t xml:space="preserve"> </w:t>
+      </w:r>
+      <w:r>
+        <w:rPr>
+          <w:rFonts w:eastAsia="Times New Roman" w:cs="Times New Roman"/>
+          <w:caps/>
+          <w:color w:val="1A9CB0"/>
+          <w:kern w:val="0"/>
+          <w:sz w:val="24"/>
+          <w:szCs w:val="20"/>
+          <w:lang w:val="en-US" w:eastAsia="en-US" w:bidi="ar-SA"/>
+        </w:rPr>
+        <w:t>Scheme</w:t>
       </w:r>
       <w:bookmarkEnd w:id="32"/>
       <w:bookmarkEnd w:id="33"/>
@@ -51830,12 +51962,48 @@
         <w:ind w:left="431" w:hanging="431"/>
         <w:rPr/>
       </w:pPr>
+      <w:r>
+        <w:rPr>
+          <w:rFonts w:eastAsia="Times New Roman" w:cs="Times New Roman"/>
+          <w:caps/>
+          <w:color w:val="1A9CB0"/>
+          <w:kern w:val="0"/>
+          <w:sz w:val="24"/>
+          <w:szCs w:val="20"/>
+          <w:lang w:val="en-US" w:eastAsia="en-US" w:bidi="ar-SA"/>
+        </w:rPr>
+        <w:t>D</w:t>
+      </w:r>
       <w:bookmarkStart w:id="35" w:name="_Toc412572575"/>
       <w:bookmarkStart w:id="36" w:name="_Toc509167639"/>
       <w:bookmarkStart w:id="37" w:name="_Toc155614195"/>
       <w:r>
+        <w:rPr>
+          <w:rFonts w:eastAsia="Times New Roman" w:cs="Times New Roman"/>
+          <w:caps/>
+          <w:color w:val="1A9CB0"/>
+          <w:kern w:val="0"/>
+          <w:sz w:val="24"/>
+          <w:szCs w:val="20"/>
+          <w:lang w:val="en-US" w:eastAsia="en-US" w:bidi="ar-SA"/>
+        </w:rPr>
+        <w:t>ata</w:t>
+      </w:r>
+      <w:r>
         <w:rPr/>
-        <w:t>Data Flow</w:t>
+        <w:t xml:space="preserve"> </w:t>
+      </w:r>
+      <w:r>
+        <w:rPr>
+          <w:rFonts w:eastAsia="Times New Roman" w:cs="Times New Roman"/>
+          <w:caps/>
+          <w:color w:val="1A9CB0"/>
+          <w:kern w:val="0"/>
+          <w:sz w:val="24"/>
+          <w:szCs w:val="20"/>
+          <w:lang w:val="en-US" w:eastAsia="en-US" w:bidi="ar-SA"/>
+        </w:rPr>
+        <w:t>Flow</w:t>
       </w:r>
       <w:bookmarkEnd w:id="35"/>
       <w:bookmarkEnd w:id="36"/>
@@ -51843,6 +52011,17 @@
     </w:p>
     <w:p>
       <w:pPr>
+        <w:sectPr>
+          <w:headerReference w:type="default" r:id="rId10"/>
+          <w:footerReference w:type="default" r:id="rId11"/>
+          <w:type w:val="nextPage"/>
+          <w:pgSz w:w="11906" w:h="16838"/>
+          <w:pgMar w:left="1134" w:right="851" w:gutter="567" w:header="720" w:top="1134" w:footer="720" w:bottom="1134"/>
+          <w:pgNumType w:fmt="decimal"/>
+          <w:formProt w:val="false"/>
+          <w:textDirection w:val="lrTb"/>
+          <w:docGrid w:type="default" w:linePitch="272" w:charSpace="0"/>
+        </w:sectPr>
         <w:pStyle w:val="Heading1"/>
         <w:ind w:left="431" w:hanging="431"/>
         <w:rPr/>
@@ -51852,13 +52031,81 @@
       <w:bookmarkStart w:id="40" w:name="_Toc155614196"/>
       <w:bookmarkStart w:id="41" w:name="_Hlk314571188"/>
       <w:r>
+        <w:rPr>
+          <w:rFonts w:eastAsia="Times New Roman" w:cs="Times New Roman"/>
+          <w:caps/>
+          <w:color w:val="1A9CB0"/>
+          <w:kern w:val="0"/>
+          <w:sz w:val="24"/>
+          <w:szCs w:val="20"/>
+          <w:lang w:val="en-US" w:eastAsia="en-US" w:bidi="ar-SA"/>
+        </w:rPr>
+        <w:t>Fact</w:t>
+      </w:r>
+      <w:r>
         <w:rPr/>
-        <w:t>Fact Table Partitioning Strategy</w:t>
+        <w:t xml:space="preserve"> </w:t>
+      </w:r>
+      <w:r>
+        <w:rPr>
+          <w:rFonts w:eastAsia="Times New Roman" w:cs="Times New Roman"/>
+          <w:caps/>
+          <w:color w:val="1A9CB0"/>
+          <w:kern w:val="0"/>
+          <w:sz w:val="24"/>
+          <w:szCs w:val="20"/>
+          <w:lang w:val="en-US" w:eastAsia="en-US" w:bidi="ar-SA"/>
+        </w:rPr>
+        <w:t>Table</w:t>
+      </w:r>
+      <w:r>
+        <w:rPr/>
+        <w:t xml:space="preserve"> </w:t>
+      </w:r>
+      <w:r>
+        <w:rPr>
+          <w:rFonts w:eastAsia="Times New Roman" w:cs="Times New Roman"/>
+          <w:caps/>
+          <w:color w:val="1A9CB0"/>
+          <w:kern w:val="0"/>
+          <w:sz w:val="24"/>
+          <w:szCs w:val="20"/>
+          <w:lang w:val="en-US" w:eastAsia="en-US" w:bidi="ar-SA"/>
+        </w:rPr>
+        <w:t>Partitioning</w:t>
+      </w:r>
+      <w:r>
+        <w:rPr/>
+        <w:t xml:space="preserve"> </w:t>
+      </w:r>
+      <w:r>
+        <w:rPr>
+          <w:rFonts w:eastAsia="Times New Roman" w:cs="Times New Roman"/>
+          <w:caps/>
+          <w:color w:val="1A9CB0"/>
+          <w:kern w:val="0"/>
+          <w:sz w:val="24"/>
+          <w:szCs w:val="20"/>
+          <w:lang w:val="en-US" w:eastAsia="en-US" w:bidi="ar-SA"/>
+        </w:rPr>
+        <w:t>Strate</w:t>
       </w:r>
       <w:bookmarkEnd w:id="38"/>
       <w:bookmarkEnd w:id="39"/>
       <w:bookmarkEnd w:id="40"/>
       <w:bookmarkEnd w:id="41"/>
+      <w:r>
+        <w:rPr>
+          <w:rFonts w:eastAsia="Times New Roman" w:cs="Times New Roman"/>
+          <w:caps/>
+          <w:color w:val="1A9CB0"/>
+          <w:kern w:val="0"/>
+          <w:sz w:val="24"/>
+          <w:szCs w:val="20"/>
+          <w:lang w:val="en-US" w:eastAsia="en-US" w:bidi="ar-SA"/>
+        </w:rPr>
+        <w:t>gy</w:t>
+      </w:r>
     </w:p>
     <w:p>
       <w:pPr>
@@ -51870,8 +52117,8 @@
       </w:r>
     </w:p>
     <w:sectPr>
-      <w:headerReference w:type="default" r:id="rId10"/>
-      <w:footerReference w:type="default" r:id="rId11"/>
+      <w:headerReference w:type="default" r:id="rId12"/>
+      <w:footerReference w:type="default" r:id="rId13"/>
       <w:type w:val="nextPage"/>
       <w:pgSz w:w="11906" w:h="16838"/>
       <w:pgMar w:left="1134" w:right="851" w:gutter="567" w:header="720" w:top="1134" w:footer="720" w:bottom="1134"/>
@@ -51957,7 +52204,7 @@
       <mc:AlternateContent>
         <mc:Choice Requires="wps">
           <w:drawing>
-            <wp:anchor behindDoc="1" distT="13335" distB="13335" distL="12700" distR="13335" simplePos="0" locked="0" layoutInCell="0" allowOverlap="1" relativeHeight="32" wp14:anchorId="0211CFCE">
+            <wp:anchor behindDoc="1" distT="13335" distB="13335" distL="12700" distR="13335" simplePos="0" locked="0" layoutInCell="0" allowOverlap="1" relativeHeight="35" wp14:anchorId="0211CFCE">
               <wp:simplePos x="0" y="0"/>
               <wp:positionH relativeFrom="column">
                 <wp:posOffset>-19685</wp:posOffset>
@@ -52014,7 +52261,7 @@
       <mc:AlternateContent>
         <mc:Choice Requires="wps">
           <w:drawing>
-            <wp:anchor behindDoc="1" distT="0" distB="0" distL="0" distR="0" simplePos="0" locked="0" layoutInCell="0" allowOverlap="1" relativeHeight="156">
+            <wp:anchor behindDoc="1" distT="0" distB="0" distL="0" distR="0" simplePos="0" locked="0" layoutInCell="0" allowOverlap="1" relativeHeight="167">
               <wp:simplePos x="0" y="0"/>
               <wp:positionH relativeFrom="page">
                 <wp:posOffset>6927850</wp:posOffset>
@@ -52102,7 +52349,7 @@
                               <w:szCs w:val="18"/>
                               <w:rFonts w:eastAsia="MS Gothic"/>
                             </w:rPr>
-                            <w:t>2</w:t>
+                            <w:t>12</w:t>
                           </w:r>
                           <w:r>
                             <w:rPr>
@@ -52183,7 +52430,7 @@
                         <w:szCs w:val="18"/>
                         <w:rFonts w:eastAsia="MS Gothic"/>
                       </w:rPr>
-                      <w:t>2</w:t>
+                      <w:t>12</w:t>
                     </w:r>
                     <w:r>
                       <w:rPr>
@@ -52324,7 +52571,7 @@
       <mc:AlternateContent>
         <mc:Choice Requires="wps">
           <w:drawing>
-            <wp:anchor behindDoc="1" distT="12700" distB="13335" distL="13335" distR="13335" simplePos="0" locked="0" layoutInCell="0" allowOverlap="1" relativeHeight="33" wp14:anchorId="2736AD72">
+            <wp:anchor behindDoc="1" distT="12700" distB="13335" distL="13335" distR="13335" simplePos="0" locked="0" layoutInCell="0" allowOverlap="1" relativeHeight="36" wp14:anchorId="2736AD72">
               <wp:simplePos x="0" y="0"/>
               <wp:positionH relativeFrom="column">
                 <wp:posOffset>2540</wp:posOffset>
@@ -52527,7 +52774,7 @@
       <mc:AlternateContent>
         <mc:Choice Requires="wps">
           <w:drawing>
-            <wp:anchor behindDoc="1" distT="0" distB="0" distL="0" distR="0" simplePos="0" locked="0" layoutInCell="0" allowOverlap="1" relativeHeight="103">
+            <wp:anchor behindDoc="1" distT="0" distB="0" distL="0" distR="0" simplePos="0" locked="0" layoutInCell="0" allowOverlap="1" relativeHeight="109">
               <wp:simplePos x="0" y="0"/>
               <wp:positionH relativeFrom="page">
                 <wp:posOffset>6927850</wp:posOffset>
@@ -52615,7 +52862,7 @@
                               <w:szCs w:val="18"/>
                               <w:rFonts w:eastAsia="MS Gothic"/>
                             </w:rPr>
-                            <w:t>17</w:t>
+                            <w:t>33</w:t>
                           </w:r>
                           <w:r>
                             <w:rPr>
@@ -52696,7 +52943,330 @@
                         <w:szCs w:val="18"/>
                         <w:rFonts w:eastAsia="MS Gothic"/>
                       </w:rPr>
-                      <w:t>17</w:t>
+                      <w:t>33</w:t>
+                    </w:r>
+                    <w:r>
+                      <w:rPr>
+                        <w:rStyle w:val="Pagenumber"/>
+                        <w:sz w:val="18"/>
+                        <w:szCs w:val="18"/>
+                        <w:rFonts w:eastAsia="MS Gothic"/>
+                      </w:rPr>
+                      <w:fldChar w:fldCharType="end"/>
+                    </w:r>
+                  </w:p>
+                </w:txbxContent>
+              </v:textbox>
+              <w10:wrap type="square"/>
+            </v:rect>
+          </w:pict>
+        </mc:Fallback>
+      </mc:AlternateContent>
+    </w:r>
+  </w:p>
+</w:ftr>
+</file>
+
+<file path=word/footer5.xml><?xml version="1.0" encoding="utf-8"?>
+<w:ftr xmlns:o="urn:schemas-microsoft-com:office:office" xmlns:r="http://schemas.openxmlformats.org/officeDocument/2006/relationships" xmlns:v="urn:schemas-microsoft-com:vml" xmlns:w="http://schemas.openxmlformats.org/wordprocessingml/2006/main" xmlns:w10="urn:schemas-microsoft-com:office:word" xmlns:wp="http://schemas.openxmlformats.org/drawingml/2006/wordprocessingDrawing" xmlns:wps="http://schemas.microsoft.com/office/word/2010/wordprocessingShape" xmlns:wpg="http://schemas.microsoft.com/office/word/2010/wordprocessingGroup" xmlns:mc="http://schemas.openxmlformats.org/markup-compatibility/2006" xmlns:wp14="http://schemas.microsoft.com/office/word/2010/wordprocessingDrawing" xmlns:w14="http://schemas.microsoft.com/office/word/2010/wordml" xmlns:w15="http://schemas.microsoft.com/office/word/2012/wordml" mc:Ignorable="w14 wp14 w15">
+  <w:tbl>
+    <w:tblPr>
+      <w:tblpPr w:vertAnchor="text" w:horzAnchor="margin" w:leftFromText="181" w:rightFromText="181" w:tblpX="-33" w:tblpY="1"/>
+      <w:tblW w:w="8472" w:type="dxa"/>
+      <w:jc w:val="left"/>
+      <w:tblInd w:w="108" w:type="dxa"/>
+      <w:tblLayout w:type="fixed"/>
+      <w:tblCellMar>
+        <w:top w:w="0" w:type="dxa"/>
+        <w:left w:w="108" w:type="dxa"/>
+        <w:bottom w:w="0" w:type="dxa"/>
+        <w:right w:w="108" w:type="dxa"/>
+      </w:tblCellMar>
+      <w:tblLook w:val="04a0" w:noHBand="0" w:noVBand="1" w:firstColumn="1" w:lastRow="0" w:lastColumn="0" w:firstRow="1"/>
+    </w:tblPr>
+    <w:tblGrid>
+      <w:gridCol w:w="8472"/>
+    </w:tblGrid>
+    <w:tr>
+      <w:trPr/>
+      <w:tc>
+        <w:tcPr>
+          <w:tcW w:w="8472" w:type="dxa"/>
+          <w:tcBorders/>
+        </w:tcPr>
+        <w:p>
+          <w:pPr>
+            <w:pStyle w:val="Footer"/>
+            <w:widowControl w:val="false"/>
+            <w:spacing w:before="120" w:after="120"/>
+            <w:rPr/>
+          </w:pPr>
+          <w:r>
+            <w:rPr/>
+            <w:fldChar w:fldCharType="begin"/>
+          </w:r>
+          <w:r>
+            <w:rPr/>
+            <w:instrText xml:space="preserve"> DOCPROPERTY "Classification"</w:instrText>
+          </w:r>
+          <w:r>
+            <w:rPr/>
+            <w:fldChar w:fldCharType="separate"/>
+          </w:r>
+          <w:r>
+            <w:rPr/>
+            <w:t>Confidential</w:t>
+          </w:r>
+          <w:r>
+            <w:rPr/>
+            <w:fldChar w:fldCharType="end"/>
+          </w:r>
+        </w:p>
+      </w:tc>
+    </w:tr>
+  </w:tbl>
+  <w:p>
+    <w:pPr>
+      <w:pStyle w:val="Footer"/>
+      <w:widowControl w:val="false"/>
+      <w:bidi w:val="0"/>
+      <w:spacing w:lineRule="atLeast" w:line="240" w:before="120" w:after="120"/>
+      <w:ind w:left="-113" w:hanging="0"/>
+      <w:jc w:val="left"/>
+      <w:rPr/>
+    </w:pPr>
+    <w:r>
+      <w:rPr/>
+      <mc:AlternateContent>
+        <mc:Choice Requires="wps">
+          <w:drawing>
+            <wp:anchor behindDoc="1" distT="13335" distB="13335" distL="12700" distR="13335" simplePos="0" locked="0" layoutInCell="0" allowOverlap="1" relativeHeight="22" wp14:anchorId="0211CFCE">
+              <wp:simplePos x="0" y="0"/>
+              <wp:positionH relativeFrom="column">
+                <wp:posOffset>-19685</wp:posOffset>
+              </wp:positionH>
+              <wp:positionV relativeFrom="paragraph">
+                <wp:posOffset>-15240</wp:posOffset>
+              </wp:positionV>
+              <wp:extent cx="5944870" cy="635"/>
+              <wp:effectExtent l="12700" t="13335" r="13335" b="13335"/>
+              <wp:wrapNone/>
+              <wp:docPr id="17" name="Straight Connector 21"/>
+              <a:graphic xmlns:a="http://schemas.openxmlformats.org/drawingml/2006/main">
+                <a:graphicData uri="http://schemas.microsoft.com/office/word/2010/wordprocessingShape">
+                  <wps:wsp>
+                    <wps:cNvSpPr/>
+                    <wps:spPr>
+                      <a:xfrm>
+                        <a:off x="0" y="0"/>
+                        <a:ext cx="5945040" cy="720"/>
+                      </a:xfrm>
+                      <a:prstGeom prst="line">
+                        <a:avLst/>
+                      </a:prstGeom>
+                      <a:ln w="25400">
+                        <a:solidFill>
+                          <a:srgbClr val="464547"/>
+                        </a:solidFill>
+                        <a:round/>
+                      </a:ln>
+                    </wps:spPr>
+                    <wps:style>
+                      <a:lnRef idx="0"/>
+                      <a:fillRef idx="0"/>
+                      <a:effectRef idx="0"/>
+                      <a:fontRef idx="minor"/>
+                    </wps:style>
+                    <wps:bodyPr/>
+                  </wps:wsp>
+                </a:graphicData>
+              </a:graphic>
+            </wp:anchor>
+          </w:drawing>
+        </mc:Choice>
+        <mc:Fallback>
+          <w:pict>
+            <v:line id="shape_0" from="-1.55pt,-1.2pt" to="466.5pt,-1.2pt" ID="Straight Connector 21" stroked="t" o:allowincell="f" style="position:absolute" wp14:anchorId="0211CFCE">
+              <v:stroke color="#464547" weight="25560" joinstyle="round" endcap="flat"/>
+              <v:fill o:detectmouseclick="t" on="false"/>
+              <w10:wrap type="none"/>
+            </v:line>
+          </w:pict>
+        </mc:Fallback>
+      </mc:AlternateContent>
+      <mc:AlternateContent>
+        <mc:Choice Requires="wps">
+          <w:drawing>
+            <wp:anchor behindDoc="1" distT="0" distB="0" distL="0" distR="0" simplePos="0" locked="0" layoutInCell="0" allowOverlap="1" relativeHeight="111">
+              <wp:simplePos x="0" y="0"/>
+              <wp:positionH relativeFrom="page">
+                <wp:posOffset>6927850</wp:posOffset>
+              </wp:positionH>
+              <wp:positionV relativeFrom="page">
+                <wp:posOffset>10010140</wp:posOffset>
+              </wp:positionV>
+              <wp:extent cx="42545" cy="265430"/>
+              <wp:effectExtent l="0" t="0" r="0" b="0"/>
+              <wp:wrapSquare wrapText="bothSides"/>
+              <wp:docPr id="18" name="Frame1"/>
+              <a:graphic xmlns:a="http://schemas.openxmlformats.org/drawingml/2006/main">
+                <a:graphicData uri="http://schemas.microsoft.com/office/word/2010/wordprocessingShape">
+                  <wps:wsp>
+                    <wps:cNvSpPr/>
+                    <wps:spPr>
+                      <a:xfrm>
+                        <a:off x="0" y="0"/>
+                        <a:ext cx="42480" cy="265320"/>
+                      </a:xfrm>
+                      <a:prstGeom prst="rect">
+                        <a:avLst/>
+                      </a:prstGeom>
+                      <a:noFill/>
+                      <a:ln w="0">
+                        <a:noFill/>
+                      </a:ln>
+                    </wps:spPr>
+                    <wps:style>
+                      <a:lnRef idx="0"/>
+                      <a:fillRef idx="0"/>
+                      <a:effectRef idx="0"/>
+                      <a:fontRef idx="minor"/>
+                    </wps:style>
+                    <wps:txbx>
+                      <w:txbxContent>
+                        <w:p>
+                          <w:pPr>
+                            <w:pStyle w:val="Normal"/>
+                            <w:widowControl/>
+                            <w:tabs>
+                              <w:tab w:val="clear" w:pos="720"/>
+                              <w:tab w:val="center" w:pos="4320" w:leader="none"/>
+                              <w:tab w:val="right" w:pos="8640" w:leader="none"/>
+                            </w:tabs>
+                            <w:spacing w:lineRule="auto" w:line="240"/>
+                            <w:rPr>
+                              <w:rStyle w:val="Pagenumber"/>
+                              <w:rFonts w:eastAsia="MS Gothic"/>
+                              <w:sz w:val="18"/>
+                              <w:szCs w:val="18"/>
+                            </w:rPr>
+                          </w:pPr>
+                          <w:r>
+                            <w:rPr>
+                              <w:rStyle w:val="Pagenumber"/>
+                              <w:rFonts w:eastAsia="MS Gothic"/>
+                              <w:sz w:val="18"/>
+                              <w:szCs w:val="18"/>
+                            </w:rPr>
+                            <w:fldChar w:fldCharType="begin"/>
+                          </w:r>
+                          <w:r>
+                            <w:rPr>
+                              <w:rStyle w:val="Pagenumber"/>
+                              <w:sz w:val="18"/>
+                              <w:szCs w:val="18"/>
+                              <w:rFonts w:eastAsia="MS Gothic"/>
+                            </w:rPr>
+                            <w:instrText xml:space="preserve"> PAGE </w:instrText>
+                          </w:r>
+                          <w:r>
+                            <w:rPr>
+                              <w:rStyle w:val="Pagenumber"/>
+                              <w:sz w:val="18"/>
+                              <w:szCs w:val="18"/>
+                              <w:rFonts w:eastAsia="MS Gothic"/>
+                            </w:rPr>
+                            <w:fldChar w:fldCharType="separate"/>
+                          </w:r>
+                          <w:r>
+                            <w:rPr>
+                              <w:rStyle w:val="Pagenumber"/>
+                              <w:sz w:val="18"/>
+                              <w:szCs w:val="18"/>
+                              <w:rFonts w:eastAsia="MS Gothic"/>
+                            </w:rPr>
+                            <w:t>34</w:t>
+                          </w:r>
+                          <w:r>
+                            <w:rPr>
+                              <w:rStyle w:val="Pagenumber"/>
+                              <w:sz w:val="18"/>
+                              <w:szCs w:val="18"/>
+                              <w:rFonts w:eastAsia="MS Gothic"/>
+                            </w:rPr>
+                            <w:fldChar w:fldCharType="end"/>
+                          </w:r>
+                        </w:p>
+                      </w:txbxContent>
+                    </wps:txbx>
+                    <wps:bodyPr lIns="0" rIns="0" tIns="0" bIns="0" anchor="t">
+                      <a:spAutoFit/>
+                    </wps:bodyPr>
+                  </wps:wsp>
+                </a:graphicData>
+              </a:graphic>
+            </wp:anchor>
+          </w:drawing>
+        </mc:Choice>
+        <mc:Fallback>
+          <w:pict>
+            <v:rect id="shape_0" ID="Frame1" path="m0,0l-2147483645,0l-2147483645,-2147483646l0,-2147483646xe" stroked="f" o:allowincell="f" style="position:absolute;margin-left:545.5pt;margin-top:788.2pt;width:3.3pt;height:20.85pt;mso-wrap-style:square;v-text-anchor:top;mso-position-horizontal-relative:page;mso-position-vertical-relative:page">
+              <v:fill o:detectmouseclick="t" on="false"/>
+              <v:stroke color="#3465a4" joinstyle="round" endcap="flat"/>
+              <v:textbox>
+                <w:txbxContent>
+                  <w:p>
+                    <w:pPr>
+                      <w:pStyle w:val="Normal"/>
+                      <w:widowControl/>
+                      <w:tabs>
+                        <w:tab w:val="clear" w:pos="720"/>
+                        <w:tab w:val="center" w:pos="4320" w:leader="none"/>
+                        <w:tab w:val="right" w:pos="8640" w:leader="none"/>
+                      </w:tabs>
+                      <w:spacing w:lineRule="auto" w:line="240"/>
+                      <w:rPr>
+                        <w:rStyle w:val="Pagenumber"/>
+                        <w:rFonts w:eastAsia="MS Gothic"/>
+                        <w:sz w:val="18"/>
+                        <w:szCs w:val="18"/>
+                      </w:rPr>
+                    </w:pPr>
+                    <w:r>
+                      <w:rPr>
+                        <w:rStyle w:val="Pagenumber"/>
+                        <w:rFonts w:eastAsia="MS Gothic"/>
+                        <w:sz w:val="18"/>
+                        <w:szCs w:val="18"/>
+                      </w:rPr>
+                      <w:fldChar w:fldCharType="begin"/>
+                    </w:r>
+                    <w:r>
+                      <w:rPr>
+                        <w:rStyle w:val="Pagenumber"/>
+                        <w:sz w:val="18"/>
+                        <w:szCs w:val="18"/>
+                        <w:rFonts w:eastAsia="MS Gothic"/>
+                      </w:rPr>
+                      <w:instrText xml:space="preserve"> PAGE </w:instrText>
+                    </w:r>
+                    <w:r>
+                      <w:rPr>
+                        <w:rStyle w:val="Pagenumber"/>
+                        <w:sz w:val="18"/>
+                        <w:szCs w:val="18"/>
+                        <w:rFonts w:eastAsia="MS Gothic"/>
+                      </w:rPr>
+                      <w:fldChar w:fldCharType="separate"/>
+                    </w:r>
+                    <w:r>
+                      <w:rPr>
+                        <w:rStyle w:val="Pagenumber"/>
+                        <w:sz w:val="18"/>
+                        <w:szCs w:val="18"/>
+                        <w:rFonts w:eastAsia="MS Gothic"/>
+                      </w:rPr>
+                      <w:t>34</w:t>
                     </w:r>
                     <w:r>
                       <w:rPr>
@@ -52899,7 +53469,7 @@
       <mc:AlternateContent>
         <mc:Choice Requires="wps">
           <w:drawing>
-            <wp:anchor behindDoc="1" distT="13335" distB="12700" distL="635" distR="0" simplePos="0" locked="0" layoutInCell="0" allowOverlap="1" relativeHeight="64" wp14:anchorId="14C731A7">
+            <wp:anchor behindDoc="1" distT="13335" distB="12700" distL="635" distR="0" simplePos="0" locked="0" layoutInCell="0" allowOverlap="1" relativeHeight="70" wp14:anchorId="14C731A7">
               <wp:simplePos x="0" y="0"/>
               <wp:positionH relativeFrom="column">
                 <wp:posOffset>5715</wp:posOffset>
@@ -53156,7 +53726,7 @@
       <mc:AlternateContent>
         <mc:Choice Requires="wps">
           <w:drawing>
-            <wp:anchor behindDoc="1" distT="13335" distB="12700" distL="635" distR="0" simplePos="0" locked="0" layoutInCell="0" allowOverlap="1" relativeHeight="53" wp14:anchorId="14C731A7">
+            <wp:anchor behindDoc="1" distT="13335" distB="12700" distL="635" distR="0" simplePos="0" locked="0" layoutInCell="0" allowOverlap="1" relativeHeight="56" wp14:anchorId="14C731A7">
               <wp:simplePos x="0" y="0"/>
               <wp:positionH relativeFrom="column">
                 <wp:posOffset>5715</wp:posOffset>
@@ -53168,6 +53738,249 @@
               <wp:effectExtent l="635" t="13335" r="0" b="12700"/>
               <wp:wrapNone/>
               <wp:docPr id="11" name="Straight Connector 7"/>
+              <a:graphic xmlns:a="http://schemas.openxmlformats.org/drawingml/2006/main">
+                <a:graphicData uri="http://schemas.microsoft.com/office/word/2010/wordprocessingShape">
+                  <wps:wsp>
+                    <wps:cNvSpPr/>
+                    <wps:spPr>
+                      <a:xfrm>
+                        <a:off x="0" y="0"/>
+                        <a:ext cx="5952600" cy="720"/>
+                      </a:xfrm>
+                      <a:prstGeom prst="line">
+                        <a:avLst/>
+                      </a:prstGeom>
+                      <a:ln w="25400">
+                        <a:solidFill>
+                          <a:srgbClr val="3b3838"/>
+                        </a:solidFill>
+                      </a:ln>
+                    </wps:spPr>
+                    <wps:style>
+                      <a:lnRef idx="1">
+                        <a:schemeClr val="accent1"/>
+                      </a:lnRef>
+                      <a:fillRef idx="0">
+                        <a:schemeClr val="accent1"/>
+                      </a:fillRef>
+                      <a:effectRef idx="0">
+                        <a:schemeClr val="accent1"/>
+                      </a:effectRef>
+                      <a:fontRef idx="minor"/>
+                    </wps:style>
+                    <wps:bodyPr/>
+                  </wps:wsp>
+                </a:graphicData>
+              </a:graphic>
+            </wp:anchor>
+          </w:drawing>
+        </mc:Choice>
+        <mc:Fallback>
+          <w:pict>
+            <v:line id="shape_0" from="0.45pt,1pt" to="469.1pt,1pt" ID="Straight Connector 7" stroked="t" o:allowincell="f" style="position:absolute" wp14:anchorId="14C731A7">
+              <v:stroke color="#3b3838" weight="25560" joinstyle="miter" endcap="flat"/>
+              <v:fill o:detectmouseclick="t" on="false"/>
+              <w10:wrap type="none"/>
+            </v:line>
+          </w:pict>
+        </mc:Fallback>
+      </mc:AlternateContent>
+    </w:r>
+  </w:p>
+</w:hdr>
+</file>
+
+<file path=word/header4.xml><?xml version="1.0" encoding="utf-8"?>
+<w:hdr xmlns:o="urn:schemas-microsoft-com:office:office" xmlns:r="http://schemas.openxmlformats.org/officeDocument/2006/relationships" xmlns:v="urn:schemas-microsoft-com:vml" xmlns:w="http://schemas.openxmlformats.org/wordprocessingml/2006/main" xmlns:w10="urn:schemas-microsoft-com:office:word" xmlns:wp="http://schemas.openxmlformats.org/drawingml/2006/wordprocessingDrawing" xmlns:wps="http://schemas.microsoft.com/office/word/2010/wordprocessingShape" xmlns:wpg="http://schemas.microsoft.com/office/word/2010/wordprocessingGroup" xmlns:mc="http://schemas.openxmlformats.org/markup-compatibility/2006" xmlns:wp14="http://schemas.microsoft.com/office/word/2010/wordprocessingDrawing" xmlns:w14="http://schemas.microsoft.com/office/word/2010/wordml" xmlns:w15="http://schemas.microsoft.com/office/word/2012/wordml" mc:Ignorable="w14 wp14 w15">
+  <w:p>
+    <w:pPr>
+      <w:pStyle w:val="TextBody"/>
+      <w:keepLines/>
+      <w:widowControl/>
+      <w:suppressAutoHyphens w:val="true"/>
+      <w:bidi w:val="0"/>
+      <w:spacing w:lineRule="auto" w:line="240" w:before="120" w:after="0"/>
+      <w:jc w:val="left"/>
+      <w:rPr/>
+    </w:pPr>
+    <w:r>
+      <w:rPr/>
+    </w:r>
+  </w:p>
+  <w:tbl>
+    <w:tblPr>
+      <w:tblW w:w="9498" w:type="dxa"/>
+      <w:jc w:val="left"/>
+      <w:tblInd w:w="108" w:type="dxa"/>
+      <w:tblLayout w:type="fixed"/>
+      <w:tblCellMar>
+        <w:top w:w="0" w:type="dxa"/>
+        <w:left w:w="108" w:type="dxa"/>
+        <w:bottom w:w="0" w:type="dxa"/>
+        <w:right w:w="108" w:type="dxa"/>
+      </w:tblCellMar>
+      <w:tblLook w:val="04a0" w:noHBand="0" w:noVBand="1" w:firstColumn="1" w:lastRow="0" w:lastColumn="0" w:firstRow="1"/>
+    </w:tblPr>
+    <w:tblGrid>
+      <w:gridCol w:w="8120"/>
+      <w:gridCol w:w="1377"/>
+    </w:tblGrid>
+    <w:tr>
+      <w:trPr/>
+      <w:tc>
+        <w:tcPr>
+          <w:tcW w:w="8120" w:type="dxa"/>
+          <w:tcBorders/>
+          <w:vAlign w:val="center"/>
+        </w:tcPr>
+        <w:p>
+          <w:pPr>
+            <w:pStyle w:val="Header"/>
+            <w:widowControl w:val="false"/>
+            <w:tabs>
+              <w:tab w:val="clear" w:pos="0"/>
+              <w:tab w:val="right" w:pos="8222" w:leader="none"/>
+            </w:tabs>
+            <w:ind w:left="-108" w:hanging="0"/>
+            <w:rPr/>
+          </w:pPr>
+          <w:r>
+            <w:rPr>
+              <w:color w:val="999999"/>
+            </w:rPr>
+            <w:t>Introduction to DWH and ETL</w:t>
+          </w:r>
+        </w:p>
+      </w:tc>
+      <w:tc>
+        <w:tcPr>
+          <w:tcW w:w="1377" w:type="dxa"/>
+          <w:tcBorders/>
+          <w:vAlign w:val="center"/>
+        </w:tcPr>
+        <w:p>
+          <w:pPr>
+            <w:pStyle w:val="Header"/>
+            <w:widowControl w:val="false"/>
+            <w:rPr/>
+          </w:pPr>
+          <w:r>
+            <w:rPr/>
+          </w:r>
+        </w:p>
+      </w:tc>
+    </w:tr>
+    <w:tr>
+      <w:trPr>
+        <w:trHeight w:val="340" w:hRule="atLeast"/>
+      </w:trPr>
+      <w:tc>
+        <w:tcPr>
+          <w:tcW w:w="8120" w:type="dxa"/>
+          <w:tcBorders/>
+          <w:vAlign w:val="center"/>
+        </w:tcPr>
+        <w:p>
+          <w:pPr>
+            <w:pStyle w:val="Header"/>
+            <w:widowControl w:val="false"/>
+            <w:tabs>
+              <w:tab w:val="clear" w:pos="0"/>
+              <w:tab w:val="right" w:pos="8222" w:leader="none"/>
+            </w:tabs>
+            <w:rPr/>
+          </w:pPr>
+          <w:r>
+            <w:rPr/>
+            <w:t>Business Template</w:t>
+          </w:r>
+        </w:p>
+      </w:tc>
+      <w:tc>
+        <w:tcPr>
+          <w:tcW w:w="1377" w:type="dxa"/>
+          <w:tcBorders/>
+          <w:vAlign w:val="center"/>
+        </w:tcPr>
+        <w:p>
+          <w:pPr>
+            <w:pStyle w:val="Header"/>
+            <w:widowControl w:val="false"/>
+            <w:jc w:val="right"/>
+            <w:rPr/>
+          </w:pPr>
+          <w:r>
+            <w:rPr/>
+            <w:drawing>
+              <wp:inline distT="0" distB="0" distL="0" distR="0">
+                <wp:extent cx="461010" cy="158750"/>
+                <wp:effectExtent l="0" t="0" r="0" b="0"/>
+                <wp:docPr id="15" name="Image8" descr=""/>
+                <wp:cNvGraphicFramePr>
+                  <a:graphicFrameLocks xmlns:a="http://schemas.openxmlformats.org/drawingml/2006/main" noChangeAspect="1"/>
+                </wp:cNvGraphicFramePr>
+                <a:graphic xmlns:a="http://schemas.openxmlformats.org/drawingml/2006/main">
+                  <a:graphicData uri="http://schemas.openxmlformats.org/drawingml/2006/picture">
+                    <pic:pic xmlns:pic="http://schemas.openxmlformats.org/drawingml/2006/picture">
+                      <pic:nvPicPr>
+                        <pic:cNvPr id="15" name="Image8" descr=""/>
+                        <pic:cNvPicPr>
+                          <a:picLocks noChangeAspect="1" noChangeArrowheads="1"/>
+                        </pic:cNvPicPr>
+                      </pic:nvPicPr>
+                      <pic:blipFill>
+                        <a:blip r:embed="rId1"/>
+                        <a:stretch>
+                          <a:fillRect/>
+                        </a:stretch>
+                      </pic:blipFill>
+                      <pic:spPr bwMode="auto">
+                        <a:xfrm>
+                          <a:off x="0" y="0"/>
+                          <a:ext cx="461010" cy="158750"/>
+                        </a:xfrm>
+                        <a:prstGeom prst="rect">
+                          <a:avLst/>
+                        </a:prstGeom>
+                      </pic:spPr>
+                    </pic:pic>
+                  </a:graphicData>
+                </a:graphic>
+              </wp:inline>
+            </w:drawing>
+          </w:r>
+        </w:p>
+      </w:tc>
+    </w:tr>
+  </w:tbl>
+  <w:p>
+    <w:pPr>
+      <w:pStyle w:val="Header"/>
+      <w:rPr>
+        <w:sz w:val="16"/>
+        <w:szCs w:val="16"/>
+      </w:rPr>
+    </w:pPr>
+    <w:r>
+      <w:rPr>
+        <w:sz w:val="16"/>
+        <w:szCs w:val="16"/>
+      </w:rPr>
+      <mc:AlternateContent>
+        <mc:Choice Requires="wps">
+          <w:drawing>
+            <wp:anchor behindDoc="1" distT="13335" distB="12700" distL="635" distR="0" simplePos="0" locked="0" layoutInCell="0" allowOverlap="1" relativeHeight="57" wp14:anchorId="14C731A7">
+              <wp:simplePos x="0" y="0"/>
+              <wp:positionH relativeFrom="column">
+                <wp:posOffset>5715</wp:posOffset>
+              </wp:positionH>
+              <wp:positionV relativeFrom="paragraph">
+                <wp:posOffset>12700</wp:posOffset>
+              </wp:positionV>
+              <wp:extent cx="5952490" cy="635"/>
+              <wp:effectExtent l="635" t="13335" r="0" b="12700"/>
+              <wp:wrapNone/>
+              <wp:docPr id="16" name="Straight Connector 7"/>
               <a:graphic xmlns:a="http://schemas.openxmlformats.org/drawingml/2006/main">
                 <a:graphicData uri="http://schemas.microsoft.com/office/word/2010/wordprocessingShape">
                   <wps:wsp>
@@ -53236,11 +54049,15 @@
         <w:ind w:left="2160" w:hanging="720"/>
       </w:pPr>
       <w:rPr>
-        <w:sz w:val="28"/>
+        <w:caps/>
+        <w:sz w:val="24"/>
         <w:i w:val="false"/>
         <w:b w:val="false"/>
-        <w:rFonts w:ascii="Arial Black" w:hAnsi="Arial Black"/>
-        <w:color w:val="464547"/>
+        <w:kern w:val="0"/>
+        <w:szCs w:val="20"/>
+        <w:rFonts w:ascii="Arial Black" w:hAnsi="Arial Black" w:eastAsia="Times New Roman" w:cs="Times New Roman"/>
+        <w:color w:val="1A9CB0"/>
+        <w:lang w:val="en-US" w:eastAsia="en-US" w:bidi="ar-SA"/>
       </w:rPr>
     </w:lvl>
     <w:lvl w:ilvl="1">
